--- a/docs/2. 需求分析规格说明书-11组.docx
+++ b/docs/2. 需求分析规格说明书-11组.docx
@@ -45,6 +45,8 @@
                 <w:caps w:val="0"/>
               </w:rPr>
             </w:pPr>
+            <w:bookmarkStart w:id="45" w:name="_GoBack"/>
+            <w:bookmarkEnd w:id="45"/>
             <w:r>
               <w:rPr>
                 <w:rFonts w:hint="eastAsia" w:ascii="Times New Roman" w:hAnsi="Times New Roman" w:eastAsia="华文隶书" w:cs="Times New Roman"/>
@@ -1032,7 +1034,22 @@
           </w:tcPr>
           <w:p>
             <w:pPr>
+              <w:keepNext w:val="0"/>
+              <w:keepLines w:val="0"/>
+              <w:pageBreakBefore w:val="0"/>
+              <w:widowControl w:val="0"/>
+              <w:kinsoku/>
+              <w:wordWrap/>
+              <w:overflowPunct/>
+              <w:topLinePunct w:val="0"/>
+              <w:autoSpaceDE/>
+              <w:autoSpaceDN/>
+              <w:bidi w:val="0"/>
+              <w:adjustRightInd/>
+              <w:snapToGrid/>
+              <w:ind w:firstLine="0" w:firstLineChars="0"/>
               <w:jc w:val="center"/>
+              <w:textAlignment w:val="auto"/>
               <w:rPr>
                 <w:rFonts w:ascii="Times New Roman" w:hAnsi="Times New Roman"/>
                 <w:b/>
@@ -1060,7 +1077,22 @@
           </w:tcPr>
           <w:p>
             <w:pPr>
+              <w:keepNext w:val="0"/>
+              <w:keepLines w:val="0"/>
+              <w:pageBreakBefore w:val="0"/>
+              <w:widowControl w:val="0"/>
+              <w:kinsoku/>
+              <w:wordWrap/>
+              <w:overflowPunct/>
+              <w:topLinePunct w:val="0"/>
+              <w:autoSpaceDE/>
+              <w:autoSpaceDN/>
+              <w:bidi w:val="0"/>
+              <w:adjustRightInd/>
+              <w:snapToGrid/>
+              <w:ind w:firstLine="0" w:firstLineChars="0"/>
               <w:jc w:val="center"/>
+              <w:textAlignment w:val="auto"/>
               <w:rPr>
                 <w:rFonts w:ascii="Times New Roman" w:hAnsi="Times New Roman"/>
                 <w:b/>
@@ -1088,7 +1120,22 @@
           </w:tcPr>
           <w:p>
             <w:pPr>
+              <w:keepNext w:val="0"/>
+              <w:keepLines w:val="0"/>
+              <w:pageBreakBefore w:val="0"/>
+              <w:widowControl w:val="0"/>
+              <w:kinsoku/>
+              <w:wordWrap/>
+              <w:overflowPunct/>
+              <w:topLinePunct w:val="0"/>
+              <w:autoSpaceDE/>
+              <w:autoSpaceDN/>
+              <w:bidi w:val="0"/>
+              <w:adjustRightInd/>
+              <w:snapToGrid/>
+              <w:ind w:firstLine="0" w:firstLineChars="0"/>
               <w:jc w:val="center"/>
+              <w:textAlignment w:val="auto"/>
               <w:rPr>
                 <w:rFonts w:ascii="Times New Roman" w:hAnsi="Times New Roman"/>
                 <w:b/>
@@ -1116,7 +1163,22 @@
           </w:tcPr>
           <w:p>
             <w:pPr>
+              <w:keepNext w:val="0"/>
+              <w:keepLines w:val="0"/>
+              <w:pageBreakBefore w:val="0"/>
+              <w:widowControl w:val="0"/>
+              <w:kinsoku/>
+              <w:wordWrap/>
+              <w:overflowPunct/>
+              <w:topLinePunct w:val="0"/>
+              <w:autoSpaceDE/>
+              <w:autoSpaceDN/>
+              <w:bidi w:val="0"/>
+              <w:adjustRightInd/>
+              <w:snapToGrid/>
+              <w:ind w:firstLine="0" w:firstLineChars="0"/>
               <w:jc w:val="center"/>
+              <w:textAlignment w:val="auto"/>
               <w:rPr>
                 <w:rFonts w:hint="eastAsia" w:ascii="Times New Roman" w:hAnsi="Times New Roman"/>
                 <w:b/>
@@ -1162,7 +1224,22 @@
           </w:tcPr>
           <w:p>
             <w:pPr>
+              <w:keepNext w:val="0"/>
+              <w:keepLines w:val="0"/>
+              <w:pageBreakBefore w:val="0"/>
+              <w:widowControl w:val="0"/>
+              <w:kinsoku/>
+              <w:wordWrap/>
+              <w:overflowPunct/>
+              <w:topLinePunct w:val="0"/>
+              <w:autoSpaceDE/>
+              <w:autoSpaceDN/>
+              <w:bidi w:val="0"/>
+              <w:adjustRightInd/>
+              <w:snapToGrid/>
+              <w:ind w:firstLine="0" w:firstLineChars="0"/>
               <w:jc w:val="center"/>
+              <w:textAlignment w:val="auto"/>
               <w:rPr>
                 <w:rFonts w:hint="eastAsia" w:ascii="Times New Roman" w:hAnsi="Times New Roman"/>
                 <w:caps w:val="0"/>
@@ -1186,7 +1263,22 @@
           </w:tcPr>
           <w:p>
             <w:pPr>
+              <w:keepNext w:val="0"/>
+              <w:keepLines w:val="0"/>
+              <w:pageBreakBefore w:val="0"/>
+              <w:widowControl w:val="0"/>
+              <w:kinsoku/>
+              <w:wordWrap/>
+              <w:overflowPunct/>
+              <w:topLinePunct w:val="0"/>
+              <w:autoSpaceDE/>
+              <w:autoSpaceDN/>
+              <w:bidi w:val="0"/>
+              <w:adjustRightInd/>
+              <w:snapToGrid/>
+              <w:ind w:firstLine="0" w:firstLineChars="0"/>
               <w:jc w:val="center"/>
+              <w:textAlignment w:val="auto"/>
               <w:rPr>
                 <w:rFonts w:hint="eastAsia" w:ascii="Times New Roman" w:hAnsi="Times New Roman" w:eastAsia="宋体"/>
                 <w:caps w:val="0"/>
@@ -1212,7 +1304,22 @@
           </w:tcPr>
           <w:p>
             <w:pPr>
+              <w:keepNext w:val="0"/>
+              <w:keepLines w:val="0"/>
+              <w:pageBreakBefore w:val="0"/>
+              <w:widowControl w:val="0"/>
+              <w:kinsoku/>
+              <w:wordWrap/>
+              <w:overflowPunct/>
+              <w:topLinePunct w:val="0"/>
+              <w:autoSpaceDE/>
+              <w:autoSpaceDN/>
+              <w:bidi w:val="0"/>
+              <w:adjustRightInd/>
+              <w:snapToGrid/>
+              <w:ind w:firstLine="0" w:firstLineChars="0"/>
               <w:jc w:val="center"/>
+              <w:textAlignment w:val="auto"/>
               <w:rPr>
                 <w:rFonts w:hint="default" w:ascii="Times New Roman" w:hAnsi="Times New Roman" w:eastAsia="宋体"/>
                 <w:caps w:val="0"/>
@@ -1237,6 +1344,21 @@
           </w:tcPr>
           <w:p>
             <w:pPr>
+              <w:keepNext w:val="0"/>
+              <w:keepLines w:val="0"/>
+              <w:pageBreakBefore w:val="0"/>
+              <w:widowControl w:val="0"/>
+              <w:kinsoku/>
+              <w:wordWrap/>
+              <w:overflowPunct/>
+              <w:topLinePunct w:val="0"/>
+              <w:autoSpaceDE/>
+              <w:autoSpaceDN/>
+              <w:bidi w:val="0"/>
+              <w:adjustRightInd/>
+              <w:snapToGrid/>
+              <w:ind w:firstLine="0" w:firstLineChars="0"/>
+              <w:textAlignment w:val="auto"/>
               <w:rPr>
                 <w:rFonts w:hint="eastAsia" w:ascii="Times New Roman" w:hAnsi="Times New Roman"/>
                 <w:caps w:val="0"/>
@@ -1286,7 +1408,22 @@
           </w:tcPr>
           <w:p>
             <w:pPr>
+              <w:keepNext w:val="0"/>
+              <w:keepLines w:val="0"/>
+              <w:pageBreakBefore w:val="0"/>
+              <w:widowControl w:val="0"/>
+              <w:kinsoku/>
+              <w:wordWrap/>
+              <w:overflowPunct/>
+              <w:topLinePunct w:val="0"/>
+              <w:autoSpaceDE/>
+              <w:autoSpaceDN/>
+              <w:bidi w:val="0"/>
+              <w:adjustRightInd/>
+              <w:snapToGrid/>
+              <w:ind w:firstLine="0" w:firstLineChars="0"/>
               <w:jc w:val="center"/>
+              <w:textAlignment w:val="auto"/>
               <w:rPr>
                 <w:rFonts w:hint="eastAsia" w:ascii="Times New Roman" w:hAnsi="Times New Roman"/>
                 <w:caps w:val="0"/>
@@ -1303,7 +1440,22 @@
           </w:tcPr>
           <w:p>
             <w:pPr>
+              <w:keepNext w:val="0"/>
+              <w:keepLines w:val="0"/>
+              <w:pageBreakBefore w:val="0"/>
+              <w:widowControl w:val="0"/>
+              <w:kinsoku/>
+              <w:wordWrap/>
+              <w:overflowPunct/>
+              <w:topLinePunct w:val="0"/>
+              <w:autoSpaceDE/>
+              <w:autoSpaceDN/>
+              <w:bidi w:val="0"/>
+              <w:adjustRightInd/>
+              <w:snapToGrid/>
+              <w:ind w:firstLine="0" w:firstLineChars="0"/>
               <w:jc w:val="center"/>
+              <w:textAlignment w:val="auto"/>
               <w:rPr>
                 <w:rFonts w:hint="eastAsia" w:ascii="Times New Roman" w:hAnsi="Times New Roman"/>
                 <w:caps w:val="0"/>
@@ -1320,7 +1472,22 @@
           </w:tcPr>
           <w:p>
             <w:pPr>
+              <w:keepNext w:val="0"/>
+              <w:keepLines w:val="0"/>
+              <w:pageBreakBefore w:val="0"/>
+              <w:widowControl w:val="0"/>
+              <w:kinsoku/>
+              <w:wordWrap/>
+              <w:overflowPunct/>
+              <w:topLinePunct w:val="0"/>
+              <w:autoSpaceDE/>
+              <w:autoSpaceDN/>
+              <w:bidi w:val="0"/>
+              <w:adjustRightInd/>
+              <w:snapToGrid/>
+              <w:ind w:firstLine="0" w:firstLineChars="0"/>
               <w:jc w:val="center"/>
+              <w:textAlignment w:val="auto"/>
               <w:rPr>
                 <w:rFonts w:hint="eastAsia" w:ascii="Times New Roman" w:hAnsi="Times New Roman"/>
                 <w:caps w:val="0"/>
@@ -1336,6 +1503,21 @@
           </w:tcPr>
           <w:p>
             <w:pPr>
+              <w:keepNext w:val="0"/>
+              <w:keepLines w:val="0"/>
+              <w:pageBreakBefore w:val="0"/>
+              <w:widowControl w:val="0"/>
+              <w:kinsoku/>
+              <w:wordWrap/>
+              <w:overflowPunct/>
+              <w:topLinePunct w:val="0"/>
+              <w:autoSpaceDE/>
+              <w:autoSpaceDN/>
+              <w:bidi w:val="0"/>
+              <w:adjustRightInd/>
+              <w:snapToGrid/>
+              <w:ind w:firstLine="0" w:firstLineChars="0"/>
+              <w:textAlignment w:val="auto"/>
               <w:rPr>
                 <w:rFonts w:hint="eastAsia" w:ascii="Times New Roman" w:hAnsi="Times New Roman"/>
                 <w:caps w:val="0"/>
@@ -1385,7 +1567,22 @@
           </w:tcPr>
           <w:p>
             <w:pPr>
+              <w:keepNext w:val="0"/>
+              <w:keepLines w:val="0"/>
+              <w:pageBreakBefore w:val="0"/>
+              <w:widowControl w:val="0"/>
+              <w:kinsoku/>
+              <w:wordWrap/>
+              <w:overflowPunct/>
+              <w:topLinePunct w:val="0"/>
+              <w:autoSpaceDE/>
+              <w:autoSpaceDN/>
+              <w:bidi w:val="0"/>
+              <w:adjustRightInd/>
+              <w:snapToGrid/>
+              <w:ind w:firstLine="0" w:firstLineChars="0"/>
               <w:jc w:val="center"/>
+              <w:textAlignment w:val="auto"/>
               <w:rPr>
                 <w:rFonts w:hint="eastAsia" w:ascii="Times New Roman" w:hAnsi="Times New Roman"/>
                 <w:caps w:val="0"/>
@@ -1402,7 +1599,22 @@
           </w:tcPr>
           <w:p>
             <w:pPr>
+              <w:keepNext w:val="0"/>
+              <w:keepLines w:val="0"/>
+              <w:pageBreakBefore w:val="0"/>
+              <w:widowControl w:val="0"/>
+              <w:kinsoku/>
+              <w:wordWrap/>
+              <w:overflowPunct/>
+              <w:topLinePunct w:val="0"/>
+              <w:autoSpaceDE/>
+              <w:autoSpaceDN/>
+              <w:bidi w:val="0"/>
+              <w:adjustRightInd/>
+              <w:snapToGrid/>
+              <w:ind w:firstLine="0" w:firstLineChars="0"/>
               <w:jc w:val="center"/>
+              <w:textAlignment w:val="auto"/>
               <w:rPr>
                 <w:rFonts w:hint="eastAsia" w:ascii="Times New Roman" w:hAnsi="Times New Roman"/>
                 <w:caps w:val="0"/>
@@ -1419,7 +1631,22 @@
           </w:tcPr>
           <w:p>
             <w:pPr>
+              <w:keepNext w:val="0"/>
+              <w:keepLines w:val="0"/>
+              <w:pageBreakBefore w:val="0"/>
+              <w:widowControl w:val="0"/>
+              <w:kinsoku/>
+              <w:wordWrap/>
+              <w:overflowPunct/>
+              <w:topLinePunct w:val="0"/>
+              <w:autoSpaceDE/>
+              <w:autoSpaceDN/>
+              <w:bidi w:val="0"/>
+              <w:adjustRightInd/>
+              <w:snapToGrid/>
+              <w:ind w:firstLine="0" w:firstLineChars="0"/>
               <w:jc w:val="center"/>
+              <w:textAlignment w:val="auto"/>
               <w:rPr>
                 <w:rFonts w:hint="eastAsia" w:ascii="Times New Roman" w:hAnsi="Times New Roman"/>
                 <w:caps w:val="0"/>
@@ -1435,6 +1662,21 @@
           </w:tcPr>
           <w:p>
             <w:pPr>
+              <w:keepNext w:val="0"/>
+              <w:keepLines w:val="0"/>
+              <w:pageBreakBefore w:val="0"/>
+              <w:widowControl w:val="0"/>
+              <w:kinsoku/>
+              <w:wordWrap/>
+              <w:overflowPunct/>
+              <w:topLinePunct w:val="0"/>
+              <w:autoSpaceDE/>
+              <w:autoSpaceDN/>
+              <w:bidi w:val="0"/>
+              <w:adjustRightInd/>
+              <w:snapToGrid/>
+              <w:ind w:firstLine="0" w:firstLineChars="0"/>
+              <w:textAlignment w:val="auto"/>
               <w:rPr>
                 <w:rFonts w:hint="default" w:ascii="Times New Roman" w:hAnsi="Times New Roman"/>
                 <w:caps w:val="0"/>
@@ -1481,7 +1723,22 @@
           </w:tcPr>
           <w:p>
             <w:pPr>
+              <w:keepNext w:val="0"/>
+              <w:keepLines w:val="0"/>
+              <w:pageBreakBefore w:val="0"/>
+              <w:widowControl w:val="0"/>
+              <w:kinsoku/>
+              <w:wordWrap/>
+              <w:overflowPunct/>
+              <w:topLinePunct w:val="0"/>
+              <w:autoSpaceDE/>
+              <w:autoSpaceDN/>
+              <w:bidi w:val="0"/>
+              <w:adjustRightInd/>
+              <w:snapToGrid/>
+              <w:ind w:firstLine="0" w:firstLineChars="0"/>
               <w:jc w:val="center"/>
+              <w:textAlignment w:val="auto"/>
               <w:rPr>
                 <w:rFonts w:hint="eastAsia" w:ascii="Times New Roman" w:hAnsi="Times New Roman"/>
                 <w:caps w:val="0"/>
@@ -1498,7 +1755,22 @@
           </w:tcPr>
           <w:p>
             <w:pPr>
+              <w:keepNext w:val="0"/>
+              <w:keepLines w:val="0"/>
+              <w:pageBreakBefore w:val="0"/>
+              <w:widowControl w:val="0"/>
+              <w:kinsoku/>
+              <w:wordWrap/>
+              <w:overflowPunct/>
+              <w:topLinePunct w:val="0"/>
+              <w:autoSpaceDE/>
+              <w:autoSpaceDN/>
+              <w:bidi w:val="0"/>
+              <w:adjustRightInd/>
+              <w:snapToGrid/>
+              <w:ind w:firstLine="0" w:firstLineChars="0"/>
               <w:jc w:val="center"/>
+              <w:textAlignment w:val="auto"/>
               <w:rPr>
                 <w:rFonts w:hint="eastAsia" w:ascii="Times New Roman" w:hAnsi="Times New Roman"/>
                 <w:caps w:val="0"/>
@@ -1515,7 +1787,22 @@
           </w:tcPr>
           <w:p>
             <w:pPr>
+              <w:keepNext w:val="0"/>
+              <w:keepLines w:val="0"/>
+              <w:pageBreakBefore w:val="0"/>
+              <w:widowControl w:val="0"/>
+              <w:kinsoku/>
+              <w:wordWrap/>
+              <w:overflowPunct/>
+              <w:topLinePunct w:val="0"/>
+              <w:autoSpaceDE/>
+              <w:autoSpaceDN/>
+              <w:bidi w:val="0"/>
+              <w:adjustRightInd/>
+              <w:snapToGrid/>
+              <w:ind w:firstLine="0" w:firstLineChars="0"/>
               <w:jc w:val="center"/>
+              <w:textAlignment w:val="auto"/>
               <w:rPr>
                 <w:rFonts w:ascii="Times New Roman" w:hAnsi="Times New Roman"/>
                 <w:caps w:val="0"/>
@@ -1531,6 +1818,21 @@
           </w:tcPr>
           <w:p>
             <w:pPr>
+              <w:keepNext w:val="0"/>
+              <w:keepLines w:val="0"/>
+              <w:pageBreakBefore w:val="0"/>
+              <w:widowControl w:val="0"/>
+              <w:kinsoku/>
+              <w:wordWrap/>
+              <w:overflowPunct/>
+              <w:topLinePunct w:val="0"/>
+              <w:autoSpaceDE/>
+              <w:autoSpaceDN/>
+              <w:bidi w:val="0"/>
+              <w:adjustRightInd/>
+              <w:snapToGrid/>
+              <w:ind w:firstLine="0" w:firstLineChars="0"/>
+              <w:textAlignment w:val="auto"/>
               <w:rPr>
                 <w:rFonts w:hint="eastAsia" w:ascii="Times New Roman" w:hAnsi="Times New Roman"/>
                 <w:caps w:val="0"/>
@@ -1575,7 +1877,22 @@
           </w:tcPr>
           <w:p>
             <w:pPr>
+              <w:keepNext w:val="0"/>
+              <w:keepLines w:val="0"/>
+              <w:pageBreakBefore w:val="0"/>
+              <w:widowControl w:val="0"/>
+              <w:kinsoku/>
+              <w:wordWrap/>
+              <w:overflowPunct/>
+              <w:topLinePunct w:val="0"/>
+              <w:autoSpaceDE/>
+              <w:autoSpaceDN/>
+              <w:bidi w:val="0"/>
+              <w:adjustRightInd/>
+              <w:snapToGrid/>
+              <w:ind w:firstLine="0" w:firstLineChars="0"/>
               <w:jc w:val="center"/>
+              <w:textAlignment w:val="auto"/>
               <w:rPr>
                 <w:rFonts w:hint="eastAsia" w:ascii="Times New Roman" w:hAnsi="Times New Roman"/>
                 <w:caps w:val="0"/>
@@ -1592,7 +1909,22 @@
           </w:tcPr>
           <w:p>
             <w:pPr>
+              <w:keepNext w:val="0"/>
+              <w:keepLines w:val="0"/>
+              <w:pageBreakBefore w:val="0"/>
+              <w:widowControl w:val="0"/>
+              <w:kinsoku/>
+              <w:wordWrap/>
+              <w:overflowPunct/>
+              <w:topLinePunct w:val="0"/>
+              <w:autoSpaceDE/>
+              <w:autoSpaceDN/>
+              <w:bidi w:val="0"/>
+              <w:adjustRightInd/>
+              <w:snapToGrid/>
+              <w:ind w:firstLine="0" w:firstLineChars="0"/>
               <w:jc w:val="center"/>
+              <w:textAlignment w:val="auto"/>
               <w:rPr>
                 <w:rFonts w:hint="eastAsia" w:ascii="Times New Roman" w:hAnsi="Times New Roman"/>
                 <w:caps w:val="0"/>
@@ -1609,7 +1941,22 @@
           </w:tcPr>
           <w:p>
             <w:pPr>
+              <w:keepNext w:val="0"/>
+              <w:keepLines w:val="0"/>
+              <w:pageBreakBefore w:val="0"/>
+              <w:widowControl w:val="0"/>
+              <w:kinsoku/>
+              <w:wordWrap/>
+              <w:overflowPunct/>
+              <w:topLinePunct w:val="0"/>
+              <w:autoSpaceDE/>
+              <w:autoSpaceDN/>
+              <w:bidi w:val="0"/>
+              <w:adjustRightInd/>
+              <w:snapToGrid/>
+              <w:ind w:firstLine="0" w:firstLineChars="0"/>
               <w:jc w:val="center"/>
+              <w:textAlignment w:val="auto"/>
               <w:rPr>
                 <w:rFonts w:hint="eastAsia" w:ascii="Times New Roman" w:hAnsi="Times New Roman"/>
                 <w:caps w:val="0"/>
@@ -1625,6 +1972,21 @@
           </w:tcPr>
           <w:p>
             <w:pPr>
+              <w:keepNext w:val="0"/>
+              <w:keepLines w:val="0"/>
+              <w:pageBreakBefore w:val="0"/>
+              <w:widowControl w:val="0"/>
+              <w:kinsoku/>
+              <w:wordWrap/>
+              <w:overflowPunct/>
+              <w:topLinePunct w:val="0"/>
+              <w:autoSpaceDE/>
+              <w:autoSpaceDN/>
+              <w:bidi w:val="0"/>
+              <w:adjustRightInd/>
+              <w:snapToGrid/>
+              <w:ind w:firstLine="0" w:firstLineChars="0"/>
+              <w:textAlignment w:val="auto"/>
               <w:rPr>
                 <w:rFonts w:hint="default" w:ascii="Times New Roman" w:hAnsi="Times New Roman" w:eastAsia="宋体"/>
                 <w:caps w:val="0"/>
@@ -1671,7 +2033,22 @@
           </w:tcPr>
           <w:p>
             <w:pPr>
+              <w:keepNext w:val="0"/>
+              <w:keepLines w:val="0"/>
+              <w:pageBreakBefore w:val="0"/>
+              <w:widowControl w:val="0"/>
+              <w:kinsoku/>
+              <w:wordWrap/>
+              <w:overflowPunct/>
+              <w:topLinePunct w:val="0"/>
+              <w:autoSpaceDE/>
+              <w:autoSpaceDN/>
+              <w:bidi w:val="0"/>
+              <w:adjustRightInd/>
+              <w:snapToGrid/>
+              <w:ind w:firstLine="0" w:firstLineChars="0"/>
               <w:jc w:val="center"/>
+              <w:textAlignment w:val="auto"/>
               <w:rPr>
                 <w:rFonts w:hint="eastAsia" w:ascii="Times New Roman" w:hAnsi="Times New Roman"/>
                 <w:caps w:val="0"/>
@@ -1688,7 +2065,22 @@
           </w:tcPr>
           <w:p>
             <w:pPr>
+              <w:keepNext w:val="0"/>
+              <w:keepLines w:val="0"/>
+              <w:pageBreakBefore w:val="0"/>
+              <w:widowControl w:val="0"/>
+              <w:kinsoku/>
+              <w:wordWrap/>
+              <w:overflowPunct/>
+              <w:topLinePunct w:val="0"/>
+              <w:autoSpaceDE/>
+              <w:autoSpaceDN/>
+              <w:bidi w:val="0"/>
+              <w:adjustRightInd/>
+              <w:snapToGrid/>
+              <w:ind w:firstLine="0" w:firstLineChars="0"/>
               <w:jc w:val="center"/>
+              <w:textAlignment w:val="auto"/>
               <w:rPr>
                 <w:rFonts w:hint="eastAsia" w:ascii="Times New Roman" w:hAnsi="Times New Roman"/>
                 <w:caps w:val="0"/>
@@ -1705,7 +2097,22 @@
           </w:tcPr>
           <w:p>
             <w:pPr>
+              <w:keepNext w:val="0"/>
+              <w:keepLines w:val="0"/>
+              <w:pageBreakBefore w:val="0"/>
+              <w:widowControl w:val="0"/>
+              <w:kinsoku/>
+              <w:wordWrap/>
+              <w:overflowPunct/>
+              <w:topLinePunct w:val="0"/>
+              <w:autoSpaceDE/>
+              <w:autoSpaceDN/>
+              <w:bidi w:val="0"/>
+              <w:adjustRightInd/>
+              <w:snapToGrid/>
+              <w:ind w:firstLine="0" w:firstLineChars="0"/>
               <w:jc w:val="center"/>
+              <w:textAlignment w:val="auto"/>
               <w:rPr>
                 <w:rFonts w:hint="eastAsia" w:ascii="Times New Roman" w:hAnsi="Times New Roman"/>
                 <w:caps w:val="0"/>
@@ -1721,6 +2128,21 @@
           </w:tcPr>
           <w:p>
             <w:pPr>
+              <w:keepNext w:val="0"/>
+              <w:keepLines w:val="0"/>
+              <w:pageBreakBefore w:val="0"/>
+              <w:widowControl w:val="0"/>
+              <w:kinsoku/>
+              <w:wordWrap/>
+              <w:overflowPunct/>
+              <w:topLinePunct w:val="0"/>
+              <w:autoSpaceDE/>
+              <w:autoSpaceDN/>
+              <w:bidi w:val="0"/>
+              <w:adjustRightInd/>
+              <w:snapToGrid/>
+              <w:ind w:firstLine="0" w:firstLineChars="0"/>
+              <w:textAlignment w:val="auto"/>
               <w:rPr>
                 <w:rFonts w:hint="default" w:ascii="Times New Roman" w:hAnsi="Times New Roman"/>
                 <w:caps w:val="0"/>
@@ -1764,7 +2186,22 @@
           </w:tcPr>
           <w:p>
             <w:pPr>
+              <w:keepNext w:val="0"/>
+              <w:keepLines w:val="0"/>
+              <w:pageBreakBefore w:val="0"/>
+              <w:widowControl w:val="0"/>
+              <w:kinsoku/>
+              <w:wordWrap/>
+              <w:overflowPunct/>
+              <w:topLinePunct w:val="0"/>
+              <w:autoSpaceDE/>
+              <w:autoSpaceDN/>
+              <w:bidi w:val="0"/>
+              <w:adjustRightInd/>
+              <w:snapToGrid/>
+              <w:ind w:firstLine="0" w:firstLineChars="0"/>
               <w:jc w:val="center"/>
+              <w:textAlignment w:val="auto"/>
               <w:rPr>
                 <w:rFonts w:hint="default" w:ascii="Times New Roman" w:hAnsi="Times New Roman" w:eastAsia="宋体"/>
                 <w:caps w:val="0"/>
@@ -1790,7 +2227,22 @@
           </w:tcPr>
           <w:p>
             <w:pPr>
+              <w:keepNext w:val="0"/>
+              <w:keepLines w:val="0"/>
+              <w:pageBreakBefore w:val="0"/>
+              <w:widowControl w:val="0"/>
+              <w:kinsoku/>
+              <w:wordWrap/>
+              <w:overflowPunct/>
+              <w:topLinePunct w:val="0"/>
+              <w:autoSpaceDE/>
+              <w:autoSpaceDN/>
+              <w:bidi w:val="0"/>
+              <w:adjustRightInd/>
+              <w:snapToGrid/>
+              <w:ind w:firstLine="0" w:firstLineChars="0"/>
               <w:jc w:val="center"/>
+              <w:textAlignment w:val="auto"/>
               <w:rPr>
                 <w:rFonts w:hint="default" w:ascii="Times New Roman" w:hAnsi="Times New Roman" w:eastAsia="宋体"/>
                 <w:caps w:val="0"/>
@@ -1816,7 +2268,22 @@
           </w:tcPr>
           <w:p>
             <w:pPr>
+              <w:keepNext w:val="0"/>
+              <w:keepLines w:val="0"/>
+              <w:pageBreakBefore w:val="0"/>
+              <w:widowControl w:val="0"/>
+              <w:kinsoku/>
+              <w:wordWrap/>
+              <w:overflowPunct/>
+              <w:topLinePunct w:val="0"/>
+              <w:autoSpaceDE/>
+              <w:autoSpaceDN/>
+              <w:bidi w:val="0"/>
+              <w:adjustRightInd/>
+              <w:snapToGrid/>
+              <w:ind w:firstLine="0" w:firstLineChars="0"/>
               <w:jc w:val="center"/>
+              <w:textAlignment w:val="auto"/>
               <w:rPr>
                 <w:rFonts w:hint="default" w:ascii="Times New Roman" w:hAnsi="Times New Roman" w:eastAsia="宋体"/>
                 <w:caps w:val="0"/>
@@ -1841,6 +2308,21 @@
           </w:tcPr>
           <w:p>
             <w:pPr>
+              <w:keepNext w:val="0"/>
+              <w:keepLines w:val="0"/>
+              <w:pageBreakBefore w:val="0"/>
+              <w:widowControl w:val="0"/>
+              <w:kinsoku/>
+              <w:wordWrap/>
+              <w:overflowPunct/>
+              <w:topLinePunct w:val="0"/>
+              <w:autoSpaceDE/>
+              <w:autoSpaceDN/>
+              <w:bidi w:val="0"/>
+              <w:adjustRightInd/>
+              <w:snapToGrid/>
+              <w:ind w:firstLine="0" w:firstLineChars="0"/>
+              <w:textAlignment w:val="auto"/>
               <w:rPr>
                 <w:rFonts w:hint="eastAsia" w:ascii="Times New Roman" w:hAnsi="Times New Roman" w:eastAsia="宋体" w:cs="Times New Roman"/>
                 <w:caps w:val="0"/>
@@ -1886,6 +2368,21 @@
           </w:tcPr>
           <w:p>
             <w:pPr>
+              <w:keepNext w:val="0"/>
+              <w:keepLines w:val="0"/>
+              <w:pageBreakBefore w:val="0"/>
+              <w:widowControl w:val="0"/>
+              <w:kinsoku/>
+              <w:wordWrap/>
+              <w:overflowPunct/>
+              <w:topLinePunct w:val="0"/>
+              <w:autoSpaceDE/>
+              <w:autoSpaceDN/>
+              <w:bidi w:val="0"/>
+              <w:adjustRightInd/>
+              <w:snapToGrid/>
+              <w:ind w:firstLine="0" w:firstLineChars="0"/>
+              <w:textAlignment w:val="auto"/>
               <w:rPr>
                 <w:rFonts w:hint="eastAsia" w:ascii="Times New Roman" w:hAnsi="Times New Roman"/>
                 <w:caps w:val="0"/>
@@ -1903,7 +2400,22 @@
           </w:tcPr>
           <w:p>
             <w:pPr>
+              <w:keepNext w:val="0"/>
+              <w:keepLines w:val="0"/>
+              <w:pageBreakBefore w:val="0"/>
+              <w:widowControl w:val="0"/>
+              <w:kinsoku/>
+              <w:wordWrap/>
+              <w:overflowPunct/>
+              <w:topLinePunct w:val="0"/>
+              <w:autoSpaceDE/>
+              <w:autoSpaceDN/>
+              <w:bidi w:val="0"/>
+              <w:adjustRightInd/>
+              <w:snapToGrid/>
+              <w:ind w:firstLine="0" w:firstLineChars="0"/>
               <w:jc w:val="center"/>
+              <w:textAlignment w:val="auto"/>
               <w:rPr>
                 <w:rFonts w:hint="eastAsia" w:ascii="Times New Roman" w:hAnsi="Times New Roman"/>
                 <w:caps w:val="0"/>
@@ -1921,6 +2433,21 @@
           </w:tcPr>
           <w:p>
             <w:pPr>
+              <w:keepNext w:val="0"/>
+              <w:keepLines w:val="0"/>
+              <w:pageBreakBefore w:val="0"/>
+              <w:widowControl w:val="0"/>
+              <w:kinsoku/>
+              <w:wordWrap/>
+              <w:overflowPunct/>
+              <w:topLinePunct w:val="0"/>
+              <w:autoSpaceDE/>
+              <w:autoSpaceDN/>
+              <w:bidi w:val="0"/>
+              <w:adjustRightInd/>
+              <w:snapToGrid/>
+              <w:ind w:firstLine="0" w:firstLineChars="0"/>
+              <w:textAlignment w:val="auto"/>
               <w:rPr>
                 <w:rFonts w:hint="eastAsia" w:ascii="Times New Roman" w:hAnsi="Times New Roman"/>
                 <w:caps w:val="0"/>
@@ -1937,6 +2464,21 @@
           </w:tcPr>
           <w:p>
             <w:pPr>
+              <w:keepNext w:val="0"/>
+              <w:keepLines w:val="0"/>
+              <w:pageBreakBefore w:val="0"/>
+              <w:widowControl w:val="0"/>
+              <w:kinsoku/>
+              <w:wordWrap/>
+              <w:overflowPunct/>
+              <w:topLinePunct w:val="0"/>
+              <w:autoSpaceDE/>
+              <w:autoSpaceDN/>
+              <w:bidi w:val="0"/>
+              <w:adjustRightInd/>
+              <w:snapToGrid/>
+              <w:ind w:firstLine="0" w:firstLineChars="0"/>
+              <w:textAlignment w:val="auto"/>
               <w:rPr>
                 <w:rFonts w:hint="eastAsia" w:ascii="Times New Roman" w:hAnsi="Times New Roman" w:eastAsia="宋体" w:cs="Times New Roman"/>
                 <w:caps w:val="0"/>
@@ -1989,6 +2531,21 @@
           </w:tcPr>
           <w:p>
             <w:pPr>
+              <w:keepNext w:val="0"/>
+              <w:keepLines w:val="0"/>
+              <w:pageBreakBefore w:val="0"/>
+              <w:widowControl w:val="0"/>
+              <w:kinsoku/>
+              <w:wordWrap/>
+              <w:overflowPunct/>
+              <w:topLinePunct w:val="0"/>
+              <w:autoSpaceDE/>
+              <w:autoSpaceDN/>
+              <w:bidi w:val="0"/>
+              <w:adjustRightInd/>
+              <w:snapToGrid/>
+              <w:ind w:firstLine="0" w:firstLineChars="0"/>
+              <w:textAlignment w:val="auto"/>
               <w:rPr>
                 <w:rFonts w:hint="eastAsia" w:ascii="Times New Roman" w:hAnsi="Times New Roman"/>
                 <w:caps w:val="0"/>
@@ -2006,7 +2563,22 @@
           </w:tcPr>
           <w:p>
             <w:pPr>
+              <w:keepNext w:val="0"/>
+              <w:keepLines w:val="0"/>
+              <w:pageBreakBefore w:val="0"/>
+              <w:widowControl w:val="0"/>
+              <w:kinsoku/>
+              <w:wordWrap/>
+              <w:overflowPunct/>
+              <w:topLinePunct w:val="0"/>
+              <w:autoSpaceDE/>
+              <w:autoSpaceDN/>
+              <w:bidi w:val="0"/>
+              <w:adjustRightInd/>
+              <w:snapToGrid/>
+              <w:ind w:firstLine="0" w:firstLineChars="0"/>
               <w:jc w:val="center"/>
+              <w:textAlignment w:val="auto"/>
               <w:rPr>
                 <w:rFonts w:hint="eastAsia" w:ascii="Times New Roman" w:hAnsi="Times New Roman"/>
                 <w:caps w:val="0"/>
@@ -2024,6 +2596,21 @@
           </w:tcPr>
           <w:p>
             <w:pPr>
+              <w:keepNext w:val="0"/>
+              <w:keepLines w:val="0"/>
+              <w:pageBreakBefore w:val="0"/>
+              <w:widowControl w:val="0"/>
+              <w:kinsoku/>
+              <w:wordWrap/>
+              <w:overflowPunct/>
+              <w:topLinePunct w:val="0"/>
+              <w:autoSpaceDE/>
+              <w:autoSpaceDN/>
+              <w:bidi w:val="0"/>
+              <w:adjustRightInd/>
+              <w:snapToGrid/>
+              <w:ind w:firstLine="0" w:firstLineChars="0"/>
+              <w:textAlignment w:val="auto"/>
               <w:rPr>
                 <w:rFonts w:hint="eastAsia" w:ascii="Times New Roman" w:hAnsi="Times New Roman"/>
                 <w:caps w:val="0"/>
@@ -2040,6 +2627,21 @@
           </w:tcPr>
           <w:p>
             <w:pPr>
+              <w:keepNext w:val="0"/>
+              <w:keepLines w:val="0"/>
+              <w:pageBreakBefore w:val="0"/>
+              <w:widowControl w:val="0"/>
+              <w:kinsoku/>
+              <w:wordWrap/>
+              <w:overflowPunct/>
+              <w:topLinePunct w:val="0"/>
+              <w:autoSpaceDE/>
+              <w:autoSpaceDN/>
+              <w:bidi w:val="0"/>
+              <w:adjustRightInd/>
+              <w:snapToGrid/>
+              <w:ind w:firstLine="0" w:firstLineChars="0"/>
+              <w:textAlignment w:val="auto"/>
               <w:rPr>
                 <w:rFonts w:hint="eastAsia" w:ascii="Times New Roman" w:hAnsi="Times New Roman" w:eastAsia="宋体" w:cs="Times New Roman"/>
                 <w:caps w:val="0"/>
@@ -2085,6 +2687,21 @@
           </w:tcPr>
           <w:p>
             <w:pPr>
+              <w:keepNext w:val="0"/>
+              <w:keepLines w:val="0"/>
+              <w:pageBreakBefore w:val="0"/>
+              <w:widowControl w:val="0"/>
+              <w:kinsoku/>
+              <w:wordWrap/>
+              <w:overflowPunct/>
+              <w:topLinePunct w:val="0"/>
+              <w:autoSpaceDE/>
+              <w:autoSpaceDN/>
+              <w:bidi w:val="0"/>
+              <w:adjustRightInd/>
+              <w:snapToGrid/>
+              <w:ind w:firstLine="0" w:firstLineChars="0"/>
+              <w:textAlignment w:val="auto"/>
               <w:rPr>
                 <w:rFonts w:hint="eastAsia" w:ascii="Times New Roman" w:hAnsi="Times New Roman"/>
                 <w:caps w:val="0"/>
@@ -2102,7 +2719,22 @@
           </w:tcPr>
           <w:p>
             <w:pPr>
+              <w:keepNext w:val="0"/>
+              <w:keepLines w:val="0"/>
+              <w:pageBreakBefore w:val="0"/>
+              <w:widowControl w:val="0"/>
+              <w:kinsoku/>
+              <w:wordWrap/>
+              <w:overflowPunct/>
+              <w:topLinePunct w:val="0"/>
+              <w:autoSpaceDE/>
+              <w:autoSpaceDN/>
+              <w:bidi w:val="0"/>
+              <w:adjustRightInd/>
+              <w:snapToGrid/>
+              <w:ind w:firstLine="0" w:firstLineChars="0"/>
               <w:jc w:val="center"/>
+              <w:textAlignment w:val="auto"/>
               <w:rPr>
                 <w:rFonts w:hint="eastAsia" w:ascii="Times New Roman" w:hAnsi="Times New Roman"/>
                 <w:caps w:val="0"/>
@@ -2120,6 +2752,21 @@
           </w:tcPr>
           <w:p>
             <w:pPr>
+              <w:keepNext w:val="0"/>
+              <w:keepLines w:val="0"/>
+              <w:pageBreakBefore w:val="0"/>
+              <w:widowControl w:val="0"/>
+              <w:kinsoku/>
+              <w:wordWrap/>
+              <w:overflowPunct/>
+              <w:topLinePunct w:val="0"/>
+              <w:autoSpaceDE/>
+              <w:autoSpaceDN/>
+              <w:bidi w:val="0"/>
+              <w:adjustRightInd/>
+              <w:snapToGrid/>
+              <w:ind w:firstLine="0" w:firstLineChars="0"/>
+              <w:textAlignment w:val="auto"/>
               <w:rPr>
                 <w:rFonts w:hint="eastAsia" w:ascii="Times New Roman" w:hAnsi="Times New Roman"/>
                 <w:caps w:val="0"/>
@@ -2136,6 +2783,21 @@
           </w:tcPr>
           <w:p>
             <w:pPr>
+              <w:keepNext w:val="0"/>
+              <w:keepLines w:val="0"/>
+              <w:pageBreakBefore w:val="0"/>
+              <w:widowControl w:val="0"/>
+              <w:kinsoku/>
+              <w:wordWrap/>
+              <w:overflowPunct/>
+              <w:topLinePunct w:val="0"/>
+              <w:autoSpaceDE/>
+              <w:autoSpaceDN/>
+              <w:bidi w:val="0"/>
+              <w:adjustRightInd/>
+              <w:snapToGrid/>
+              <w:ind w:firstLine="0" w:firstLineChars="0"/>
+              <w:textAlignment w:val="auto"/>
               <w:rPr>
                 <w:rFonts w:hint="eastAsia" w:ascii="Times New Roman" w:hAnsi="Times New Roman" w:eastAsia="宋体" w:cs="Times New Roman"/>
                 <w:caps w:val="0"/>
@@ -2192,8 +2854,8 @@
           <w:sz w:val="24"/>
         </w:rPr>
       </w:pPr>
-      <w:bookmarkStart w:id="3" w:name="_Toc19544"/>
-      <w:bookmarkStart w:id="4" w:name="_Toc254"/>
+      <w:bookmarkStart w:id="3" w:name="_Toc254"/>
+      <w:bookmarkStart w:id="4" w:name="_Toc19544"/>
       <w:bookmarkStart w:id="5" w:name="_Toc17106"/>
       <w:r>
         <w:rPr>
@@ -2264,7 +2926,22 @@
           </w:tcPr>
           <w:p>
             <w:pPr>
+              <w:keepNext w:val="0"/>
+              <w:keepLines w:val="0"/>
+              <w:pageBreakBefore w:val="0"/>
+              <w:widowControl w:val="0"/>
+              <w:kinsoku/>
+              <w:wordWrap/>
+              <w:overflowPunct/>
+              <w:topLinePunct w:val="0"/>
+              <w:autoSpaceDE/>
+              <w:autoSpaceDN/>
+              <w:bidi w:val="0"/>
+              <w:adjustRightInd/>
+              <w:snapToGrid/>
+              <w:ind w:firstLine="0" w:firstLineChars="0"/>
               <w:jc w:val="center"/>
+              <w:textAlignment w:val="auto"/>
               <w:rPr>
                 <w:rFonts w:hint="eastAsia" w:ascii="Times New Roman" w:hAnsi="Times New Roman"/>
                 <w:b/>
@@ -2292,7 +2969,22 @@
           </w:tcPr>
           <w:p>
             <w:pPr>
+              <w:keepNext w:val="0"/>
+              <w:keepLines w:val="0"/>
+              <w:pageBreakBefore w:val="0"/>
+              <w:widowControl w:val="0"/>
+              <w:kinsoku/>
+              <w:wordWrap/>
+              <w:overflowPunct/>
+              <w:topLinePunct w:val="0"/>
+              <w:autoSpaceDE/>
+              <w:autoSpaceDN/>
+              <w:bidi w:val="0"/>
+              <w:adjustRightInd/>
+              <w:snapToGrid/>
+              <w:ind w:firstLine="0" w:firstLineChars="0"/>
               <w:jc w:val="center"/>
+              <w:textAlignment w:val="auto"/>
               <w:rPr>
                 <w:rFonts w:hint="default" w:ascii="Times New Roman" w:hAnsi="Times New Roman" w:eastAsia="宋体"/>
                 <w:b/>
@@ -2322,7 +3014,22 @@
           </w:tcPr>
           <w:p>
             <w:pPr>
+              <w:keepNext w:val="0"/>
+              <w:keepLines w:val="0"/>
+              <w:pageBreakBefore w:val="0"/>
+              <w:widowControl w:val="0"/>
+              <w:kinsoku/>
+              <w:wordWrap/>
+              <w:overflowPunct/>
+              <w:topLinePunct w:val="0"/>
+              <w:autoSpaceDE/>
+              <w:autoSpaceDN/>
+              <w:bidi w:val="0"/>
+              <w:adjustRightInd/>
+              <w:snapToGrid/>
+              <w:ind w:firstLine="0" w:firstLineChars="0"/>
               <w:jc w:val="center"/>
+              <w:textAlignment w:val="auto"/>
               <w:rPr>
                 <w:rFonts w:hint="eastAsia" w:ascii="Times New Roman" w:hAnsi="Times New Roman" w:eastAsia="宋体"/>
                 <w:b/>
@@ -2402,6 +3109,22 @@
             <w:vAlign w:val="center"/>
           </w:tcPr>
           <w:p>
+            <w:pPr>
+              <w:keepNext w:val="0"/>
+              <w:keepLines w:val="0"/>
+              <w:pageBreakBefore w:val="0"/>
+              <w:kinsoku/>
+              <w:wordWrap/>
+              <w:overflowPunct/>
+              <w:topLinePunct w:val="0"/>
+              <w:autoSpaceDE/>
+              <w:autoSpaceDN/>
+              <w:bidi w:val="0"/>
+              <w:adjustRightInd/>
+              <w:snapToGrid/>
+              <w:ind w:firstLine="0" w:firstLineChars="0"/>
+              <w:textAlignment w:val="auto"/>
+            </w:pPr>
             <w:r>
               <w:t>宋君奎（组长）</w:t>
             </w:r>
@@ -2414,11 +3137,43 @@
             <w:vAlign w:val="center"/>
           </w:tcPr>
           <w:p>
+            <w:pPr>
+              <w:keepNext w:val="0"/>
+              <w:keepLines w:val="0"/>
+              <w:pageBreakBefore w:val="0"/>
+              <w:kinsoku/>
+              <w:wordWrap/>
+              <w:overflowPunct/>
+              <w:topLinePunct w:val="0"/>
+              <w:autoSpaceDE/>
+              <w:autoSpaceDN/>
+              <w:bidi w:val="0"/>
+              <w:adjustRightInd/>
+              <w:snapToGrid/>
+              <w:ind w:firstLine="0" w:firstLineChars="0"/>
+              <w:textAlignment w:val="auto"/>
+            </w:pPr>
             <w:r>
               <w:t>UC01录入学生信息</w:t>
             </w:r>
           </w:p>
           <w:p>
+            <w:pPr>
+              <w:keepNext w:val="0"/>
+              <w:keepLines w:val="0"/>
+              <w:pageBreakBefore w:val="0"/>
+              <w:kinsoku/>
+              <w:wordWrap/>
+              <w:overflowPunct/>
+              <w:topLinePunct w:val="0"/>
+              <w:autoSpaceDE/>
+              <w:autoSpaceDN/>
+              <w:bidi w:val="0"/>
+              <w:adjustRightInd/>
+              <w:snapToGrid/>
+              <w:ind w:firstLine="0" w:firstLineChars="0"/>
+              <w:textAlignment w:val="auto"/>
+            </w:pPr>
             <w:r>
               <w:t>UC15支付宝在线缴费的用例规约。</w:t>
             </w:r>
@@ -2432,7 +3187,21 @@
           </w:tcPr>
           <w:p>
             <w:pPr>
+              <w:keepNext w:val="0"/>
+              <w:keepLines w:val="0"/>
+              <w:pageBreakBefore w:val="0"/>
+              <w:kinsoku/>
+              <w:wordWrap/>
+              <w:overflowPunct/>
+              <w:topLinePunct w:val="0"/>
+              <w:autoSpaceDE/>
+              <w:autoSpaceDN/>
+              <w:bidi w:val="0"/>
+              <w:adjustRightInd/>
+              <w:snapToGrid/>
+              <w:ind w:firstLine="0" w:firstLineChars="0"/>
               <w:jc w:val="center"/>
+              <w:textAlignment w:val="auto"/>
               <w:rPr>
                 <w:rFonts w:hint="eastAsia" w:ascii="Times New Roman" w:hAnsi="Times New Roman"/>
                 <w:caps w:val="0"/>
@@ -2467,6 +3236,22 @@
             <w:vAlign w:val="center"/>
           </w:tcPr>
           <w:p>
+            <w:pPr>
+              <w:keepNext w:val="0"/>
+              <w:keepLines w:val="0"/>
+              <w:pageBreakBefore w:val="0"/>
+              <w:kinsoku/>
+              <w:wordWrap/>
+              <w:overflowPunct/>
+              <w:topLinePunct w:val="0"/>
+              <w:autoSpaceDE/>
+              <w:autoSpaceDN/>
+              <w:bidi w:val="0"/>
+              <w:adjustRightInd/>
+              <w:snapToGrid/>
+              <w:ind w:firstLine="0" w:firstLineChars="0"/>
+              <w:textAlignment w:val="auto"/>
+            </w:pPr>
             <w:r>
               <w:t>刘超</w:t>
             </w:r>
@@ -2479,11 +3264,43 @@
             <w:vAlign w:val="center"/>
           </w:tcPr>
           <w:p>
+            <w:pPr>
+              <w:keepNext w:val="0"/>
+              <w:keepLines w:val="0"/>
+              <w:pageBreakBefore w:val="0"/>
+              <w:kinsoku/>
+              <w:wordWrap/>
+              <w:overflowPunct/>
+              <w:topLinePunct w:val="0"/>
+              <w:autoSpaceDE/>
+              <w:autoSpaceDN/>
+              <w:bidi w:val="0"/>
+              <w:adjustRightInd/>
+              <w:snapToGrid/>
+              <w:ind w:firstLine="0" w:firstLineChars="0"/>
+              <w:textAlignment w:val="auto"/>
+            </w:pPr>
             <w:r>
               <w:t>UC10生成缴费账单</w:t>
             </w:r>
           </w:p>
           <w:p>
+            <w:pPr>
+              <w:keepNext w:val="0"/>
+              <w:keepLines w:val="0"/>
+              <w:pageBreakBefore w:val="0"/>
+              <w:kinsoku/>
+              <w:wordWrap/>
+              <w:overflowPunct/>
+              <w:topLinePunct w:val="0"/>
+              <w:autoSpaceDE/>
+              <w:autoSpaceDN/>
+              <w:bidi w:val="0"/>
+              <w:adjustRightInd/>
+              <w:snapToGrid/>
+              <w:ind w:firstLine="0" w:firstLineChars="0"/>
+              <w:textAlignment w:val="auto"/>
+            </w:pPr>
             <w:r>
               <w:t>UC21逾期账单提醒的用例规约。</w:t>
             </w:r>
@@ -2497,7 +3314,21 @@
           </w:tcPr>
           <w:p>
             <w:pPr>
+              <w:keepNext w:val="0"/>
+              <w:keepLines w:val="0"/>
+              <w:pageBreakBefore w:val="0"/>
+              <w:kinsoku/>
+              <w:wordWrap/>
+              <w:overflowPunct/>
+              <w:topLinePunct w:val="0"/>
+              <w:autoSpaceDE/>
+              <w:autoSpaceDN/>
+              <w:bidi w:val="0"/>
+              <w:adjustRightInd/>
+              <w:snapToGrid/>
+              <w:ind w:firstLine="0" w:firstLineChars="0"/>
               <w:jc w:val="center"/>
+              <w:textAlignment w:val="auto"/>
               <w:rPr>
                 <w:rFonts w:hint="eastAsia" w:ascii="Times New Roman" w:hAnsi="Times New Roman"/>
                 <w:caps w:val="0"/>
@@ -2532,6 +3363,22 @@
             <w:vAlign w:val="center"/>
           </w:tcPr>
           <w:p>
+            <w:pPr>
+              <w:keepNext w:val="0"/>
+              <w:keepLines w:val="0"/>
+              <w:pageBreakBefore w:val="0"/>
+              <w:kinsoku/>
+              <w:wordWrap/>
+              <w:overflowPunct/>
+              <w:topLinePunct w:val="0"/>
+              <w:autoSpaceDE/>
+              <w:autoSpaceDN/>
+              <w:bidi w:val="0"/>
+              <w:adjustRightInd/>
+              <w:snapToGrid/>
+              <w:ind w:firstLine="0" w:firstLineChars="0"/>
+              <w:textAlignment w:val="auto"/>
+            </w:pPr>
             <w:r>
               <w:t>马新皓</w:t>
             </w:r>
@@ -2544,11 +3391,43 @@
             <w:vAlign w:val="center"/>
           </w:tcPr>
           <w:p>
+            <w:pPr>
+              <w:keepNext w:val="0"/>
+              <w:keepLines w:val="0"/>
+              <w:pageBreakBefore w:val="0"/>
+              <w:kinsoku/>
+              <w:wordWrap/>
+              <w:overflowPunct/>
+              <w:topLinePunct w:val="0"/>
+              <w:autoSpaceDE/>
+              <w:autoSpaceDN/>
+              <w:bidi w:val="0"/>
+              <w:adjustRightInd/>
+              <w:snapToGrid/>
+              <w:ind w:firstLine="0" w:firstLineChars="0"/>
+              <w:textAlignment w:val="auto"/>
+            </w:pPr>
             <w:r>
               <w:t>UC03更新学生信息</w:t>
             </w:r>
           </w:p>
           <w:p>
+            <w:pPr>
+              <w:keepNext w:val="0"/>
+              <w:keepLines w:val="0"/>
+              <w:pageBreakBefore w:val="0"/>
+              <w:kinsoku/>
+              <w:wordWrap/>
+              <w:overflowPunct/>
+              <w:topLinePunct w:val="0"/>
+              <w:autoSpaceDE/>
+              <w:autoSpaceDN/>
+              <w:bidi w:val="0"/>
+              <w:adjustRightInd/>
+              <w:snapToGrid/>
+              <w:ind w:firstLine="0" w:firstLineChars="0"/>
+              <w:textAlignment w:val="auto"/>
+            </w:pPr>
             <w:r>
               <w:t>UC18收费情况统计的用例规约。</w:t>
             </w:r>
@@ -2562,7 +3441,21 @@
           </w:tcPr>
           <w:p>
             <w:pPr>
+              <w:keepNext w:val="0"/>
+              <w:keepLines w:val="0"/>
+              <w:pageBreakBefore w:val="0"/>
+              <w:kinsoku/>
+              <w:wordWrap/>
+              <w:overflowPunct/>
+              <w:topLinePunct w:val="0"/>
+              <w:autoSpaceDE/>
+              <w:autoSpaceDN/>
+              <w:bidi w:val="0"/>
+              <w:adjustRightInd/>
+              <w:snapToGrid/>
+              <w:ind w:firstLine="0" w:firstLineChars="0"/>
               <w:jc w:val="center"/>
+              <w:textAlignment w:val="auto"/>
               <w:rPr>
                 <w:rFonts w:hint="eastAsia" w:ascii="Times New Roman" w:hAnsi="Times New Roman"/>
                 <w:caps w:val="0"/>
@@ -2597,6 +3490,22 @@
             <w:vAlign w:val="center"/>
           </w:tcPr>
           <w:p>
+            <w:pPr>
+              <w:keepNext w:val="0"/>
+              <w:keepLines w:val="0"/>
+              <w:pageBreakBefore w:val="0"/>
+              <w:kinsoku/>
+              <w:wordWrap/>
+              <w:overflowPunct/>
+              <w:topLinePunct w:val="0"/>
+              <w:autoSpaceDE/>
+              <w:autoSpaceDN/>
+              <w:bidi w:val="0"/>
+              <w:adjustRightInd/>
+              <w:snapToGrid/>
+              <w:ind w:firstLine="0" w:firstLineChars="0"/>
+              <w:textAlignment w:val="auto"/>
+            </w:pPr>
             <w:r>
               <w:t>张涵宇</w:t>
             </w:r>
@@ -2609,11 +3518,43 @@
             <w:vAlign w:val="center"/>
           </w:tcPr>
           <w:p>
+            <w:pPr>
+              <w:keepNext w:val="0"/>
+              <w:keepLines w:val="0"/>
+              <w:pageBreakBefore w:val="0"/>
+              <w:kinsoku/>
+              <w:wordWrap/>
+              <w:overflowPunct/>
+              <w:topLinePunct w:val="0"/>
+              <w:autoSpaceDE/>
+              <w:autoSpaceDN/>
+              <w:bidi w:val="0"/>
+              <w:adjustRightInd/>
+              <w:snapToGrid/>
+              <w:ind w:firstLine="0" w:firstLineChars="0"/>
+              <w:textAlignment w:val="auto"/>
+            </w:pPr>
             <w:r>
               <w:t>UC05录入收费项目</w:t>
             </w:r>
           </w:p>
           <w:p>
+            <w:pPr>
+              <w:keepNext w:val="0"/>
+              <w:keepLines w:val="0"/>
+              <w:pageBreakBefore w:val="0"/>
+              <w:kinsoku/>
+              <w:wordWrap/>
+              <w:overflowPunct/>
+              <w:topLinePunct w:val="0"/>
+              <w:autoSpaceDE/>
+              <w:autoSpaceDN/>
+              <w:bidi w:val="0"/>
+              <w:adjustRightInd/>
+              <w:snapToGrid/>
+              <w:ind w:firstLine="0" w:firstLineChars="0"/>
+              <w:textAlignment w:val="auto"/>
+            </w:pPr>
             <w:r>
               <w:t>UC13导入缴费记录的用例规约。</w:t>
             </w:r>
@@ -2627,7 +3568,21 @@
           </w:tcPr>
           <w:p>
             <w:pPr>
+              <w:keepNext w:val="0"/>
+              <w:keepLines w:val="0"/>
+              <w:pageBreakBefore w:val="0"/>
+              <w:kinsoku/>
+              <w:wordWrap/>
+              <w:overflowPunct/>
+              <w:topLinePunct w:val="0"/>
+              <w:autoSpaceDE/>
+              <w:autoSpaceDN/>
+              <w:bidi w:val="0"/>
+              <w:adjustRightInd/>
+              <w:snapToGrid/>
+              <w:ind w:firstLine="0" w:firstLineChars="0"/>
               <w:jc w:val="center"/>
+              <w:textAlignment w:val="auto"/>
               <w:rPr>
                 <w:rFonts w:hint="eastAsia" w:ascii="Times New Roman" w:hAnsi="Times New Roman"/>
                 <w:caps w:val="0"/>
@@ -2641,8 +3596,22 @@
     </w:tbl>
     <w:p>
       <w:pPr>
+        <w:keepNext w:val="0"/>
+        <w:keepLines w:val="0"/>
+        <w:pageBreakBefore w:val="0"/>
         <w:widowControl/>
+        <w:kinsoku/>
+        <w:wordWrap/>
+        <w:overflowPunct/>
+        <w:topLinePunct w:val="0"/>
+        <w:autoSpaceDE/>
+        <w:autoSpaceDN/>
+        <w:bidi w:val="0"/>
+        <w:adjustRightInd/>
+        <w:snapToGrid/>
+        <w:ind w:firstLine="0" w:firstLineChars="0"/>
         <w:jc w:val="left"/>
+        <w:textAlignment w:val="auto"/>
         <w:rPr>
           <w:rFonts w:hint="eastAsia" w:ascii="Times New Roman" w:hAnsi="Times New Roman" w:cs="Arial"/>
           <w:caps w:val="0"/>
@@ -2651,8 +3620,8 @@
           <w:sz w:val="24"/>
         </w:rPr>
         <w:sectPr>
-          <w:headerReference r:id="rId3" w:type="default"/>
-          <w:footerReference r:id="rId4" w:type="default"/>
+          <w:headerReference r:id="rId5" w:type="default"/>
+          <w:footerReference r:id="rId6" w:type="default"/>
           <w:pgSz w:w="11906" w:h="16838"/>
           <w:pgMar w:top="1440" w:right="1800" w:bottom="1440" w:left="1800" w:header="851" w:footer="992" w:gutter="0"/>
           <w:pgBorders>
@@ -4400,8 +5369,8 @@
           <w:lang w:val="en-US" w:eastAsia="zh-CN"/>
         </w:rPr>
         <w:sectPr>
-          <w:headerReference r:id="rId5" w:type="default"/>
-          <w:footerReference r:id="rId6" w:type="default"/>
+          <w:headerReference r:id="rId7" w:type="default"/>
+          <w:footerReference r:id="rId8" w:type="default"/>
           <w:pgSz w:w="11906" w:h="16838"/>
           <w:pgMar w:top="1440" w:right="1800" w:bottom="1440" w:left="1800" w:header="851" w:footer="992" w:gutter="0"/>
           <w:pgBorders>
@@ -4427,9 +5396,9 @@
           <w:sz w:val="32"/>
         </w:rPr>
       </w:pPr>
-      <w:bookmarkStart w:id="7" w:name="_Toc2419"/>
-      <w:bookmarkStart w:id="8" w:name="_Toc16175"/>
-      <w:bookmarkStart w:id="9" w:name="_Toc30752"/>
+      <w:bookmarkStart w:id="7" w:name="_Toc16175"/>
+      <w:bookmarkStart w:id="8" w:name="_Toc30752"/>
+      <w:bookmarkStart w:id="9" w:name="_Toc2419"/>
       <w:r>
         <w:rPr>
           <w:rFonts w:hint="eastAsia" w:ascii="Times New Roman" w:hAnsi="Times New Roman"/>
@@ -4464,11 +5433,11 @@
           <w:szCs w:val="28"/>
         </w:rPr>
       </w:pPr>
-      <w:bookmarkStart w:id="10" w:name="_Toc14100"/>
-      <w:bookmarkStart w:id="11" w:name="_Toc29151"/>
-      <w:bookmarkStart w:id="12" w:name="_Toc135921885"/>
-      <w:bookmarkStart w:id="13" w:name="_Toc521667307"/>
-      <w:bookmarkStart w:id="14" w:name="_Toc526864910"/>
+      <w:bookmarkStart w:id="10" w:name="_Toc526864910"/>
+      <w:bookmarkStart w:id="11" w:name="_Toc135921885"/>
+      <w:bookmarkStart w:id="12" w:name="_Toc14100"/>
+      <w:bookmarkStart w:id="13" w:name="_Toc29151"/>
+      <w:bookmarkStart w:id="14" w:name="_Toc521667307"/>
       <w:r>
         <w:rPr>
           <w:rFonts w:hint="eastAsia" w:ascii="Times New Roman" w:hAnsi="Times New Roman"/>
@@ -4487,12 +5456,7 @@
     </w:p>
     <w:p>
       <w:pPr>
-        <w:pStyle w:val="24"/>
-        <w:rPr>
-          <w:rFonts w:ascii="Times New Roman" w:hAnsi="Times New Roman"/>
-          <w:caps w:val="0"/>
-          <w:color w:val="FF0000"/>
-        </w:rPr>
+        <w:bidi w:val="0"/>
       </w:pPr>
       <w:r>
         <w:t>本文档旨在详细描述学校宿舍管理收费系统的功能需求和非功能性需求，明确系统的用例模型和业务流程，为后续系统设计、开发和测试提供基础依据。该系统面向学校宿舍管理场景，涵盖学生信息管理、收费项目管理、缴费记录管理、在线缴费（支付宝沙箱）、收费统计与报表、SpringAI智能问答六大核心模块。</w:t>
@@ -4510,10 +5474,10 @@
           <w:szCs w:val="28"/>
         </w:rPr>
       </w:pPr>
-      <w:bookmarkStart w:id="15" w:name="_Toc22927"/>
-      <w:bookmarkStart w:id="16" w:name="_Toc135921887"/>
-      <w:bookmarkStart w:id="17" w:name="_Toc27476"/>
-      <w:bookmarkStart w:id="18" w:name="_Toc526864911"/>
+      <w:bookmarkStart w:id="15" w:name="_Toc135921887"/>
+      <w:bookmarkStart w:id="16" w:name="_Toc27476"/>
+      <w:bookmarkStart w:id="17" w:name="_Toc526864911"/>
+      <w:bookmarkStart w:id="18" w:name="_Toc22927"/>
       <w:r>
         <w:rPr>
           <w:rFonts w:hint="eastAsia" w:ascii="Times New Roman" w:hAnsi="Times New Roman"/>
@@ -4531,110 +5495,71 @@
     </w:p>
     <w:p>
       <w:pPr>
-        <w:pStyle w:val="24"/>
-        <w:rPr>
-          <w:rFonts w:ascii="Times New Roman" w:hAnsi="Times New Roman"/>
-          <w:caps w:val="0"/>
-          <w:color w:val="auto"/>
-        </w:rPr>
+        <w:bidi w:val="0"/>
       </w:pPr>
       <w:r>
         <w:rPr>
-          <w:rFonts w:hint="eastAsia" w:ascii="Times New Roman" w:hAnsi="Times New Roman"/>
-          <w:caps w:val="0"/>
-          <w:color w:val="auto"/>
+          <w:rFonts w:hint="eastAsia"/>
         </w:rPr>
         <w:t>本文档的读者范围包括：</w:t>
       </w:r>
     </w:p>
     <w:p>
       <w:pPr>
-        <w:pStyle w:val="24"/>
+        <w:bidi w:val="0"/>
         <w:rPr>
-          <w:rFonts w:hint="eastAsia" w:ascii="Times New Roman" w:hAnsi="Times New Roman"/>
-          <w:caps w:val="0"/>
-          <w:color w:val="auto"/>
+          <w:rFonts w:hint="eastAsia"/>
         </w:rPr>
       </w:pPr>
       <w:bookmarkStart w:id="19" w:name="_Toc135921888"/>
       <w:bookmarkStart w:id="20" w:name="_Toc521667309"/>
       <w:r>
         <w:rPr>
-          <w:rFonts w:hint="eastAsia" w:ascii="Times New Roman" w:hAnsi="Times New Roman"/>
-          <w:caps w:val="0"/>
-          <w:color w:val="auto"/>
+          <w:rFonts w:hint="eastAsia"/>
         </w:rPr>
         <w:t>1.需求分析人员</w:t>
       </w:r>
     </w:p>
     <w:p>
       <w:pPr>
-        <w:pStyle w:val="24"/>
-        <w:rPr>
-          <w:rFonts w:ascii="Times New Roman" w:hAnsi="Times New Roman"/>
-          <w:caps w:val="0"/>
-          <w:color w:val="auto"/>
-        </w:rPr>
+        <w:bidi w:val="0"/>
       </w:pPr>
       <w:r>
         <w:rPr>
-          <w:rFonts w:hint="eastAsia" w:ascii="Times New Roman" w:hAnsi="Times New Roman"/>
-          <w:caps w:val="0"/>
-          <w:color w:val="auto"/>
+          <w:rFonts w:hint="eastAsia"/>
         </w:rPr>
         <w:t>2.设计人员</w:t>
       </w:r>
     </w:p>
     <w:p>
       <w:pPr>
-        <w:pStyle w:val="24"/>
-        <w:rPr>
-          <w:rFonts w:ascii="Times New Roman" w:hAnsi="Times New Roman"/>
-          <w:caps w:val="0"/>
-          <w:color w:val="auto"/>
-        </w:rPr>
+        <w:bidi w:val="0"/>
       </w:pPr>
       <w:r>
         <w:rPr>
-          <w:rFonts w:hint="eastAsia" w:ascii="Times New Roman" w:hAnsi="Times New Roman"/>
-          <w:caps w:val="0"/>
-          <w:color w:val="auto"/>
+          <w:rFonts w:hint="eastAsia"/>
         </w:rPr>
         <w:t>3.开发人员</w:t>
       </w:r>
     </w:p>
     <w:p>
       <w:pPr>
-        <w:pStyle w:val="24"/>
-        <w:rPr>
-          <w:rFonts w:ascii="Times New Roman" w:hAnsi="Times New Roman"/>
-          <w:caps w:val="0"/>
-          <w:color w:val="auto"/>
-        </w:rPr>
+        <w:bidi w:val="0"/>
       </w:pPr>
       <w:r>
         <w:rPr>
-          <w:rFonts w:hint="eastAsia" w:ascii="Times New Roman" w:hAnsi="Times New Roman"/>
-          <w:caps w:val="0"/>
-          <w:color w:val="auto"/>
+          <w:rFonts w:hint="eastAsia"/>
         </w:rPr>
         <w:t>4.项目管理人员</w:t>
       </w:r>
     </w:p>
     <w:p>
       <w:pPr>
-        <w:pStyle w:val="24"/>
-        <w:rPr>
-          <w:rFonts w:ascii="Times New Roman" w:hAnsi="Times New Roman"/>
-          <w:caps w:val="0"/>
-          <w:color w:val="auto"/>
-        </w:rPr>
+        <w:bidi w:val="0"/>
       </w:pPr>
       <w:r>
         <w:rPr>
-          <w:rFonts w:hint="eastAsia" w:ascii="Times New Roman" w:hAnsi="Times New Roman"/>
-          <w:caps w:val="0"/>
-          <w:color w:val="auto"/>
+          <w:rFonts w:hint="eastAsia"/>
         </w:rPr>
         <w:t>5.测试人员</w:t>
       </w:r>
@@ -4651,9 +5576,9 @@
           <w:szCs w:val="28"/>
         </w:rPr>
       </w:pPr>
-      <w:bookmarkStart w:id="21" w:name="_Toc4714"/>
-      <w:bookmarkStart w:id="22" w:name="_Toc4637"/>
-      <w:bookmarkStart w:id="23" w:name="_Toc526864912"/>
+      <w:bookmarkStart w:id="21" w:name="_Toc4637"/>
+      <w:bookmarkStart w:id="22" w:name="_Toc526864912"/>
+      <w:bookmarkStart w:id="23" w:name="_Toc4714"/>
       <w:r>
         <w:rPr>
           <w:rFonts w:hint="eastAsia" w:ascii="Times New Roman" w:hAnsi="Times New Roman"/>
@@ -4672,12 +5597,10 @@
     </w:p>
     <w:p>
       <w:pPr>
-        <w:pStyle w:val="24"/>
+        <w:bidi w:val="0"/>
         <w:ind w:left="0" w:leftChars="0" w:firstLine="0" w:firstLineChars="0"/>
         <w:rPr>
-          <w:rFonts w:hint="eastAsia" w:ascii="Times New Roman" w:hAnsi="Times New Roman"/>
-          <w:caps w:val="0"/>
-          <w:color w:val="FF0000"/>
+          <w:rFonts w:hint="eastAsia"/>
         </w:rPr>
       </w:pPr>
       <w:r>
@@ -4737,12 +5660,7 @@
     </w:p>
     <w:p>
       <w:pPr>
-        <w:pStyle w:val="24"/>
-        <w:rPr>
-          <w:rFonts w:ascii="Times New Roman" w:hAnsi="Times New Roman"/>
-          <w:caps w:val="0"/>
-          <w:color w:val="FF0000"/>
-        </w:rPr>
+        <w:bidi w:val="0"/>
       </w:pPr>
       <w:r>
         <w:t>本系统为学校宿舍管理收费系统，主要包括以下六大功能模块：</w:t>
@@ -4898,8 +5816,8 @@
           <w:szCs w:val="28"/>
         </w:rPr>
       </w:pPr>
-      <w:bookmarkStart w:id="26" w:name="_Toc13929"/>
-      <w:bookmarkStart w:id="27" w:name="_Toc5864"/>
+      <w:bookmarkStart w:id="26" w:name="_Toc5864"/>
+      <w:bookmarkStart w:id="27" w:name="_Toc13929"/>
       <w:r>
         <w:rPr>
           <w:rFonts w:ascii="Times New Roman" w:hAnsi="Times New Roman"/>
@@ -4915,11 +5833,9 @@
     </w:p>
     <w:p>
       <w:pPr>
-        <w:pStyle w:val="24"/>
+        <w:bidi w:val="0"/>
         <w:rPr>
-          <w:rFonts w:hint="eastAsia" w:ascii="Times New Roman" w:hAnsi="Times New Roman"/>
-          <w:caps w:val="0"/>
-          <w:color w:val="FF0000"/>
+          <w:rFonts w:hint="eastAsia"/>
           <w:lang w:val="en-US" w:eastAsia="zh-CN"/>
         </w:rPr>
       </w:pPr>
@@ -4929,11 +5845,9 @@
     </w:p>
     <w:p>
       <w:pPr>
-        <w:pStyle w:val="24"/>
+        <w:bidi w:val="0"/>
         <w:rPr>
-          <w:rFonts w:hint="eastAsia" w:ascii="Times New Roman" w:hAnsi="Times New Roman"/>
-          <w:caps w:val="0"/>
-          <w:color w:val="FF0000"/>
+          <w:rFonts w:hint="eastAsia"/>
           <w:lang w:val="en-US" w:eastAsia="zh-CN"/>
         </w:rPr>
       </w:pPr>
@@ -4943,11 +5857,9 @@
     </w:p>
     <w:p>
       <w:pPr>
-        <w:pStyle w:val="24"/>
+        <w:bidi w:val="0"/>
         <w:rPr>
-          <w:rFonts w:hint="default" w:ascii="Times New Roman" w:hAnsi="Times New Roman"/>
-          <w:caps w:val="0"/>
-          <w:color w:val="FF0000"/>
+          <w:rFonts w:hint="default"/>
           <w:lang w:val="en-US" w:eastAsia="zh-CN"/>
         </w:rPr>
       </w:pPr>
@@ -4957,11 +5869,9 @@
     </w:p>
     <w:p>
       <w:pPr>
-        <w:pStyle w:val="24"/>
+        <w:bidi w:val="0"/>
         <w:rPr>
-          <w:rFonts w:hint="eastAsia" w:ascii="Times New Roman" w:hAnsi="Times New Roman"/>
-          <w:caps w:val="0"/>
-          <w:color w:val="FF0000"/>
+          <w:rFonts w:hint="eastAsia"/>
           <w:lang w:val="en-US" w:eastAsia="zh-CN"/>
         </w:rPr>
       </w:pPr>
@@ -4971,11 +5881,9 @@
     </w:p>
     <w:p>
       <w:pPr>
-        <w:pStyle w:val="24"/>
+        <w:bidi w:val="0"/>
         <w:rPr>
-          <w:rFonts w:hint="default" w:ascii="Times New Roman" w:hAnsi="Times New Roman"/>
-          <w:caps w:val="0"/>
-          <w:color w:val="FF0000"/>
+          <w:rFonts w:hint="default"/>
           <w:lang w:val="en-US" w:eastAsia="zh-CN"/>
         </w:rPr>
       </w:pPr>
@@ -4995,8 +5903,8 @@
         </w:rPr>
       </w:pPr>
       <w:bookmarkStart w:id="28" w:name="_Toc29867"/>
-      <w:bookmarkStart w:id="29" w:name="_Toc3002"/>
-      <w:bookmarkStart w:id="30" w:name="_Toc8863"/>
+      <w:bookmarkStart w:id="29" w:name="_Toc8863"/>
+      <w:bookmarkStart w:id="30" w:name="_Toc3002"/>
       <w:r>
         <w:rPr>
           <w:rFonts w:hint="eastAsia" w:ascii="Times New Roman" w:hAnsi="Times New Roman"/>
@@ -5097,22 +6005,14 @@
     </w:p>
     <w:p>
       <w:pPr>
-        <w:pStyle w:val="24"/>
+        <w:bidi w:val="0"/>
         <w:rPr>
-          <w:rFonts w:hint="eastAsia" w:ascii="Times New Roman" w:hAnsi="Times New Roman" w:eastAsia="宋体"/>
-          <w:b w:val="0"/>
-          <w:bCs/>
-          <w:caps w:val="0"/>
-          <w:color w:val="auto"/>
+          <w:rFonts w:hint="eastAsia"/>
         </w:rPr>
       </w:pPr>
       <w:r>
         <w:rPr>
-          <w:rFonts w:hint="eastAsia" w:ascii="Times New Roman" w:hAnsi="Times New Roman" w:eastAsia="宋体"/>
-          <w:b w:val="0"/>
-          <w:bCs/>
-          <w:caps w:val="0"/>
-          <w:color w:val="auto"/>
+          <w:rFonts w:hint="eastAsia"/>
         </w:rPr>
         <w:t>系统用例如表2-1所示。</w:t>
       </w:r>
@@ -5184,6 +6084,21 @@
           </w:tcPr>
           <w:p>
             <w:pPr>
+              <w:keepNext w:val="0"/>
+              <w:keepLines w:val="0"/>
+              <w:pageBreakBefore w:val="0"/>
+              <w:widowControl w:val="0"/>
+              <w:kinsoku/>
+              <w:wordWrap/>
+              <w:overflowPunct/>
+              <w:topLinePunct w:val="0"/>
+              <w:autoSpaceDE/>
+              <w:autoSpaceDN/>
+              <w:bidi w:val="0"/>
+              <w:adjustRightInd/>
+              <w:snapToGrid/>
+              <w:ind w:firstLine="0" w:firstLineChars="0"/>
+              <w:textAlignment w:val="auto"/>
               <w:rPr>
                 <w:rFonts w:hint="eastAsia" w:ascii="Times New Roman" w:hAnsi="Times New Roman"/>
                 <w:b/>
@@ -5208,6 +6123,21 @@
           </w:tcPr>
           <w:p>
             <w:pPr>
+              <w:keepNext w:val="0"/>
+              <w:keepLines w:val="0"/>
+              <w:pageBreakBefore w:val="0"/>
+              <w:widowControl w:val="0"/>
+              <w:kinsoku/>
+              <w:wordWrap/>
+              <w:overflowPunct/>
+              <w:topLinePunct w:val="0"/>
+              <w:autoSpaceDE/>
+              <w:autoSpaceDN/>
+              <w:bidi w:val="0"/>
+              <w:adjustRightInd/>
+              <w:snapToGrid/>
+              <w:ind w:firstLine="0" w:firstLineChars="0"/>
+              <w:textAlignment w:val="auto"/>
               <w:rPr>
                 <w:rFonts w:hint="eastAsia" w:ascii="Times New Roman" w:hAnsi="Times New Roman"/>
                 <w:b/>
@@ -5232,6 +6162,21 @@
           </w:tcPr>
           <w:p>
             <w:pPr>
+              <w:keepNext w:val="0"/>
+              <w:keepLines w:val="0"/>
+              <w:pageBreakBefore w:val="0"/>
+              <w:widowControl w:val="0"/>
+              <w:kinsoku/>
+              <w:wordWrap/>
+              <w:overflowPunct/>
+              <w:topLinePunct w:val="0"/>
+              <w:autoSpaceDE/>
+              <w:autoSpaceDN/>
+              <w:bidi w:val="0"/>
+              <w:adjustRightInd/>
+              <w:snapToGrid/>
+              <w:ind w:firstLine="0" w:firstLineChars="0"/>
+              <w:textAlignment w:val="auto"/>
               <w:rPr>
                 <w:rFonts w:hint="eastAsia" w:ascii="Times New Roman" w:hAnsi="Times New Roman"/>
                 <w:b/>
@@ -5273,6 +6218,23 @@
             <w:vAlign w:val="top"/>
           </w:tcPr>
           <w:p>
+            <w:pPr>
+              <w:keepNext w:val="0"/>
+              <w:keepLines w:val="0"/>
+              <w:pageBreakBefore w:val="0"/>
+              <w:widowControl w:val="0"/>
+              <w:kinsoku/>
+              <w:wordWrap/>
+              <w:overflowPunct/>
+              <w:topLinePunct w:val="0"/>
+              <w:autoSpaceDE/>
+              <w:autoSpaceDN/>
+              <w:bidi w:val="0"/>
+              <w:adjustRightInd/>
+              <w:snapToGrid/>
+              <w:ind w:firstLine="0" w:firstLineChars="0"/>
+              <w:textAlignment w:val="auto"/>
+            </w:pPr>
             <w:r>
               <w:t>管理员</w:t>
             </w:r>
@@ -5285,6 +6247,23 @@
             <w:vAlign w:val="top"/>
           </w:tcPr>
           <w:p>
+            <w:pPr>
+              <w:keepNext w:val="0"/>
+              <w:keepLines w:val="0"/>
+              <w:pageBreakBefore w:val="0"/>
+              <w:widowControl w:val="0"/>
+              <w:kinsoku/>
+              <w:wordWrap/>
+              <w:overflowPunct/>
+              <w:topLinePunct w:val="0"/>
+              <w:autoSpaceDE/>
+              <w:autoSpaceDN/>
+              <w:bidi w:val="0"/>
+              <w:adjustRightInd/>
+              <w:snapToGrid/>
+              <w:ind w:firstLine="0" w:firstLineChars="0"/>
+              <w:textAlignment w:val="auto"/>
+            </w:pPr>
             <w:r>
               <w:t>UC01 录入学生信息</w:t>
             </w:r>
@@ -5297,6 +6276,23 @@
             <w:vAlign w:val="top"/>
           </w:tcPr>
           <w:p>
+            <w:pPr>
+              <w:keepNext w:val="0"/>
+              <w:keepLines w:val="0"/>
+              <w:pageBreakBefore w:val="0"/>
+              <w:widowControl w:val="0"/>
+              <w:kinsoku/>
+              <w:wordWrap/>
+              <w:overflowPunct/>
+              <w:topLinePunct w:val="0"/>
+              <w:autoSpaceDE/>
+              <w:autoSpaceDN/>
+              <w:bidi w:val="0"/>
+              <w:adjustRightInd/>
+              <w:snapToGrid/>
+              <w:ind w:firstLine="0" w:firstLineChars="0"/>
+              <w:textAlignment w:val="auto"/>
+            </w:pPr>
             <w:r>
               <w:t>管理员录入学生的姓名、学号、宿舍号、联系方式、入住时间等基本信息</w:t>
             </w:r>
@@ -5327,6 +6323,23 @@
             <w:vAlign w:val="top"/>
           </w:tcPr>
           <w:p>
+            <w:pPr>
+              <w:keepNext w:val="0"/>
+              <w:keepLines w:val="0"/>
+              <w:pageBreakBefore w:val="0"/>
+              <w:widowControl w:val="0"/>
+              <w:kinsoku/>
+              <w:wordWrap/>
+              <w:overflowPunct/>
+              <w:topLinePunct w:val="0"/>
+              <w:autoSpaceDE/>
+              <w:autoSpaceDN/>
+              <w:bidi w:val="0"/>
+              <w:adjustRightInd/>
+              <w:snapToGrid/>
+              <w:ind w:firstLine="0" w:firstLineChars="0"/>
+              <w:textAlignment w:val="auto"/>
+            </w:pPr>
             <w:r>
               <w:t>管理员</w:t>
             </w:r>
@@ -5339,6 +6352,23 @@
             <w:vAlign w:val="top"/>
           </w:tcPr>
           <w:p>
+            <w:pPr>
+              <w:keepNext w:val="0"/>
+              <w:keepLines w:val="0"/>
+              <w:pageBreakBefore w:val="0"/>
+              <w:widowControl w:val="0"/>
+              <w:kinsoku/>
+              <w:wordWrap/>
+              <w:overflowPunct/>
+              <w:topLinePunct w:val="0"/>
+              <w:autoSpaceDE/>
+              <w:autoSpaceDN/>
+              <w:bidi w:val="0"/>
+              <w:adjustRightInd/>
+              <w:snapToGrid/>
+              <w:ind w:firstLine="0" w:firstLineChars="0"/>
+              <w:textAlignment w:val="auto"/>
+            </w:pPr>
             <w:r>
               <w:t>UC02 查询学生信息</w:t>
             </w:r>
@@ -5351,6 +6381,23 @@
             <w:vAlign w:val="top"/>
           </w:tcPr>
           <w:p>
+            <w:pPr>
+              <w:keepNext w:val="0"/>
+              <w:keepLines w:val="0"/>
+              <w:pageBreakBefore w:val="0"/>
+              <w:widowControl w:val="0"/>
+              <w:kinsoku/>
+              <w:wordWrap/>
+              <w:overflowPunct/>
+              <w:topLinePunct w:val="0"/>
+              <w:autoSpaceDE/>
+              <w:autoSpaceDN/>
+              <w:bidi w:val="0"/>
+              <w:adjustRightInd/>
+              <w:snapToGrid/>
+              <w:ind w:firstLine="0" w:firstLineChars="0"/>
+              <w:textAlignment w:val="auto"/>
+            </w:pPr>
             <w:r>
               <w:t>按姓名、学号、宿舍号、缴费状态等条件筛选查询学生列表</w:t>
             </w:r>
@@ -5381,6 +6428,23 @@
             <w:vAlign w:val="top"/>
           </w:tcPr>
           <w:p>
+            <w:pPr>
+              <w:keepNext w:val="0"/>
+              <w:keepLines w:val="0"/>
+              <w:pageBreakBefore w:val="0"/>
+              <w:widowControl w:val="0"/>
+              <w:kinsoku/>
+              <w:wordWrap/>
+              <w:overflowPunct/>
+              <w:topLinePunct w:val="0"/>
+              <w:autoSpaceDE/>
+              <w:autoSpaceDN/>
+              <w:bidi w:val="0"/>
+              <w:adjustRightInd/>
+              <w:snapToGrid/>
+              <w:ind w:firstLine="0" w:firstLineChars="0"/>
+              <w:textAlignment w:val="auto"/>
+            </w:pPr>
             <w:r>
               <w:t>管理员</w:t>
             </w:r>
@@ -5393,6 +6457,23 @@
             <w:vAlign w:val="top"/>
           </w:tcPr>
           <w:p>
+            <w:pPr>
+              <w:keepNext w:val="0"/>
+              <w:keepLines w:val="0"/>
+              <w:pageBreakBefore w:val="0"/>
+              <w:widowControl w:val="0"/>
+              <w:kinsoku/>
+              <w:wordWrap/>
+              <w:overflowPunct/>
+              <w:topLinePunct w:val="0"/>
+              <w:autoSpaceDE/>
+              <w:autoSpaceDN/>
+              <w:bidi w:val="0"/>
+              <w:adjustRightInd/>
+              <w:snapToGrid/>
+              <w:ind w:firstLine="0" w:firstLineChars="0"/>
+              <w:textAlignment w:val="auto"/>
+            </w:pPr>
             <w:r>
               <w:t>UC03 更新学生信息</w:t>
             </w:r>
@@ -5405,6 +6486,23 @@
             <w:vAlign w:val="top"/>
           </w:tcPr>
           <w:p>
+            <w:pPr>
+              <w:keepNext w:val="0"/>
+              <w:keepLines w:val="0"/>
+              <w:pageBreakBefore w:val="0"/>
+              <w:widowControl w:val="0"/>
+              <w:kinsoku/>
+              <w:wordWrap/>
+              <w:overflowPunct/>
+              <w:topLinePunct w:val="0"/>
+              <w:autoSpaceDE/>
+              <w:autoSpaceDN/>
+              <w:bidi w:val="0"/>
+              <w:adjustRightInd/>
+              <w:snapToGrid/>
+              <w:ind w:firstLine="0" w:firstLineChars="0"/>
+              <w:textAlignment w:val="auto"/>
+            </w:pPr>
             <w:r>
               <w:t>修改学生联系方式、宿舍分配信息及缴费状态</w:t>
             </w:r>
@@ -5435,6 +6533,23 @@
             <w:vAlign w:val="top"/>
           </w:tcPr>
           <w:p>
+            <w:pPr>
+              <w:keepNext w:val="0"/>
+              <w:keepLines w:val="0"/>
+              <w:pageBreakBefore w:val="0"/>
+              <w:widowControl w:val="0"/>
+              <w:kinsoku/>
+              <w:wordWrap/>
+              <w:overflowPunct/>
+              <w:topLinePunct w:val="0"/>
+              <w:autoSpaceDE/>
+              <w:autoSpaceDN/>
+              <w:bidi w:val="0"/>
+              <w:adjustRightInd/>
+              <w:snapToGrid/>
+              <w:ind w:firstLine="0" w:firstLineChars="0"/>
+              <w:textAlignment w:val="auto"/>
+            </w:pPr>
             <w:r>
               <w:t>管理员</w:t>
             </w:r>
@@ -5447,6 +6562,23 @@
             <w:vAlign w:val="top"/>
           </w:tcPr>
           <w:p>
+            <w:pPr>
+              <w:keepNext w:val="0"/>
+              <w:keepLines w:val="0"/>
+              <w:pageBreakBefore w:val="0"/>
+              <w:widowControl w:val="0"/>
+              <w:kinsoku/>
+              <w:wordWrap/>
+              <w:overflowPunct/>
+              <w:topLinePunct w:val="0"/>
+              <w:autoSpaceDE/>
+              <w:autoSpaceDN/>
+              <w:bidi w:val="0"/>
+              <w:adjustRightInd/>
+              <w:snapToGrid/>
+              <w:ind w:firstLine="0" w:firstLineChars="0"/>
+              <w:textAlignment w:val="auto"/>
+            </w:pPr>
             <w:r>
               <w:t>UC04 删除学生信息</w:t>
             </w:r>
@@ -5459,6 +6591,23 @@
             <w:vAlign w:val="top"/>
           </w:tcPr>
           <w:p>
+            <w:pPr>
+              <w:keepNext w:val="0"/>
+              <w:keepLines w:val="0"/>
+              <w:pageBreakBefore w:val="0"/>
+              <w:widowControl w:val="0"/>
+              <w:kinsoku/>
+              <w:wordWrap/>
+              <w:overflowPunct/>
+              <w:topLinePunct w:val="0"/>
+              <w:autoSpaceDE/>
+              <w:autoSpaceDN/>
+              <w:bidi w:val="0"/>
+              <w:adjustRightInd/>
+              <w:snapToGrid/>
+              <w:ind w:firstLine="0" w:firstLineChars="0"/>
+              <w:textAlignment w:val="auto"/>
+            </w:pPr>
             <w:r>
               <w:t>删除已退宿或毕业学生的宿舍信息记录</w:t>
             </w:r>
@@ -5487,6 +6636,23 @@
             <w:tcW w:w="912" w:type="dxa"/>
           </w:tcPr>
           <w:p>
+            <w:pPr>
+              <w:keepNext w:val="0"/>
+              <w:keepLines w:val="0"/>
+              <w:pageBreakBefore w:val="0"/>
+              <w:widowControl w:val="0"/>
+              <w:kinsoku/>
+              <w:wordWrap/>
+              <w:overflowPunct/>
+              <w:topLinePunct w:val="0"/>
+              <w:autoSpaceDE/>
+              <w:autoSpaceDN/>
+              <w:bidi w:val="0"/>
+              <w:adjustRightInd/>
+              <w:snapToGrid/>
+              <w:ind w:firstLine="0" w:firstLineChars="0"/>
+              <w:textAlignment w:val="auto"/>
+            </w:pPr>
             <w:r>
               <w:t>管理员</w:t>
             </w:r>
@@ -5497,6 +6663,23 @@
             <w:tcW w:w="1464" w:type="dxa"/>
           </w:tcPr>
           <w:p>
+            <w:pPr>
+              <w:keepNext w:val="0"/>
+              <w:keepLines w:val="0"/>
+              <w:pageBreakBefore w:val="0"/>
+              <w:widowControl w:val="0"/>
+              <w:kinsoku/>
+              <w:wordWrap/>
+              <w:overflowPunct/>
+              <w:topLinePunct w:val="0"/>
+              <w:autoSpaceDE/>
+              <w:autoSpaceDN/>
+              <w:bidi w:val="0"/>
+              <w:adjustRightInd/>
+              <w:snapToGrid/>
+              <w:ind w:firstLine="0" w:firstLineChars="0"/>
+              <w:textAlignment w:val="auto"/>
+            </w:pPr>
             <w:r>
               <w:t>UC05 录入收费项目</w:t>
             </w:r>
@@ -5507,6 +6690,23 @@
             <w:tcW w:w="6146" w:type="dxa"/>
           </w:tcPr>
           <w:p>
+            <w:pPr>
+              <w:keepNext w:val="0"/>
+              <w:keepLines w:val="0"/>
+              <w:pageBreakBefore w:val="0"/>
+              <w:widowControl w:val="0"/>
+              <w:kinsoku/>
+              <w:wordWrap/>
+              <w:overflowPunct/>
+              <w:topLinePunct w:val="0"/>
+              <w:autoSpaceDE/>
+              <w:autoSpaceDN/>
+              <w:bidi w:val="0"/>
+              <w:adjustRightInd/>
+              <w:snapToGrid/>
+              <w:ind w:firstLine="0" w:firstLineChars="0"/>
+              <w:textAlignment w:val="auto"/>
+            </w:pPr>
             <w:r>
               <w:t>录入收费类型（住宿费、水费、电费等）、收费标准及计费周期</w:t>
             </w:r>
@@ -5535,6 +6735,23 @@
             <w:tcW w:w="912" w:type="dxa"/>
           </w:tcPr>
           <w:p>
+            <w:pPr>
+              <w:keepNext w:val="0"/>
+              <w:keepLines w:val="0"/>
+              <w:pageBreakBefore w:val="0"/>
+              <w:widowControl w:val="0"/>
+              <w:kinsoku/>
+              <w:wordWrap/>
+              <w:overflowPunct/>
+              <w:topLinePunct w:val="0"/>
+              <w:autoSpaceDE/>
+              <w:autoSpaceDN/>
+              <w:bidi w:val="0"/>
+              <w:adjustRightInd/>
+              <w:snapToGrid/>
+              <w:ind w:firstLine="0" w:firstLineChars="0"/>
+              <w:textAlignment w:val="auto"/>
+            </w:pPr>
             <w:r>
               <w:t>管理员</w:t>
             </w:r>
@@ -5545,6 +6762,23 @@
             <w:tcW w:w="1464" w:type="dxa"/>
           </w:tcPr>
           <w:p>
+            <w:pPr>
+              <w:keepNext w:val="0"/>
+              <w:keepLines w:val="0"/>
+              <w:pageBreakBefore w:val="0"/>
+              <w:widowControl w:val="0"/>
+              <w:kinsoku/>
+              <w:wordWrap/>
+              <w:overflowPunct/>
+              <w:topLinePunct w:val="0"/>
+              <w:autoSpaceDE/>
+              <w:autoSpaceDN/>
+              <w:bidi w:val="0"/>
+              <w:adjustRightInd/>
+              <w:snapToGrid/>
+              <w:ind w:firstLine="0" w:firstLineChars="0"/>
+              <w:textAlignment w:val="auto"/>
+            </w:pPr>
             <w:r>
               <w:t>UC06 查询收费项目</w:t>
             </w:r>
@@ -5555,6 +6789,23 @@
             <w:tcW w:w="6146" w:type="dxa"/>
           </w:tcPr>
           <w:p>
+            <w:pPr>
+              <w:keepNext w:val="0"/>
+              <w:keepLines w:val="0"/>
+              <w:pageBreakBefore w:val="0"/>
+              <w:widowControl w:val="0"/>
+              <w:kinsoku/>
+              <w:wordWrap/>
+              <w:overflowPunct/>
+              <w:topLinePunct w:val="0"/>
+              <w:autoSpaceDE/>
+              <w:autoSpaceDN/>
+              <w:bidi w:val="0"/>
+              <w:adjustRightInd/>
+              <w:snapToGrid/>
+              <w:ind w:firstLine="0" w:firstLineChars="0"/>
+              <w:textAlignment w:val="auto"/>
+            </w:pPr>
             <w:r>
               <w:t>按收费类型、计费周期等条件查询收费项目列表</w:t>
             </w:r>
@@ -5583,6 +6834,23 @@
             <w:tcW w:w="912" w:type="dxa"/>
           </w:tcPr>
           <w:p>
+            <w:pPr>
+              <w:keepNext w:val="0"/>
+              <w:keepLines w:val="0"/>
+              <w:pageBreakBefore w:val="0"/>
+              <w:widowControl w:val="0"/>
+              <w:kinsoku/>
+              <w:wordWrap/>
+              <w:overflowPunct/>
+              <w:topLinePunct w:val="0"/>
+              <w:autoSpaceDE/>
+              <w:autoSpaceDN/>
+              <w:bidi w:val="0"/>
+              <w:adjustRightInd/>
+              <w:snapToGrid/>
+              <w:ind w:firstLine="0" w:firstLineChars="0"/>
+              <w:textAlignment w:val="auto"/>
+            </w:pPr>
             <w:r>
               <w:t>管理员</w:t>
             </w:r>
@@ -5593,6 +6861,23 @@
             <w:tcW w:w="1464" w:type="dxa"/>
           </w:tcPr>
           <w:p>
+            <w:pPr>
+              <w:keepNext w:val="0"/>
+              <w:keepLines w:val="0"/>
+              <w:pageBreakBefore w:val="0"/>
+              <w:widowControl w:val="0"/>
+              <w:kinsoku/>
+              <w:wordWrap/>
+              <w:overflowPunct/>
+              <w:topLinePunct w:val="0"/>
+              <w:autoSpaceDE/>
+              <w:autoSpaceDN/>
+              <w:bidi w:val="0"/>
+              <w:adjustRightInd/>
+              <w:snapToGrid/>
+              <w:ind w:firstLine="0" w:firstLineChars="0"/>
+              <w:textAlignment w:val="auto"/>
+            </w:pPr>
             <w:r>
               <w:t>UC07 编辑收费项目</w:t>
             </w:r>
@@ -5603,6 +6888,23 @@
             <w:tcW w:w="6146" w:type="dxa"/>
           </w:tcPr>
           <w:p>
+            <w:pPr>
+              <w:keepNext w:val="0"/>
+              <w:keepLines w:val="0"/>
+              <w:pageBreakBefore w:val="0"/>
+              <w:widowControl w:val="0"/>
+              <w:kinsoku/>
+              <w:wordWrap/>
+              <w:overflowPunct/>
+              <w:topLinePunct w:val="0"/>
+              <w:autoSpaceDE/>
+              <w:autoSpaceDN/>
+              <w:bidi w:val="0"/>
+              <w:adjustRightInd/>
+              <w:snapToGrid/>
+              <w:ind w:firstLine="0" w:firstLineChars="0"/>
+              <w:textAlignment w:val="auto"/>
+            </w:pPr>
             <w:r>
               <w:t>修改已录入收费项目的收费标准、计费周期等信息</w:t>
             </w:r>
@@ -5631,6 +6933,23 @@
             <w:tcW w:w="912" w:type="dxa"/>
           </w:tcPr>
           <w:p>
+            <w:pPr>
+              <w:keepNext w:val="0"/>
+              <w:keepLines w:val="0"/>
+              <w:pageBreakBefore w:val="0"/>
+              <w:widowControl w:val="0"/>
+              <w:kinsoku/>
+              <w:wordWrap/>
+              <w:overflowPunct/>
+              <w:topLinePunct w:val="0"/>
+              <w:autoSpaceDE/>
+              <w:autoSpaceDN/>
+              <w:bidi w:val="0"/>
+              <w:adjustRightInd/>
+              <w:snapToGrid/>
+              <w:ind w:firstLine="0" w:firstLineChars="0"/>
+              <w:textAlignment w:val="auto"/>
+            </w:pPr>
             <w:r>
               <w:t>管理员</w:t>
             </w:r>
@@ -5641,6 +6960,23 @@
             <w:tcW w:w="1464" w:type="dxa"/>
           </w:tcPr>
           <w:p>
+            <w:pPr>
+              <w:keepNext w:val="0"/>
+              <w:keepLines w:val="0"/>
+              <w:pageBreakBefore w:val="0"/>
+              <w:widowControl w:val="0"/>
+              <w:kinsoku/>
+              <w:wordWrap/>
+              <w:overflowPunct/>
+              <w:topLinePunct w:val="0"/>
+              <w:autoSpaceDE/>
+              <w:autoSpaceDN/>
+              <w:bidi w:val="0"/>
+              <w:adjustRightInd/>
+              <w:snapToGrid/>
+              <w:ind w:firstLine="0" w:firstLineChars="0"/>
+              <w:textAlignment w:val="auto"/>
+            </w:pPr>
             <w:r>
               <w:t>UC08 删除收费项目</w:t>
             </w:r>
@@ -5651,6 +6987,23 @@
             <w:tcW w:w="6146" w:type="dxa"/>
           </w:tcPr>
           <w:p>
+            <w:pPr>
+              <w:keepNext w:val="0"/>
+              <w:keepLines w:val="0"/>
+              <w:pageBreakBefore w:val="0"/>
+              <w:widowControl w:val="0"/>
+              <w:kinsoku/>
+              <w:wordWrap/>
+              <w:overflowPunct/>
+              <w:topLinePunct w:val="0"/>
+              <w:autoSpaceDE/>
+              <w:autoSpaceDN/>
+              <w:bidi w:val="0"/>
+              <w:adjustRightInd/>
+              <w:snapToGrid/>
+              <w:ind w:firstLine="0" w:firstLineChars="0"/>
+              <w:textAlignment w:val="auto"/>
+            </w:pPr>
             <w:r>
               <w:t>删除不再适用的收费项目</w:t>
             </w:r>
@@ -5679,6 +7032,23 @@
             <w:tcW w:w="912" w:type="dxa"/>
           </w:tcPr>
           <w:p>
+            <w:pPr>
+              <w:keepNext w:val="0"/>
+              <w:keepLines w:val="0"/>
+              <w:pageBreakBefore w:val="0"/>
+              <w:widowControl w:val="0"/>
+              <w:kinsoku/>
+              <w:wordWrap/>
+              <w:overflowPunct/>
+              <w:topLinePunct w:val="0"/>
+              <w:autoSpaceDE/>
+              <w:autoSpaceDN/>
+              <w:bidi w:val="0"/>
+              <w:adjustRightInd/>
+              <w:snapToGrid/>
+              <w:ind w:firstLine="0" w:firstLineChars="0"/>
+              <w:textAlignment w:val="auto"/>
+            </w:pPr>
             <w:r>
               <w:t>管理员</w:t>
             </w:r>
@@ -5689,6 +7059,23 @@
             <w:tcW w:w="1464" w:type="dxa"/>
           </w:tcPr>
           <w:p>
+            <w:pPr>
+              <w:keepNext w:val="0"/>
+              <w:keepLines w:val="0"/>
+              <w:pageBreakBefore w:val="0"/>
+              <w:widowControl w:val="0"/>
+              <w:kinsoku/>
+              <w:wordWrap/>
+              <w:overflowPunct/>
+              <w:topLinePunct w:val="0"/>
+              <w:autoSpaceDE/>
+              <w:autoSpaceDN/>
+              <w:bidi w:val="0"/>
+              <w:adjustRightInd/>
+              <w:snapToGrid/>
+              <w:ind w:firstLine="0" w:firstLineChars="0"/>
+              <w:textAlignment w:val="auto"/>
+            </w:pPr>
             <w:r>
               <w:t>UC09 调整收费标准</w:t>
             </w:r>
@@ -5699,6 +7086,23 @@
             <w:tcW w:w="6146" w:type="dxa"/>
           </w:tcPr>
           <w:p>
+            <w:pPr>
+              <w:keepNext w:val="0"/>
+              <w:keepLines w:val="0"/>
+              <w:pageBreakBefore w:val="0"/>
+              <w:widowControl w:val="0"/>
+              <w:kinsoku/>
+              <w:wordWrap/>
+              <w:overflowPunct/>
+              <w:topLinePunct w:val="0"/>
+              <w:autoSpaceDE/>
+              <w:autoSpaceDN/>
+              <w:bidi w:val="0"/>
+              <w:adjustRightInd/>
+              <w:snapToGrid/>
+              <w:ind w:firstLine="0" w:firstLineChars="0"/>
+              <w:textAlignment w:val="auto"/>
+            </w:pPr>
             <w:r>
               <w:t>根据学期、宿舍类型或特殊情况动态调整收费标准</w:t>
             </w:r>
@@ -5727,6 +7131,23 @@
             <w:tcW w:w="912" w:type="dxa"/>
           </w:tcPr>
           <w:p>
+            <w:pPr>
+              <w:keepNext w:val="0"/>
+              <w:keepLines w:val="0"/>
+              <w:pageBreakBefore w:val="0"/>
+              <w:widowControl w:val="0"/>
+              <w:kinsoku/>
+              <w:wordWrap/>
+              <w:overflowPunct/>
+              <w:topLinePunct w:val="0"/>
+              <w:autoSpaceDE/>
+              <w:autoSpaceDN/>
+              <w:bidi w:val="0"/>
+              <w:adjustRightInd/>
+              <w:snapToGrid/>
+              <w:ind w:firstLine="0" w:firstLineChars="0"/>
+              <w:textAlignment w:val="auto"/>
+            </w:pPr>
             <w:r>
               <w:t>管理员/时间</w:t>
             </w:r>
@@ -5737,6 +7158,23 @@
             <w:tcW w:w="1464" w:type="dxa"/>
           </w:tcPr>
           <w:p>
+            <w:pPr>
+              <w:keepNext w:val="0"/>
+              <w:keepLines w:val="0"/>
+              <w:pageBreakBefore w:val="0"/>
+              <w:widowControl w:val="0"/>
+              <w:kinsoku/>
+              <w:wordWrap/>
+              <w:overflowPunct/>
+              <w:topLinePunct w:val="0"/>
+              <w:autoSpaceDE/>
+              <w:autoSpaceDN/>
+              <w:bidi w:val="0"/>
+              <w:adjustRightInd/>
+              <w:snapToGrid/>
+              <w:ind w:firstLine="0" w:firstLineChars="0"/>
+              <w:textAlignment w:val="auto"/>
+            </w:pPr>
             <w:r>
               <w:t>UC10 生成缴费账单</w:t>
             </w:r>
@@ -5747,6 +7185,23 @@
             <w:tcW w:w="6146" w:type="dxa"/>
           </w:tcPr>
           <w:p>
+            <w:pPr>
+              <w:keepNext w:val="0"/>
+              <w:keepLines w:val="0"/>
+              <w:pageBreakBefore w:val="0"/>
+              <w:widowControl w:val="0"/>
+              <w:kinsoku/>
+              <w:wordWrap/>
+              <w:overflowPunct/>
+              <w:topLinePunct w:val="0"/>
+              <w:autoSpaceDE/>
+              <w:autoSpaceDN/>
+              <w:bidi w:val="0"/>
+              <w:adjustRightInd/>
+              <w:snapToGrid/>
+              <w:ind w:firstLine="0" w:firstLineChars="0"/>
+              <w:textAlignment w:val="auto"/>
+            </w:pPr>
             <w:r>
               <w:t>系统根据收费项目和学生信息，自动生成每期缴费账单</w:t>
             </w:r>
@@ -5775,6 +7230,23 @@
             <w:tcW w:w="912" w:type="dxa"/>
           </w:tcPr>
           <w:p>
+            <w:pPr>
+              <w:keepNext w:val="0"/>
+              <w:keepLines w:val="0"/>
+              <w:pageBreakBefore w:val="0"/>
+              <w:widowControl w:val="0"/>
+              <w:kinsoku/>
+              <w:wordWrap/>
+              <w:overflowPunct/>
+              <w:topLinePunct w:val="0"/>
+              <w:autoSpaceDE/>
+              <w:autoSpaceDN/>
+              <w:bidi w:val="0"/>
+              <w:adjustRightInd/>
+              <w:snapToGrid/>
+              <w:ind w:firstLine="0" w:firstLineChars="0"/>
+              <w:textAlignment w:val="auto"/>
+            </w:pPr>
             <w:r>
               <w:t>管理员/学生</w:t>
             </w:r>
@@ -5785,6 +7257,23 @@
             <w:tcW w:w="1464" w:type="dxa"/>
           </w:tcPr>
           <w:p>
+            <w:pPr>
+              <w:keepNext w:val="0"/>
+              <w:keepLines w:val="0"/>
+              <w:pageBreakBefore w:val="0"/>
+              <w:widowControl w:val="0"/>
+              <w:kinsoku/>
+              <w:wordWrap/>
+              <w:overflowPunct/>
+              <w:topLinePunct w:val="0"/>
+              <w:autoSpaceDE/>
+              <w:autoSpaceDN/>
+              <w:bidi w:val="0"/>
+              <w:adjustRightInd/>
+              <w:snapToGrid/>
+              <w:ind w:firstLine="0" w:firstLineChars="0"/>
+              <w:textAlignment w:val="auto"/>
+            </w:pPr>
             <w:r>
               <w:t>UC11 查询账单</w:t>
             </w:r>
@@ -5795,6 +7284,23 @@
             <w:tcW w:w="6146" w:type="dxa"/>
           </w:tcPr>
           <w:p>
+            <w:pPr>
+              <w:keepNext w:val="0"/>
+              <w:keepLines w:val="0"/>
+              <w:pageBreakBefore w:val="0"/>
+              <w:widowControl w:val="0"/>
+              <w:kinsoku/>
+              <w:wordWrap/>
+              <w:overflowPunct/>
+              <w:topLinePunct w:val="0"/>
+              <w:autoSpaceDE/>
+              <w:autoSpaceDN/>
+              <w:bidi w:val="0"/>
+              <w:adjustRightInd/>
+              <w:snapToGrid/>
+              <w:ind w:firstLine="0" w:firstLineChars="0"/>
+              <w:textAlignment w:val="auto"/>
+            </w:pPr>
             <w:r>
               <w:t>按缴费状态、学号、宿舍号等条件查询账单</w:t>
             </w:r>
@@ -5823,6 +7329,23 @@
             <w:tcW w:w="912" w:type="dxa"/>
           </w:tcPr>
           <w:p>
+            <w:pPr>
+              <w:keepNext w:val="0"/>
+              <w:keepLines w:val="0"/>
+              <w:pageBreakBefore w:val="0"/>
+              <w:widowControl w:val="0"/>
+              <w:kinsoku/>
+              <w:wordWrap/>
+              <w:overflowPunct/>
+              <w:topLinePunct w:val="0"/>
+              <w:autoSpaceDE/>
+              <w:autoSpaceDN/>
+              <w:bidi w:val="0"/>
+              <w:adjustRightInd/>
+              <w:snapToGrid/>
+              <w:ind w:firstLine="0" w:firstLineChars="0"/>
+              <w:textAlignment w:val="auto"/>
+            </w:pPr>
             <w:r>
               <w:t>管理员</w:t>
             </w:r>
@@ -5833,6 +7356,23 @@
             <w:tcW w:w="1464" w:type="dxa"/>
           </w:tcPr>
           <w:p>
+            <w:pPr>
+              <w:keepNext w:val="0"/>
+              <w:keepLines w:val="0"/>
+              <w:pageBreakBefore w:val="0"/>
+              <w:widowControl w:val="0"/>
+              <w:kinsoku/>
+              <w:wordWrap/>
+              <w:overflowPunct/>
+              <w:topLinePunct w:val="0"/>
+              <w:autoSpaceDE/>
+              <w:autoSpaceDN/>
+              <w:bidi w:val="0"/>
+              <w:adjustRightInd/>
+              <w:snapToGrid/>
+              <w:ind w:firstLine="0" w:firstLineChars="0"/>
+              <w:textAlignment w:val="auto"/>
+            </w:pPr>
             <w:r>
               <w:t>UC12 更新账单状态</w:t>
             </w:r>
@@ -5843,6 +7383,23 @@
             <w:tcW w:w="6146" w:type="dxa"/>
           </w:tcPr>
           <w:p>
+            <w:pPr>
+              <w:keepNext w:val="0"/>
+              <w:keepLines w:val="0"/>
+              <w:pageBreakBefore w:val="0"/>
+              <w:widowControl w:val="0"/>
+              <w:kinsoku/>
+              <w:wordWrap/>
+              <w:overflowPunct/>
+              <w:topLinePunct w:val="0"/>
+              <w:autoSpaceDE/>
+              <w:autoSpaceDN/>
+              <w:bidi w:val="0"/>
+              <w:adjustRightInd/>
+              <w:snapToGrid/>
+              <w:ind w:firstLine="0" w:firstLineChars="0"/>
+              <w:textAlignment w:val="auto"/>
+            </w:pPr>
             <w:r>
               <w:t>手动修改账单缴费状态（标记已缴、处理退款等）</w:t>
             </w:r>
@@ -5871,6 +7428,23 @@
             <w:tcW w:w="912" w:type="dxa"/>
           </w:tcPr>
           <w:p>
+            <w:pPr>
+              <w:keepNext w:val="0"/>
+              <w:keepLines w:val="0"/>
+              <w:pageBreakBefore w:val="0"/>
+              <w:widowControl w:val="0"/>
+              <w:kinsoku/>
+              <w:wordWrap/>
+              <w:overflowPunct/>
+              <w:topLinePunct w:val="0"/>
+              <w:autoSpaceDE/>
+              <w:autoSpaceDN/>
+              <w:bidi w:val="0"/>
+              <w:adjustRightInd/>
+              <w:snapToGrid/>
+              <w:ind w:firstLine="0" w:firstLineChars="0"/>
+              <w:textAlignment w:val="auto"/>
+            </w:pPr>
             <w:r>
               <w:t>管理员</w:t>
             </w:r>
@@ -5881,6 +7455,23 @@
             <w:tcW w:w="1464" w:type="dxa"/>
           </w:tcPr>
           <w:p>
+            <w:pPr>
+              <w:keepNext w:val="0"/>
+              <w:keepLines w:val="0"/>
+              <w:pageBreakBefore w:val="0"/>
+              <w:widowControl w:val="0"/>
+              <w:kinsoku/>
+              <w:wordWrap/>
+              <w:overflowPunct/>
+              <w:topLinePunct w:val="0"/>
+              <w:autoSpaceDE/>
+              <w:autoSpaceDN/>
+              <w:bidi w:val="0"/>
+              <w:adjustRightInd/>
+              <w:snapToGrid/>
+              <w:ind w:firstLine="0" w:firstLineChars="0"/>
+              <w:textAlignment w:val="auto"/>
+            </w:pPr>
             <w:r>
               <w:t>UC13 导入缴费记录</w:t>
             </w:r>
@@ -5891,6 +7482,23 @@
             <w:tcW w:w="6146" w:type="dxa"/>
           </w:tcPr>
           <w:p>
+            <w:pPr>
+              <w:keepNext w:val="0"/>
+              <w:keepLines w:val="0"/>
+              <w:pageBreakBefore w:val="0"/>
+              <w:widowControl w:val="0"/>
+              <w:kinsoku/>
+              <w:wordWrap/>
+              <w:overflowPunct/>
+              <w:topLinePunct w:val="0"/>
+              <w:autoSpaceDE/>
+              <w:autoSpaceDN/>
+              <w:bidi w:val="0"/>
+              <w:adjustRightInd/>
+              <w:snapToGrid/>
+              <w:ind w:firstLine="0" w:firstLineChars="0"/>
+              <w:textAlignment w:val="auto"/>
+            </w:pPr>
             <w:r>
               <w:t>通过Excel文件批量导入缴费记录</w:t>
             </w:r>
@@ -5919,6 +7527,23 @@
             <w:tcW w:w="912" w:type="dxa"/>
           </w:tcPr>
           <w:p>
+            <w:pPr>
+              <w:keepNext w:val="0"/>
+              <w:keepLines w:val="0"/>
+              <w:pageBreakBefore w:val="0"/>
+              <w:widowControl w:val="0"/>
+              <w:kinsoku/>
+              <w:wordWrap/>
+              <w:overflowPunct/>
+              <w:topLinePunct w:val="0"/>
+              <w:autoSpaceDE/>
+              <w:autoSpaceDN/>
+              <w:bidi w:val="0"/>
+              <w:adjustRightInd/>
+              <w:snapToGrid/>
+              <w:ind w:firstLine="0" w:firstLineChars="0"/>
+              <w:textAlignment w:val="auto"/>
+            </w:pPr>
             <w:r>
               <w:t>管理员</w:t>
             </w:r>
@@ -5929,6 +7554,23 @@
             <w:tcW w:w="1464" w:type="dxa"/>
           </w:tcPr>
           <w:p>
+            <w:pPr>
+              <w:keepNext w:val="0"/>
+              <w:keepLines w:val="0"/>
+              <w:pageBreakBefore w:val="0"/>
+              <w:widowControl w:val="0"/>
+              <w:kinsoku/>
+              <w:wordWrap/>
+              <w:overflowPunct/>
+              <w:topLinePunct w:val="0"/>
+              <w:autoSpaceDE/>
+              <w:autoSpaceDN/>
+              <w:bidi w:val="0"/>
+              <w:adjustRightInd/>
+              <w:snapToGrid/>
+              <w:ind w:firstLine="0" w:firstLineChars="0"/>
+              <w:textAlignment w:val="auto"/>
+            </w:pPr>
             <w:r>
               <w:t>UC14 导出缴费记录</w:t>
             </w:r>
@@ -5939,6 +7581,23 @@
             <w:tcW w:w="6146" w:type="dxa"/>
           </w:tcPr>
           <w:p>
+            <w:pPr>
+              <w:keepNext w:val="0"/>
+              <w:keepLines w:val="0"/>
+              <w:pageBreakBefore w:val="0"/>
+              <w:widowControl w:val="0"/>
+              <w:kinsoku/>
+              <w:wordWrap/>
+              <w:overflowPunct/>
+              <w:topLinePunct w:val="0"/>
+              <w:autoSpaceDE/>
+              <w:autoSpaceDN/>
+              <w:bidi w:val="0"/>
+              <w:adjustRightInd/>
+              <w:snapToGrid/>
+              <w:ind w:firstLine="0" w:firstLineChars="0"/>
+              <w:textAlignment w:val="auto"/>
+            </w:pPr>
             <w:r>
               <w:t>将缴费记录导出为Excel格式文件</w:t>
             </w:r>
@@ -5967,6 +7626,23 @@
             <w:tcW w:w="912" w:type="dxa"/>
           </w:tcPr>
           <w:p>
+            <w:pPr>
+              <w:keepNext w:val="0"/>
+              <w:keepLines w:val="0"/>
+              <w:pageBreakBefore w:val="0"/>
+              <w:widowControl w:val="0"/>
+              <w:kinsoku/>
+              <w:wordWrap/>
+              <w:overflowPunct/>
+              <w:topLinePunct w:val="0"/>
+              <w:autoSpaceDE/>
+              <w:autoSpaceDN/>
+              <w:bidi w:val="0"/>
+              <w:adjustRightInd/>
+              <w:snapToGrid/>
+              <w:ind w:firstLine="0" w:firstLineChars="0"/>
+              <w:textAlignment w:val="auto"/>
+            </w:pPr>
             <w:r>
               <w:t>学生</w:t>
             </w:r>
@@ -5977,6 +7653,23 @@
             <w:tcW w:w="1464" w:type="dxa"/>
           </w:tcPr>
           <w:p>
+            <w:pPr>
+              <w:keepNext w:val="0"/>
+              <w:keepLines w:val="0"/>
+              <w:pageBreakBefore w:val="0"/>
+              <w:widowControl w:val="0"/>
+              <w:kinsoku/>
+              <w:wordWrap/>
+              <w:overflowPunct/>
+              <w:topLinePunct w:val="0"/>
+              <w:autoSpaceDE/>
+              <w:autoSpaceDN/>
+              <w:bidi w:val="0"/>
+              <w:adjustRightInd/>
+              <w:snapToGrid/>
+              <w:ind w:firstLine="0" w:firstLineChars="0"/>
+              <w:textAlignment w:val="auto"/>
+            </w:pPr>
             <w:r>
               <w:t>UC15 支付宝在线缴费</w:t>
             </w:r>
@@ -5987,6 +7680,23 @@
             <w:tcW w:w="6146" w:type="dxa"/>
           </w:tcPr>
           <w:p>
+            <w:pPr>
+              <w:keepNext w:val="0"/>
+              <w:keepLines w:val="0"/>
+              <w:pageBreakBefore w:val="0"/>
+              <w:widowControl w:val="0"/>
+              <w:kinsoku/>
+              <w:wordWrap/>
+              <w:overflowPunct/>
+              <w:topLinePunct w:val="0"/>
+              <w:autoSpaceDE/>
+              <w:autoSpaceDN/>
+              <w:bidi w:val="0"/>
+              <w:adjustRightInd/>
+              <w:snapToGrid/>
+              <w:ind w:firstLine="0" w:firstLineChars="0"/>
+              <w:textAlignment w:val="auto"/>
+            </w:pPr>
             <w:r>
               <w:t>学生通过支付宝沙箱环境完成学费、住宿费等在线支付</w:t>
             </w:r>
@@ -6015,6 +7725,23 @@
             <w:tcW w:w="912" w:type="dxa"/>
           </w:tcPr>
           <w:p>
+            <w:pPr>
+              <w:keepNext w:val="0"/>
+              <w:keepLines w:val="0"/>
+              <w:pageBreakBefore w:val="0"/>
+              <w:widowControl w:val="0"/>
+              <w:kinsoku/>
+              <w:wordWrap/>
+              <w:overflowPunct/>
+              <w:topLinePunct w:val="0"/>
+              <w:autoSpaceDE/>
+              <w:autoSpaceDN/>
+              <w:bidi w:val="0"/>
+              <w:adjustRightInd/>
+              <w:snapToGrid/>
+              <w:ind w:firstLine="0" w:firstLineChars="0"/>
+              <w:textAlignment w:val="auto"/>
+            </w:pPr>
             <w:r>
               <w:t>支付宝系统</w:t>
             </w:r>
@@ -6025,6 +7752,23 @@
             <w:tcW w:w="1464" w:type="dxa"/>
           </w:tcPr>
           <w:p>
+            <w:pPr>
+              <w:keepNext w:val="0"/>
+              <w:keepLines w:val="0"/>
+              <w:pageBreakBefore w:val="0"/>
+              <w:widowControl w:val="0"/>
+              <w:kinsoku/>
+              <w:wordWrap/>
+              <w:overflowPunct/>
+              <w:topLinePunct w:val="0"/>
+              <w:autoSpaceDE/>
+              <w:autoSpaceDN/>
+              <w:bidi w:val="0"/>
+              <w:adjustRightInd/>
+              <w:snapToGrid/>
+              <w:ind w:firstLine="0" w:firstLineChars="0"/>
+              <w:textAlignment w:val="auto"/>
+            </w:pPr>
             <w:r>
               <w:t>UC16 支付结果回调处理</w:t>
             </w:r>
@@ -6035,6 +7779,23 @@
             <w:tcW w:w="6146" w:type="dxa"/>
           </w:tcPr>
           <w:p>
+            <w:pPr>
+              <w:keepNext w:val="0"/>
+              <w:keepLines w:val="0"/>
+              <w:pageBreakBefore w:val="0"/>
+              <w:widowControl w:val="0"/>
+              <w:kinsoku/>
+              <w:wordWrap/>
+              <w:overflowPunct/>
+              <w:topLinePunct w:val="0"/>
+              <w:autoSpaceDE/>
+              <w:autoSpaceDN/>
+              <w:bidi w:val="0"/>
+              <w:adjustRightInd/>
+              <w:snapToGrid/>
+              <w:ind w:firstLine="0" w:firstLineChars="0"/>
+              <w:textAlignment w:val="auto"/>
+            </w:pPr>
             <w:r>
               <w:t>支付宝异步通知系统支付结果，系统自动更新账单状态</w:t>
             </w:r>
@@ -6063,6 +7824,23 @@
             <w:tcW w:w="912" w:type="dxa"/>
           </w:tcPr>
           <w:p>
+            <w:pPr>
+              <w:keepNext w:val="0"/>
+              <w:keepLines w:val="0"/>
+              <w:pageBreakBefore w:val="0"/>
+              <w:widowControl w:val="0"/>
+              <w:kinsoku/>
+              <w:wordWrap/>
+              <w:overflowPunct/>
+              <w:topLinePunct w:val="0"/>
+              <w:autoSpaceDE/>
+              <w:autoSpaceDN/>
+              <w:bidi w:val="0"/>
+              <w:adjustRightInd/>
+              <w:snapToGrid/>
+              <w:ind w:firstLine="0" w:firstLineChars="0"/>
+              <w:textAlignment w:val="auto"/>
+            </w:pPr>
             <w:r>
               <w:t>管理员/学生</w:t>
             </w:r>
@@ -6073,6 +7851,23 @@
             <w:tcW w:w="1464" w:type="dxa"/>
           </w:tcPr>
           <w:p>
+            <w:pPr>
+              <w:keepNext w:val="0"/>
+              <w:keepLines w:val="0"/>
+              <w:pageBreakBefore w:val="0"/>
+              <w:widowControl w:val="0"/>
+              <w:kinsoku/>
+              <w:wordWrap/>
+              <w:overflowPunct/>
+              <w:topLinePunct w:val="0"/>
+              <w:autoSpaceDE/>
+              <w:autoSpaceDN/>
+              <w:bidi w:val="0"/>
+              <w:adjustRightInd/>
+              <w:snapToGrid/>
+              <w:ind w:firstLine="0" w:firstLineChars="0"/>
+              <w:textAlignment w:val="auto"/>
+            </w:pPr>
             <w:r>
               <w:t>UC17 查询支付记录</w:t>
             </w:r>
@@ -6083,6 +7878,23 @@
             <w:tcW w:w="6146" w:type="dxa"/>
           </w:tcPr>
           <w:p>
+            <w:pPr>
+              <w:keepNext w:val="0"/>
+              <w:keepLines w:val="0"/>
+              <w:pageBreakBefore w:val="0"/>
+              <w:widowControl w:val="0"/>
+              <w:kinsoku/>
+              <w:wordWrap/>
+              <w:overflowPunct/>
+              <w:topLinePunct w:val="0"/>
+              <w:autoSpaceDE/>
+              <w:autoSpaceDN/>
+              <w:bidi w:val="0"/>
+              <w:adjustRightInd/>
+              <w:snapToGrid/>
+              <w:ind w:firstLine="0" w:firstLineChars="0"/>
+              <w:textAlignment w:val="auto"/>
+            </w:pPr>
             <w:r>
               <w:t>查看支付记录及缴费详情（金额、时间、支付方式等）</w:t>
             </w:r>
@@ -6111,6 +7923,23 @@
             <w:tcW w:w="912" w:type="dxa"/>
           </w:tcPr>
           <w:p>
+            <w:pPr>
+              <w:keepNext w:val="0"/>
+              <w:keepLines w:val="0"/>
+              <w:pageBreakBefore w:val="0"/>
+              <w:widowControl w:val="0"/>
+              <w:kinsoku/>
+              <w:wordWrap/>
+              <w:overflowPunct/>
+              <w:topLinePunct w:val="0"/>
+              <w:autoSpaceDE/>
+              <w:autoSpaceDN/>
+              <w:bidi w:val="0"/>
+              <w:adjustRightInd/>
+              <w:snapToGrid/>
+              <w:ind w:firstLine="0" w:firstLineChars="0"/>
+              <w:textAlignment w:val="auto"/>
+            </w:pPr>
             <w:r>
               <w:t>管理员</w:t>
             </w:r>
@@ -6121,6 +7950,23 @@
             <w:tcW w:w="1464" w:type="dxa"/>
           </w:tcPr>
           <w:p>
+            <w:pPr>
+              <w:keepNext w:val="0"/>
+              <w:keepLines w:val="0"/>
+              <w:pageBreakBefore w:val="0"/>
+              <w:widowControl w:val="0"/>
+              <w:kinsoku/>
+              <w:wordWrap/>
+              <w:overflowPunct/>
+              <w:topLinePunct w:val="0"/>
+              <w:autoSpaceDE/>
+              <w:autoSpaceDN/>
+              <w:bidi w:val="0"/>
+              <w:adjustRightInd/>
+              <w:snapToGrid/>
+              <w:ind w:firstLine="0" w:firstLineChars="0"/>
+              <w:textAlignment w:val="auto"/>
+            </w:pPr>
             <w:r>
               <w:t>UC18 收费情况统计</w:t>
             </w:r>
@@ -6131,6 +7977,23 @@
             <w:tcW w:w="6146" w:type="dxa"/>
           </w:tcPr>
           <w:p>
+            <w:pPr>
+              <w:keepNext w:val="0"/>
+              <w:keepLines w:val="0"/>
+              <w:pageBreakBefore w:val="0"/>
+              <w:widowControl w:val="0"/>
+              <w:kinsoku/>
+              <w:wordWrap/>
+              <w:overflowPunct/>
+              <w:topLinePunct w:val="0"/>
+              <w:autoSpaceDE/>
+              <w:autoSpaceDN/>
+              <w:bidi w:val="0"/>
+              <w:adjustRightInd/>
+              <w:snapToGrid/>
+              <w:ind w:firstLine="0" w:firstLineChars="0"/>
+              <w:textAlignment w:val="auto"/>
+            </w:pPr>
             <w:r>
               <w:t>统计各收费项目的收缴情况、逾期情况及缴费率</w:t>
             </w:r>
@@ -6159,6 +8022,23 @@
             <w:tcW w:w="912" w:type="dxa"/>
           </w:tcPr>
           <w:p>
+            <w:pPr>
+              <w:keepNext w:val="0"/>
+              <w:keepLines w:val="0"/>
+              <w:pageBreakBefore w:val="0"/>
+              <w:widowControl w:val="0"/>
+              <w:kinsoku/>
+              <w:wordWrap/>
+              <w:overflowPunct/>
+              <w:topLinePunct w:val="0"/>
+              <w:autoSpaceDE/>
+              <w:autoSpaceDN/>
+              <w:bidi w:val="0"/>
+              <w:adjustRightInd/>
+              <w:snapToGrid/>
+              <w:ind w:firstLine="0" w:firstLineChars="0"/>
+              <w:textAlignment w:val="auto"/>
+            </w:pPr>
             <w:r>
               <w:t>管理员</w:t>
             </w:r>
@@ -6169,6 +8049,23 @@
             <w:tcW w:w="1464" w:type="dxa"/>
           </w:tcPr>
           <w:p>
+            <w:pPr>
+              <w:keepNext w:val="0"/>
+              <w:keepLines w:val="0"/>
+              <w:pageBreakBefore w:val="0"/>
+              <w:widowControl w:val="0"/>
+              <w:kinsoku/>
+              <w:wordWrap/>
+              <w:overflowPunct/>
+              <w:topLinePunct w:val="0"/>
+              <w:autoSpaceDE/>
+              <w:autoSpaceDN/>
+              <w:bidi w:val="0"/>
+              <w:adjustRightInd/>
+              <w:snapToGrid/>
+              <w:ind w:firstLine="0" w:firstLineChars="0"/>
+              <w:textAlignment w:val="auto"/>
+            </w:pPr>
             <w:r>
               <w:t>UC19 生成收费报表</w:t>
             </w:r>
@@ -6179,6 +8076,23 @@
             <w:tcW w:w="6146" w:type="dxa"/>
           </w:tcPr>
           <w:p>
+            <w:pPr>
+              <w:keepNext w:val="0"/>
+              <w:keepLines w:val="0"/>
+              <w:pageBreakBefore w:val="0"/>
+              <w:widowControl w:val="0"/>
+              <w:kinsoku/>
+              <w:wordWrap/>
+              <w:overflowPunct/>
+              <w:topLinePunct w:val="0"/>
+              <w:autoSpaceDE/>
+              <w:autoSpaceDN/>
+              <w:bidi w:val="0"/>
+              <w:adjustRightInd/>
+              <w:snapToGrid/>
+              <w:ind w:firstLine="0" w:firstLineChars="0"/>
+              <w:textAlignment w:val="auto"/>
+            </w:pPr>
             <w:r>
               <w:t>生成月度/学期宿舍收费统计报表</w:t>
             </w:r>
@@ -6207,6 +8121,23 @@
             <w:tcW w:w="912" w:type="dxa"/>
           </w:tcPr>
           <w:p>
+            <w:pPr>
+              <w:keepNext w:val="0"/>
+              <w:keepLines w:val="0"/>
+              <w:pageBreakBefore w:val="0"/>
+              <w:widowControl w:val="0"/>
+              <w:kinsoku/>
+              <w:wordWrap/>
+              <w:overflowPunct/>
+              <w:topLinePunct w:val="0"/>
+              <w:autoSpaceDE/>
+              <w:autoSpaceDN/>
+              <w:bidi w:val="0"/>
+              <w:adjustRightInd/>
+              <w:snapToGrid/>
+              <w:ind w:firstLine="0" w:firstLineChars="0"/>
+              <w:textAlignment w:val="auto"/>
+            </w:pPr>
             <w:r>
               <w:t>管理员</w:t>
             </w:r>
@@ -6217,6 +8148,23 @@
             <w:tcW w:w="1464" w:type="dxa"/>
           </w:tcPr>
           <w:p>
+            <w:pPr>
+              <w:keepNext w:val="0"/>
+              <w:keepLines w:val="0"/>
+              <w:pageBreakBefore w:val="0"/>
+              <w:widowControl w:val="0"/>
+              <w:kinsoku/>
+              <w:wordWrap/>
+              <w:overflowPunct/>
+              <w:topLinePunct w:val="0"/>
+              <w:autoSpaceDE/>
+              <w:autoSpaceDN/>
+              <w:bidi w:val="0"/>
+              <w:adjustRightInd/>
+              <w:snapToGrid/>
+              <w:ind w:firstLine="0" w:firstLineChars="0"/>
+              <w:textAlignment w:val="auto"/>
+            </w:pPr>
             <w:r>
               <w:t>UC20 导出收费报表</w:t>
             </w:r>
@@ -6227,6 +8175,23 @@
             <w:tcW w:w="6146" w:type="dxa"/>
           </w:tcPr>
           <w:p>
+            <w:pPr>
+              <w:keepNext w:val="0"/>
+              <w:keepLines w:val="0"/>
+              <w:pageBreakBefore w:val="0"/>
+              <w:widowControl w:val="0"/>
+              <w:kinsoku/>
+              <w:wordWrap/>
+              <w:overflowPunct/>
+              <w:topLinePunct w:val="0"/>
+              <w:autoSpaceDE/>
+              <w:autoSpaceDN/>
+              <w:bidi w:val="0"/>
+              <w:adjustRightInd/>
+              <w:snapToGrid/>
+              <w:ind w:firstLine="0" w:firstLineChars="0"/>
+              <w:textAlignment w:val="auto"/>
+            </w:pPr>
             <w:r>
               <w:t>将收费统计报表导出为Excel格式，便于学校财务管理</w:t>
             </w:r>
@@ -6255,6 +8220,23 @@
             <w:tcW w:w="912" w:type="dxa"/>
           </w:tcPr>
           <w:p>
+            <w:pPr>
+              <w:keepNext w:val="0"/>
+              <w:keepLines w:val="0"/>
+              <w:pageBreakBefore w:val="0"/>
+              <w:widowControl w:val="0"/>
+              <w:kinsoku/>
+              <w:wordWrap/>
+              <w:overflowPunct/>
+              <w:topLinePunct w:val="0"/>
+              <w:autoSpaceDE/>
+              <w:autoSpaceDN/>
+              <w:bidi w:val="0"/>
+              <w:adjustRightInd/>
+              <w:snapToGrid/>
+              <w:ind w:firstLine="0" w:firstLineChars="0"/>
+              <w:textAlignment w:val="auto"/>
+            </w:pPr>
             <w:r>
               <w:t>管理员/时间</w:t>
             </w:r>
@@ -6265,6 +8247,23 @@
             <w:tcW w:w="1464" w:type="dxa"/>
           </w:tcPr>
           <w:p>
+            <w:pPr>
+              <w:keepNext w:val="0"/>
+              <w:keepLines w:val="0"/>
+              <w:pageBreakBefore w:val="0"/>
+              <w:widowControl w:val="0"/>
+              <w:kinsoku/>
+              <w:wordWrap/>
+              <w:overflowPunct/>
+              <w:topLinePunct w:val="0"/>
+              <w:autoSpaceDE/>
+              <w:autoSpaceDN/>
+              <w:bidi w:val="0"/>
+              <w:adjustRightInd/>
+              <w:snapToGrid/>
+              <w:ind w:firstLine="0" w:firstLineChars="0"/>
+              <w:textAlignment w:val="auto"/>
+            </w:pPr>
             <w:r>
               <w:t>UC21 逾期账单提醒</w:t>
             </w:r>
@@ -6275,6 +8274,23 @@
             <w:tcW w:w="6146" w:type="dxa"/>
           </w:tcPr>
           <w:p>
+            <w:pPr>
+              <w:keepNext w:val="0"/>
+              <w:keepLines w:val="0"/>
+              <w:pageBreakBefore w:val="0"/>
+              <w:widowControl w:val="0"/>
+              <w:kinsoku/>
+              <w:wordWrap/>
+              <w:overflowPunct/>
+              <w:topLinePunct w:val="0"/>
+              <w:autoSpaceDE/>
+              <w:autoSpaceDN/>
+              <w:bidi w:val="0"/>
+              <w:adjustRightInd/>
+              <w:snapToGrid/>
+              <w:ind w:firstLine="0" w:firstLineChars="0"/>
+              <w:textAlignment w:val="auto"/>
+            </w:pPr>
             <w:r>
               <w:t>系统自动标记逾期账单，生成提醒列表，支持短信/邮件通知</w:t>
             </w:r>
@@ -6303,6 +8319,23 @@
             <w:tcW w:w="912" w:type="dxa"/>
           </w:tcPr>
           <w:p>
+            <w:pPr>
+              <w:keepNext w:val="0"/>
+              <w:keepLines w:val="0"/>
+              <w:pageBreakBefore w:val="0"/>
+              <w:widowControl w:val="0"/>
+              <w:kinsoku/>
+              <w:wordWrap/>
+              <w:overflowPunct/>
+              <w:topLinePunct w:val="0"/>
+              <w:autoSpaceDE/>
+              <w:autoSpaceDN/>
+              <w:bidi w:val="0"/>
+              <w:adjustRightInd/>
+              <w:snapToGrid/>
+              <w:ind w:firstLine="0" w:firstLineChars="0"/>
+              <w:textAlignment w:val="auto"/>
+            </w:pPr>
             <w:r>
               <w:t>学生/管理员</w:t>
             </w:r>
@@ -6313,6 +8346,23 @@
             <w:tcW w:w="1464" w:type="dxa"/>
           </w:tcPr>
           <w:p>
+            <w:pPr>
+              <w:keepNext w:val="0"/>
+              <w:keepLines w:val="0"/>
+              <w:pageBreakBefore w:val="0"/>
+              <w:widowControl w:val="0"/>
+              <w:kinsoku/>
+              <w:wordWrap/>
+              <w:overflowPunct/>
+              <w:topLinePunct w:val="0"/>
+              <w:autoSpaceDE/>
+              <w:autoSpaceDN/>
+              <w:bidi w:val="0"/>
+              <w:adjustRightInd/>
+              <w:snapToGrid/>
+              <w:ind w:firstLine="0" w:firstLineChars="0"/>
+              <w:textAlignment w:val="auto"/>
+            </w:pPr>
             <w:r>
               <w:t>UC22 智能咨询问答</w:t>
             </w:r>
@@ -6323,6 +8373,23 @@
             <w:tcW w:w="6146" w:type="dxa"/>
           </w:tcPr>
           <w:p>
+            <w:pPr>
+              <w:keepNext w:val="0"/>
+              <w:keepLines w:val="0"/>
+              <w:pageBreakBefore w:val="0"/>
+              <w:widowControl w:val="0"/>
+              <w:kinsoku/>
+              <w:wordWrap/>
+              <w:overflowPunct/>
+              <w:topLinePunct w:val="0"/>
+              <w:autoSpaceDE/>
+              <w:autoSpaceDN/>
+              <w:bidi w:val="0"/>
+              <w:adjustRightInd/>
+              <w:snapToGrid/>
+              <w:ind w:firstLine="0" w:firstLineChars="0"/>
+              <w:textAlignment w:val="auto"/>
+            </w:pPr>
             <w:r>
               <w:t>用户通过自然语言咨询宿舍信息、收费标准、账单查询、在线缴费等问题</w:t>
             </w:r>
@@ -6350,8 +8417,8 @@
           <w:szCs w:val="28"/>
         </w:rPr>
       </w:pPr>
-      <w:bookmarkStart w:id="33" w:name="_Toc10308"/>
-      <w:bookmarkStart w:id="34" w:name="_Toc5475"/>
+      <w:bookmarkStart w:id="33" w:name="_Toc5475"/>
+      <w:bookmarkStart w:id="34" w:name="_Toc10308"/>
       <w:r>
         <w:rPr>
           <w:rFonts w:hint="eastAsia" w:ascii="Times New Roman" w:hAnsi="Times New Roman"/>
@@ -6367,28 +8434,21 @@
     </w:p>
     <w:p>
       <w:pPr>
-        <w:pStyle w:val="24"/>
+        <w:bidi w:val="0"/>
         <w:rPr>
-          <w:rFonts w:hint="eastAsia" w:ascii="Times New Roman" w:hAnsi="Times New Roman" w:eastAsia="宋体"/>
-          <w:b w:val="0"/>
-          <w:bCs/>
-          <w:caps w:val="0"/>
-          <w:color w:val="auto"/>
+          <w:rFonts w:hint="eastAsia"/>
         </w:rPr>
       </w:pPr>
       <w:r>
         <w:rPr>
-          <w:rFonts w:hint="eastAsia" w:ascii="Times New Roman" w:hAnsi="Times New Roman" w:eastAsia="宋体"/>
-          <w:b w:val="0"/>
-          <w:bCs/>
-          <w:caps w:val="0"/>
-          <w:color w:val="auto"/>
+          <w:rFonts w:hint="eastAsia"/>
         </w:rPr>
         <w:t>系统的用例图如图2-1所示。</w:t>
       </w:r>
     </w:p>
     <w:p>
       <w:pPr>
+        <w:spacing w:line="240" w:lineRule="auto"/>
         <w:jc w:val="center"/>
         <w:rPr>
           <w:rFonts w:hint="eastAsia" w:ascii="Times New Roman" w:hAnsi="Times New Roman" w:eastAsia="宋体"/>
@@ -6404,9 +8464,9 @@
         </w:rPr>
         <w:drawing>
           <wp:inline distT="0" distB="0" distL="114300" distR="114300">
-            <wp:extent cx="1515745" cy="8856345"/>
-            <wp:effectExtent l="0" t="0" r="8255" b="8255"/>
-            <wp:docPr id="4" name="图片 4" descr="usecase_diagram"/>
+            <wp:extent cx="1406525" cy="8221980"/>
+            <wp:effectExtent l="0" t="0" r="3175" b="7620"/>
+            <wp:docPr id="5" name="图片 5" descr="usecase_diagram"/>
             <wp:cNvGraphicFramePr>
               <a:graphicFrameLocks xmlns:a="http://schemas.openxmlformats.org/drawingml/2006/main" noChangeAspect="1"/>
             </wp:cNvGraphicFramePr>
@@ -6414,13 +8474,13 @@
               <a:graphicData uri="http://schemas.openxmlformats.org/drawingml/2006/picture">
                 <pic:pic xmlns:pic="http://schemas.openxmlformats.org/drawingml/2006/picture">
                   <pic:nvPicPr>
-                    <pic:cNvPr id="4" name="图片 4" descr="usecase_diagram"/>
+                    <pic:cNvPr id="5" name="图片 5" descr="usecase_diagram"/>
                     <pic:cNvPicPr>
                       <a:picLocks noChangeAspect="1"/>
                     </pic:cNvPicPr>
                   </pic:nvPicPr>
                   <pic:blipFill>
-                    <a:blip r:embed="rId9"/>
+                    <a:blip r:embed="rId11"/>
                     <a:stretch>
                       <a:fillRect/>
                     </a:stretch>
@@ -6428,7 +8488,7 @@
                   <pic:spPr>
                     <a:xfrm>
                       <a:off x="0" y="0"/>
-                      <a:ext cx="1515745" cy="8856345"/>
+                      <a:ext cx="1406525" cy="8221980"/>
                     </a:xfrm>
                     <a:prstGeom prst="rect">
                       <a:avLst/>
@@ -6564,7 +8624,22 @@
           </w:tcPr>
           <w:p>
             <w:pPr>
+              <w:keepNext w:val="0"/>
+              <w:keepLines w:val="0"/>
+              <w:pageBreakBefore w:val="0"/>
+              <w:widowControl w:val="0"/>
+              <w:kinsoku/>
+              <w:wordWrap/>
+              <w:overflowPunct/>
+              <w:topLinePunct w:val="0"/>
+              <w:autoSpaceDE/>
+              <w:autoSpaceDN/>
+              <w:bidi w:val="0"/>
+              <w:adjustRightInd/>
+              <w:snapToGrid/>
+              <w:ind w:firstLine="0" w:firstLineChars="0"/>
               <w:jc w:val="center"/>
+              <w:textAlignment w:val="auto"/>
               <w:rPr>
                 <w:rFonts w:ascii="Times New Roman" w:hAnsi="Times New Roman"/>
                 <w:caps w:val="0"/>
@@ -6602,7 +8677,22 @@
           </w:tcPr>
           <w:p>
             <w:pPr>
+              <w:keepNext w:val="0"/>
+              <w:keepLines w:val="0"/>
+              <w:pageBreakBefore w:val="0"/>
+              <w:widowControl w:val="0"/>
+              <w:kinsoku/>
+              <w:wordWrap/>
+              <w:overflowPunct/>
+              <w:topLinePunct w:val="0"/>
+              <w:autoSpaceDE/>
+              <w:autoSpaceDN/>
+              <w:bidi w:val="0"/>
+              <w:adjustRightInd/>
+              <w:snapToGrid/>
+              <w:ind w:firstLine="0" w:firstLineChars="0"/>
               <w:jc w:val="center"/>
+              <w:textAlignment w:val="auto"/>
               <w:rPr>
                 <w:rFonts w:ascii="Times New Roman" w:hAnsi="Times New Roman"/>
                 <w:caps w:val="0"/>
@@ -6653,6 +8743,21 @@
           </w:tcPr>
           <w:p>
             <w:pPr>
+              <w:keepNext w:val="0"/>
+              <w:keepLines w:val="0"/>
+              <w:pageBreakBefore w:val="0"/>
+              <w:widowControl w:val="0"/>
+              <w:kinsoku/>
+              <w:wordWrap/>
+              <w:overflowPunct/>
+              <w:topLinePunct w:val="0"/>
+              <w:autoSpaceDE/>
+              <w:autoSpaceDN/>
+              <w:bidi w:val="0"/>
+              <w:adjustRightInd/>
+              <w:snapToGrid/>
+              <w:ind w:firstLine="0" w:firstLineChars="0"/>
+              <w:textAlignment w:val="auto"/>
               <w:rPr>
                 <w:rFonts w:hint="default" w:ascii="Times New Roman" w:hAnsi="Times New Roman" w:eastAsia="宋体"/>
                 <w:caps w:val="0"/>
@@ -6692,6 +8797,23 @@
             <w:vAlign w:val="top"/>
           </w:tcPr>
           <w:p>
+            <w:pPr>
+              <w:keepNext w:val="0"/>
+              <w:keepLines w:val="0"/>
+              <w:pageBreakBefore w:val="0"/>
+              <w:widowControl w:val="0"/>
+              <w:kinsoku/>
+              <w:wordWrap/>
+              <w:overflowPunct/>
+              <w:topLinePunct w:val="0"/>
+              <w:autoSpaceDE/>
+              <w:autoSpaceDN/>
+              <w:bidi w:val="0"/>
+              <w:adjustRightInd/>
+              <w:snapToGrid/>
+              <w:ind w:firstLine="0" w:firstLineChars="0"/>
+              <w:textAlignment w:val="auto"/>
+            </w:pPr>
             <w:r>
               <w:t>UC01</w:t>
             </w:r>
@@ -6731,6 +8853,21 @@
           </w:tcPr>
           <w:p>
             <w:pPr>
+              <w:keepNext w:val="0"/>
+              <w:keepLines w:val="0"/>
+              <w:pageBreakBefore w:val="0"/>
+              <w:widowControl w:val="0"/>
+              <w:kinsoku/>
+              <w:wordWrap/>
+              <w:overflowPunct/>
+              <w:topLinePunct w:val="0"/>
+              <w:autoSpaceDE/>
+              <w:autoSpaceDN/>
+              <w:bidi w:val="0"/>
+              <w:adjustRightInd/>
+              <w:snapToGrid/>
+              <w:ind w:firstLine="0" w:firstLineChars="0"/>
+              <w:textAlignment w:val="auto"/>
               <w:rPr>
                 <w:rFonts w:ascii="Times New Roman" w:hAnsi="Times New Roman"/>
                 <w:caps w:val="0"/>
@@ -6779,6 +8916,23 @@
             <w:vAlign w:val="top"/>
           </w:tcPr>
           <w:p>
+            <w:pPr>
+              <w:keepNext w:val="0"/>
+              <w:keepLines w:val="0"/>
+              <w:pageBreakBefore w:val="0"/>
+              <w:widowControl w:val="0"/>
+              <w:kinsoku/>
+              <w:wordWrap/>
+              <w:overflowPunct/>
+              <w:topLinePunct w:val="0"/>
+              <w:autoSpaceDE/>
+              <w:autoSpaceDN/>
+              <w:bidi w:val="0"/>
+              <w:adjustRightInd/>
+              <w:snapToGrid/>
+              <w:ind w:firstLine="0" w:firstLineChars="0"/>
+              <w:textAlignment w:val="auto"/>
+            </w:pPr>
             <w:r>
               <w:t>录入学生信息</w:t>
             </w:r>
@@ -6818,6 +8972,21 @@
           </w:tcPr>
           <w:p>
             <w:pPr>
+              <w:keepNext w:val="0"/>
+              <w:keepLines w:val="0"/>
+              <w:pageBreakBefore w:val="0"/>
+              <w:widowControl w:val="0"/>
+              <w:kinsoku/>
+              <w:wordWrap/>
+              <w:overflowPunct/>
+              <w:topLinePunct w:val="0"/>
+              <w:autoSpaceDE/>
+              <w:autoSpaceDN/>
+              <w:bidi w:val="0"/>
+              <w:adjustRightInd/>
+              <w:snapToGrid/>
+              <w:ind w:firstLine="0" w:firstLineChars="0"/>
+              <w:textAlignment w:val="auto"/>
               <w:rPr>
                 <w:rFonts w:hint="default" w:ascii="Times New Roman" w:hAnsi="Times New Roman"/>
                 <w:b/>
@@ -6860,6 +9029,23 @@
             <w:vAlign w:val="top"/>
           </w:tcPr>
           <w:p>
+            <w:pPr>
+              <w:keepNext w:val="0"/>
+              <w:keepLines w:val="0"/>
+              <w:pageBreakBefore w:val="0"/>
+              <w:widowControl w:val="0"/>
+              <w:kinsoku/>
+              <w:wordWrap/>
+              <w:overflowPunct/>
+              <w:topLinePunct w:val="0"/>
+              <w:autoSpaceDE/>
+              <w:autoSpaceDN/>
+              <w:bidi w:val="0"/>
+              <w:adjustRightInd/>
+              <w:snapToGrid/>
+              <w:ind w:firstLine="0" w:firstLineChars="0"/>
+              <w:textAlignment w:val="auto"/>
+            </w:pPr>
             <w:r>
               <w:t>管理员录入新入住学生的基本信息（姓名、学号、宿舍号、联系方式、入住时间等），完成学生入住登记。</w:t>
             </w:r>
@@ -6899,6 +9085,21 @@
           </w:tcPr>
           <w:p>
             <w:pPr>
+              <w:keepNext w:val="0"/>
+              <w:keepLines w:val="0"/>
+              <w:pageBreakBefore w:val="0"/>
+              <w:widowControl w:val="0"/>
+              <w:kinsoku/>
+              <w:wordWrap/>
+              <w:overflowPunct/>
+              <w:topLinePunct w:val="0"/>
+              <w:autoSpaceDE/>
+              <w:autoSpaceDN/>
+              <w:bidi w:val="0"/>
+              <w:adjustRightInd/>
+              <w:snapToGrid/>
+              <w:ind w:firstLine="0" w:firstLineChars="0"/>
+              <w:textAlignment w:val="auto"/>
               <w:rPr>
                 <w:rFonts w:ascii="Times New Roman" w:hAnsi="Times New Roman"/>
                 <w:caps w:val="0"/>
@@ -6936,6 +9137,23 @@
             <w:vAlign w:val="top"/>
           </w:tcPr>
           <w:p>
+            <w:pPr>
+              <w:keepNext w:val="0"/>
+              <w:keepLines w:val="0"/>
+              <w:pageBreakBefore w:val="0"/>
+              <w:widowControl w:val="0"/>
+              <w:kinsoku/>
+              <w:wordWrap/>
+              <w:overflowPunct/>
+              <w:topLinePunct w:val="0"/>
+              <w:autoSpaceDE/>
+              <w:autoSpaceDN/>
+              <w:bidi w:val="0"/>
+              <w:adjustRightInd/>
+              <w:snapToGrid/>
+              <w:ind w:firstLine="0" w:firstLineChars="0"/>
+              <w:textAlignment w:val="auto"/>
+            </w:pPr>
             <w:r>
               <w:t>宿舍管理员</w:t>
             </w:r>
@@ -6975,6 +9193,21 @@
           </w:tcPr>
           <w:p>
             <w:pPr>
+              <w:keepNext w:val="0"/>
+              <w:keepLines w:val="0"/>
+              <w:pageBreakBefore w:val="0"/>
+              <w:widowControl w:val="0"/>
+              <w:kinsoku/>
+              <w:wordWrap/>
+              <w:overflowPunct/>
+              <w:topLinePunct w:val="0"/>
+              <w:autoSpaceDE/>
+              <w:autoSpaceDN/>
+              <w:bidi w:val="0"/>
+              <w:adjustRightInd/>
+              <w:snapToGrid/>
+              <w:ind w:firstLine="0" w:firstLineChars="0"/>
+              <w:textAlignment w:val="auto"/>
               <w:rPr>
                 <w:rFonts w:ascii="Times New Roman" w:hAnsi="Times New Roman"/>
                 <w:caps w:val="0"/>
@@ -7012,6 +9245,23 @@
             <w:vAlign w:val="top"/>
           </w:tcPr>
           <w:p>
+            <w:pPr>
+              <w:keepNext w:val="0"/>
+              <w:keepLines w:val="0"/>
+              <w:pageBreakBefore w:val="0"/>
+              <w:widowControl w:val="0"/>
+              <w:kinsoku/>
+              <w:wordWrap/>
+              <w:overflowPunct/>
+              <w:topLinePunct w:val="0"/>
+              <w:autoSpaceDE/>
+              <w:autoSpaceDN/>
+              <w:bidi w:val="0"/>
+              <w:adjustRightInd/>
+              <w:snapToGrid/>
+              <w:ind w:firstLine="0" w:firstLineChars="0"/>
+              <w:textAlignment w:val="auto"/>
+            </w:pPr>
             <w:r>
               <w:t>管理员已登录系统，具有学生信息管理权限。</w:t>
             </w:r>
@@ -7051,6 +9301,21 @@
           </w:tcPr>
           <w:p>
             <w:pPr>
+              <w:keepNext w:val="0"/>
+              <w:keepLines w:val="0"/>
+              <w:pageBreakBefore w:val="0"/>
+              <w:widowControl w:val="0"/>
+              <w:kinsoku/>
+              <w:wordWrap/>
+              <w:overflowPunct/>
+              <w:topLinePunct w:val="0"/>
+              <w:autoSpaceDE/>
+              <w:autoSpaceDN/>
+              <w:bidi w:val="0"/>
+              <w:adjustRightInd/>
+              <w:snapToGrid/>
+              <w:ind w:firstLine="0" w:firstLineChars="0"/>
+              <w:textAlignment w:val="auto"/>
               <w:rPr>
                 <w:rFonts w:hint="eastAsia" w:ascii="Times New Roman" w:hAnsi="Times New Roman" w:eastAsia="宋体" w:cs="Times New Roman"/>
                 <w:caps w:val="0"/>
@@ -7092,6 +9357,23 @@
             <w:vAlign w:val="top"/>
           </w:tcPr>
           <w:p>
+            <w:pPr>
+              <w:keepNext w:val="0"/>
+              <w:keepLines w:val="0"/>
+              <w:pageBreakBefore w:val="0"/>
+              <w:widowControl w:val="0"/>
+              <w:kinsoku/>
+              <w:wordWrap/>
+              <w:overflowPunct/>
+              <w:topLinePunct w:val="0"/>
+              <w:autoSpaceDE/>
+              <w:autoSpaceDN/>
+              <w:bidi w:val="0"/>
+              <w:adjustRightInd/>
+              <w:snapToGrid/>
+              <w:ind w:firstLine="0" w:firstLineChars="0"/>
+              <w:textAlignment w:val="auto"/>
+            </w:pPr>
             <w:r>
               <w:t>管理员选择"录入学生信息"功能。</w:t>
             </w:r>
@@ -7131,6 +9413,21 @@
           </w:tcPr>
           <w:p>
             <w:pPr>
+              <w:keepNext w:val="0"/>
+              <w:keepLines w:val="0"/>
+              <w:pageBreakBefore w:val="0"/>
+              <w:widowControl w:val="0"/>
+              <w:kinsoku/>
+              <w:wordWrap/>
+              <w:overflowPunct/>
+              <w:topLinePunct w:val="0"/>
+              <w:autoSpaceDE/>
+              <w:autoSpaceDN/>
+              <w:bidi w:val="0"/>
+              <w:adjustRightInd/>
+              <w:snapToGrid/>
+              <w:ind w:firstLine="0" w:firstLineChars="0"/>
+              <w:textAlignment w:val="auto"/>
               <w:rPr>
                 <w:rFonts w:ascii="Times New Roman" w:hAnsi="Times New Roman"/>
                 <w:caps w:val="0"/>
@@ -7168,6 +9465,23 @@
             <w:vAlign w:val="top"/>
           </w:tcPr>
           <w:p>
+            <w:pPr>
+              <w:keepNext w:val="0"/>
+              <w:keepLines w:val="0"/>
+              <w:pageBreakBefore w:val="0"/>
+              <w:widowControl w:val="0"/>
+              <w:kinsoku/>
+              <w:wordWrap/>
+              <w:overflowPunct/>
+              <w:topLinePunct w:val="0"/>
+              <w:autoSpaceDE/>
+              <w:autoSpaceDN/>
+              <w:bidi w:val="0"/>
+              <w:adjustRightInd/>
+              <w:snapToGrid/>
+              <w:ind w:firstLine="0" w:firstLineChars="0"/>
+              <w:textAlignment w:val="auto"/>
+            </w:pPr>
             <w:r>
               <w:t>录入成功：系统保存学生记录并显示成功提示；录入失败：系统不保存记录并显示错误提示。</w:t>
             </w:r>
@@ -7207,6 +9521,21 @@
           </w:tcPr>
           <w:p>
             <w:pPr>
+              <w:keepNext w:val="0"/>
+              <w:keepLines w:val="0"/>
+              <w:pageBreakBefore w:val="0"/>
+              <w:widowControl w:val="0"/>
+              <w:kinsoku/>
+              <w:wordWrap/>
+              <w:overflowPunct/>
+              <w:topLinePunct w:val="0"/>
+              <w:autoSpaceDE/>
+              <w:autoSpaceDN/>
+              <w:bidi w:val="0"/>
+              <w:adjustRightInd/>
+              <w:snapToGrid/>
+              <w:ind w:firstLine="0" w:firstLineChars="0"/>
+              <w:textAlignment w:val="auto"/>
               <w:rPr>
                 <w:rFonts w:ascii="Times New Roman" w:hAnsi="Times New Roman"/>
                 <w:caps w:val="0"/>
@@ -7244,6 +9573,23 @@
             <w:vAlign w:val="top"/>
           </w:tcPr>
           <w:p>
+            <w:pPr>
+              <w:keepNext w:val="0"/>
+              <w:keepLines w:val="0"/>
+              <w:pageBreakBefore w:val="0"/>
+              <w:widowControl w:val="0"/>
+              <w:kinsoku/>
+              <w:wordWrap/>
+              <w:overflowPunct/>
+              <w:topLinePunct w:val="0"/>
+              <w:autoSpaceDE/>
+              <w:autoSpaceDN/>
+              <w:bidi w:val="0"/>
+              <w:adjustRightInd/>
+              <w:snapToGrid/>
+              <w:ind w:firstLine="0" w:firstLineChars="0"/>
+              <w:textAlignment w:val="auto"/>
+            </w:pPr>
             <w:r>
               <w:t>1. 管理员在学生管理页面选择"录入学生信息"，启动用例。</w:t>
             </w:r>
@@ -7251,7 +9597,7 @@
               <w:br w:type="textWrapping"/>
             </w:r>
             <w:r>
-              <w:t>2. 系统显示学生信息录入表单界面（姓名、学号、宿舍号、联系方式、入住时间等字段）。</w:t>
+              <w:t>2. 系统显示学生信息录入表单界面。</w:t>
             </w:r>
             <w:r>
               <w:br w:type="textWrapping"/>
@@ -7313,6 +9659,21 @@
           </w:tcPr>
           <w:p>
             <w:pPr>
+              <w:keepNext w:val="0"/>
+              <w:keepLines w:val="0"/>
+              <w:pageBreakBefore w:val="0"/>
+              <w:widowControl w:val="0"/>
+              <w:kinsoku/>
+              <w:wordWrap/>
+              <w:overflowPunct/>
+              <w:topLinePunct w:val="0"/>
+              <w:autoSpaceDE/>
+              <w:autoSpaceDN/>
+              <w:bidi w:val="0"/>
+              <w:adjustRightInd/>
+              <w:snapToGrid/>
+              <w:ind w:firstLine="0" w:firstLineChars="0"/>
+              <w:textAlignment w:val="auto"/>
               <w:rPr>
                 <w:rFonts w:ascii="Times New Roman" w:hAnsi="Times New Roman"/>
                 <w:caps w:val="0"/>
@@ -7350,6 +9711,23 @@
             <w:vAlign w:val="top"/>
           </w:tcPr>
           <w:p>
+            <w:pPr>
+              <w:keepNext w:val="0"/>
+              <w:keepLines w:val="0"/>
+              <w:pageBreakBefore w:val="0"/>
+              <w:widowControl w:val="0"/>
+              <w:kinsoku/>
+              <w:wordWrap/>
+              <w:overflowPunct/>
+              <w:topLinePunct w:val="0"/>
+              <w:autoSpaceDE/>
+              <w:autoSpaceDN/>
+              <w:bidi w:val="0"/>
+              <w:adjustRightInd/>
+              <w:snapToGrid/>
+              <w:ind w:firstLine="0" w:firstLineChars="0"/>
+              <w:textAlignment w:val="auto"/>
+            </w:pPr>
             <w:r>
               <w:t>3a. 管理员选择"取消"，系统清空表单，返回列表页，用例结束。</w:t>
             </w:r>
@@ -7419,6 +9797,21 @@
           </w:tcPr>
           <w:p>
             <w:pPr>
+              <w:keepNext w:val="0"/>
+              <w:keepLines w:val="0"/>
+              <w:pageBreakBefore w:val="0"/>
+              <w:widowControl w:val="0"/>
+              <w:kinsoku/>
+              <w:wordWrap/>
+              <w:overflowPunct/>
+              <w:topLinePunct w:val="0"/>
+              <w:autoSpaceDE/>
+              <w:autoSpaceDN/>
+              <w:bidi w:val="0"/>
+              <w:adjustRightInd/>
+              <w:snapToGrid/>
+              <w:ind w:firstLine="0" w:firstLineChars="0"/>
+              <w:textAlignment w:val="auto"/>
               <w:rPr>
                 <w:rFonts w:ascii="Times New Roman" w:hAnsi="Times New Roman"/>
                 <w:caps w:val="0"/>
@@ -7456,6 +9849,23 @@
             <w:vAlign w:val="top"/>
           </w:tcPr>
           <w:p>
+            <w:pPr>
+              <w:keepNext w:val="0"/>
+              <w:keepLines w:val="0"/>
+              <w:pageBreakBefore w:val="0"/>
+              <w:widowControl w:val="0"/>
+              <w:kinsoku/>
+              <w:wordWrap/>
+              <w:overflowPunct/>
+              <w:topLinePunct w:val="0"/>
+              <w:autoSpaceDE/>
+              <w:autoSpaceDN/>
+              <w:bidi w:val="0"/>
+              <w:adjustRightInd/>
+              <w:snapToGrid/>
+              <w:ind w:firstLine="0" w:firstLineChars="0"/>
+              <w:textAlignment w:val="auto"/>
+            </w:pPr>
             <w:r>
               <w:t>1. 学号必须唯一，格式为10位数字。</w:t>
             </w:r>
@@ -7525,6 +9935,21 @@
           </w:tcPr>
           <w:p>
             <w:pPr>
+              <w:keepNext w:val="0"/>
+              <w:keepLines w:val="0"/>
+              <w:pageBreakBefore w:val="0"/>
+              <w:widowControl w:val="0"/>
+              <w:kinsoku/>
+              <w:wordWrap/>
+              <w:overflowPunct/>
+              <w:topLinePunct w:val="0"/>
+              <w:autoSpaceDE/>
+              <w:autoSpaceDN/>
+              <w:bidi w:val="0"/>
+              <w:adjustRightInd/>
+              <w:snapToGrid/>
+              <w:ind w:firstLine="0" w:firstLineChars="0"/>
+              <w:textAlignment w:val="auto"/>
               <w:rPr>
                 <w:rFonts w:hint="default" w:ascii="Times New Roman" w:hAnsi="Times New Roman" w:eastAsia="宋体"/>
                 <w:caps w:val="0"/>
@@ -7567,6 +9992,23 @@
             <w:vAlign w:val="top"/>
           </w:tcPr>
           <w:p>
+            <w:pPr>
+              <w:keepNext w:val="0"/>
+              <w:keepLines w:val="0"/>
+              <w:pageBreakBefore w:val="0"/>
+              <w:widowControl w:val="0"/>
+              <w:kinsoku/>
+              <w:wordWrap/>
+              <w:overflowPunct/>
+              <w:topLinePunct w:val="0"/>
+              <w:autoSpaceDE/>
+              <w:autoSpaceDN/>
+              <w:bidi w:val="0"/>
+              <w:adjustRightInd/>
+              <w:snapToGrid/>
+              <w:ind w:firstLine="0" w:firstLineChars="0"/>
+              <w:textAlignment w:val="auto"/>
+            </w:pPr>
             <w:r>
               <w:t>宋君奎</w:t>
             </w:r>
@@ -7642,7 +10084,22 @@
           </w:tcPr>
           <w:p>
             <w:pPr>
+              <w:keepNext w:val="0"/>
+              <w:keepLines w:val="0"/>
+              <w:pageBreakBefore w:val="0"/>
+              <w:widowControl w:val="0"/>
+              <w:kinsoku/>
+              <w:wordWrap/>
+              <w:overflowPunct/>
+              <w:topLinePunct w:val="0"/>
+              <w:autoSpaceDE/>
+              <w:autoSpaceDN/>
+              <w:bidi w:val="0"/>
+              <w:adjustRightInd/>
+              <w:snapToGrid/>
+              <w:ind w:firstLine="0" w:firstLineChars="0"/>
               <w:jc w:val="center"/>
+              <w:textAlignment w:val="auto"/>
               <w:rPr>
                 <w:rFonts w:ascii="Times New Roman" w:hAnsi="Times New Roman"/>
                 <w:caps w:val="0"/>
@@ -7680,7 +10137,22 @@
           </w:tcPr>
           <w:p>
             <w:pPr>
+              <w:keepNext w:val="0"/>
+              <w:keepLines w:val="0"/>
+              <w:pageBreakBefore w:val="0"/>
+              <w:widowControl w:val="0"/>
+              <w:kinsoku/>
+              <w:wordWrap/>
+              <w:overflowPunct/>
+              <w:topLinePunct w:val="0"/>
+              <w:autoSpaceDE/>
+              <w:autoSpaceDN/>
+              <w:bidi w:val="0"/>
+              <w:adjustRightInd/>
+              <w:snapToGrid/>
+              <w:ind w:firstLine="0" w:firstLineChars="0"/>
               <w:jc w:val="center"/>
+              <w:textAlignment w:val="auto"/>
               <w:rPr>
                 <w:rFonts w:ascii="Times New Roman" w:hAnsi="Times New Roman"/>
                 <w:caps w:val="0"/>
@@ -7731,6 +10203,21 @@
           </w:tcPr>
           <w:p>
             <w:pPr>
+              <w:keepNext w:val="0"/>
+              <w:keepLines w:val="0"/>
+              <w:pageBreakBefore w:val="0"/>
+              <w:widowControl w:val="0"/>
+              <w:kinsoku/>
+              <w:wordWrap/>
+              <w:overflowPunct/>
+              <w:topLinePunct w:val="0"/>
+              <w:autoSpaceDE/>
+              <w:autoSpaceDN/>
+              <w:bidi w:val="0"/>
+              <w:adjustRightInd/>
+              <w:snapToGrid/>
+              <w:ind w:firstLine="0" w:firstLineChars="0"/>
+              <w:textAlignment w:val="auto"/>
               <w:rPr>
                 <w:rFonts w:hint="default" w:ascii="Times New Roman" w:hAnsi="Times New Roman" w:eastAsia="宋体"/>
                 <w:caps w:val="0"/>
@@ -7770,6 +10257,23 @@
             <w:vAlign w:val="top"/>
           </w:tcPr>
           <w:p>
+            <w:pPr>
+              <w:keepNext w:val="0"/>
+              <w:keepLines w:val="0"/>
+              <w:pageBreakBefore w:val="0"/>
+              <w:widowControl w:val="0"/>
+              <w:kinsoku/>
+              <w:wordWrap/>
+              <w:overflowPunct/>
+              <w:topLinePunct w:val="0"/>
+              <w:autoSpaceDE/>
+              <w:autoSpaceDN/>
+              <w:bidi w:val="0"/>
+              <w:adjustRightInd/>
+              <w:snapToGrid/>
+              <w:ind w:firstLine="0" w:firstLineChars="0"/>
+              <w:textAlignment w:val="auto"/>
+            </w:pPr>
             <w:r>
               <w:t>UC10</w:t>
             </w:r>
@@ -7809,6 +10313,21 @@
           </w:tcPr>
           <w:p>
             <w:pPr>
+              <w:keepNext w:val="0"/>
+              <w:keepLines w:val="0"/>
+              <w:pageBreakBefore w:val="0"/>
+              <w:widowControl w:val="0"/>
+              <w:kinsoku/>
+              <w:wordWrap/>
+              <w:overflowPunct/>
+              <w:topLinePunct w:val="0"/>
+              <w:autoSpaceDE/>
+              <w:autoSpaceDN/>
+              <w:bidi w:val="0"/>
+              <w:adjustRightInd/>
+              <w:snapToGrid/>
+              <w:ind w:firstLine="0" w:firstLineChars="0"/>
+              <w:textAlignment w:val="auto"/>
               <w:rPr>
                 <w:rFonts w:ascii="Times New Roman" w:hAnsi="Times New Roman"/>
                 <w:caps w:val="0"/>
@@ -7857,6 +10376,23 @@
             <w:vAlign w:val="top"/>
           </w:tcPr>
           <w:p>
+            <w:pPr>
+              <w:keepNext w:val="0"/>
+              <w:keepLines w:val="0"/>
+              <w:pageBreakBefore w:val="0"/>
+              <w:widowControl w:val="0"/>
+              <w:kinsoku/>
+              <w:wordWrap/>
+              <w:overflowPunct/>
+              <w:topLinePunct w:val="0"/>
+              <w:autoSpaceDE/>
+              <w:autoSpaceDN/>
+              <w:bidi w:val="0"/>
+              <w:adjustRightInd/>
+              <w:snapToGrid/>
+              <w:ind w:firstLine="0" w:firstLineChars="0"/>
+              <w:textAlignment w:val="auto"/>
+            </w:pPr>
             <w:r>
               <w:t>生成缴费账单</w:t>
             </w:r>
@@ -7896,6 +10432,21 @@
           </w:tcPr>
           <w:p>
             <w:pPr>
+              <w:keepNext w:val="0"/>
+              <w:keepLines w:val="0"/>
+              <w:pageBreakBefore w:val="0"/>
+              <w:widowControl w:val="0"/>
+              <w:kinsoku/>
+              <w:wordWrap/>
+              <w:overflowPunct/>
+              <w:topLinePunct w:val="0"/>
+              <w:autoSpaceDE/>
+              <w:autoSpaceDN/>
+              <w:bidi w:val="0"/>
+              <w:adjustRightInd/>
+              <w:snapToGrid/>
+              <w:ind w:firstLine="0" w:firstLineChars="0"/>
+              <w:textAlignment w:val="auto"/>
               <w:rPr>
                 <w:rFonts w:hint="default" w:ascii="Times New Roman" w:hAnsi="Times New Roman"/>
                 <w:b/>
@@ -7938,6 +10489,23 @@
             <w:vAlign w:val="top"/>
           </w:tcPr>
           <w:p>
+            <w:pPr>
+              <w:keepNext w:val="0"/>
+              <w:keepLines w:val="0"/>
+              <w:pageBreakBefore w:val="0"/>
+              <w:widowControl w:val="0"/>
+              <w:kinsoku/>
+              <w:wordWrap/>
+              <w:overflowPunct/>
+              <w:topLinePunct w:val="0"/>
+              <w:autoSpaceDE/>
+              <w:autoSpaceDN/>
+              <w:bidi w:val="0"/>
+              <w:adjustRightInd/>
+              <w:snapToGrid/>
+              <w:ind w:firstLine="0" w:firstLineChars="0"/>
+              <w:textAlignment w:val="auto"/>
+            </w:pPr>
             <w:r>
               <w:t>管理员选择收费周期后，系统根据收费项目和在住学生信息，自动批量生成该周期所有学生的缴费账单。</w:t>
             </w:r>
@@ -7977,6 +10545,21 @@
           </w:tcPr>
           <w:p>
             <w:pPr>
+              <w:keepNext w:val="0"/>
+              <w:keepLines w:val="0"/>
+              <w:pageBreakBefore w:val="0"/>
+              <w:widowControl w:val="0"/>
+              <w:kinsoku/>
+              <w:wordWrap/>
+              <w:overflowPunct/>
+              <w:topLinePunct w:val="0"/>
+              <w:autoSpaceDE/>
+              <w:autoSpaceDN/>
+              <w:bidi w:val="0"/>
+              <w:adjustRightInd/>
+              <w:snapToGrid/>
+              <w:ind w:firstLine="0" w:firstLineChars="0"/>
+              <w:textAlignment w:val="auto"/>
               <w:rPr>
                 <w:rFonts w:ascii="Times New Roman" w:hAnsi="Times New Roman"/>
                 <w:caps w:val="0"/>
@@ -8014,6 +10597,23 @@
             <w:vAlign w:val="top"/>
           </w:tcPr>
           <w:p>
+            <w:pPr>
+              <w:keepNext w:val="0"/>
+              <w:keepLines w:val="0"/>
+              <w:pageBreakBefore w:val="0"/>
+              <w:widowControl w:val="0"/>
+              <w:kinsoku/>
+              <w:wordWrap/>
+              <w:overflowPunct/>
+              <w:topLinePunct w:val="0"/>
+              <w:autoSpaceDE/>
+              <w:autoSpaceDN/>
+              <w:bidi w:val="0"/>
+              <w:adjustRightInd/>
+              <w:snapToGrid/>
+              <w:ind w:firstLine="0" w:firstLineChars="0"/>
+              <w:textAlignment w:val="auto"/>
+            </w:pPr>
             <w:r>
               <w:t>宿舍管理员、时间（定时触发）</w:t>
             </w:r>
@@ -8053,6 +10653,21 @@
           </w:tcPr>
           <w:p>
             <w:pPr>
+              <w:keepNext w:val="0"/>
+              <w:keepLines w:val="0"/>
+              <w:pageBreakBefore w:val="0"/>
+              <w:widowControl w:val="0"/>
+              <w:kinsoku/>
+              <w:wordWrap/>
+              <w:overflowPunct/>
+              <w:topLinePunct w:val="0"/>
+              <w:autoSpaceDE/>
+              <w:autoSpaceDN/>
+              <w:bidi w:val="0"/>
+              <w:adjustRightInd/>
+              <w:snapToGrid/>
+              <w:ind w:firstLine="0" w:firstLineChars="0"/>
+              <w:textAlignment w:val="auto"/>
               <w:rPr>
                 <w:rFonts w:ascii="Times New Roman" w:hAnsi="Times New Roman"/>
                 <w:caps w:val="0"/>
@@ -8090,6 +10705,23 @@
             <w:vAlign w:val="top"/>
           </w:tcPr>
           <w:p>
+            <w:pPr>
+              <w:keepNext w:val="0"/>
+              <w:keepLines w:val="0"/>
+              <w:pageBreakBefore w:val="0"/>
+              <w:widowControl w:val="0"/>
+              <w:kinsoku/>
+              <w:wordWrap/>
+              <w:overflowPunct/>
+              <w:topLinePunct w:val="0"/>
+              <w:autoSpaceDE/>
+              <w:autoSpaceDN/>
+              <w:bidi w:val="0"/>
+              <w:adjustRightInd/>
+              <w:snapToGrid/>
+              <w:ind w:firstLine="0" w:firstLineChars="0"/>
+              <w:textAlignment w:val="auto"/>
+            </w:pPr>
             <w:r>
               <w:t>管理员已登录；系统中已存在收费项目和在住学生信息。</w:t>
             </w:r>
@@ -8129,6 +10761,21 @@
           </w:tcPr>
           <w:p>
             <w:pPr>
+              <w:keepNext w:val="0"/>
+              <w:keepLines w:val="0"/>
+              <w:pageBreakBefore w:val="0"/>
+              <w:widowControl w:val="0"/>
+              <w:kinsoku/>
+              <w:wordWrap/>
+              <w:overflowPunct/>
+              <w:topLinePunct w:val="0"/>
+              <w:autoSpaceDE/>
+              <w:autoSpaceDN/>
+              <w:bidi w:val="0"/>
+              <w:adjustRightInd/>
+              <w:snapToGrid/>
+              <w:ind w:firstLine="0" w:firstLineChars="0"/>
+              <w:textAlignment w:val="auto"/>
               <w:rPr>
                 <w:rFonts w:hint="eastAsia" w:ascii="Times New Roman" w:hAnsi="Times New Roman" w:eastAsia="宋体" w:cs="Times New Roman"/>
                 <w:caps w:val="0"/>
@@ -8170,6 +10817,23 @@
             <w:vAlign w:val="top"/>
           </w:tcPr>
           <w:p>
+            <w:pPr>
+              <w:keepNext w:val="0"/>
+              <w:keepLines w:val="0"/>
+              <w:pageBreakBefore w:val="0"/>
+              <w:widowControl w:val="0"/>
+              <w:kinsoku/>
+              <w:wordWrap/>
+              <w:overflowPunct/>
+              <w:topLinePunct w:val="0"/>
+              <w:autoSpaceDE/>
+              <w:autoSpaceDN/>
+              <w:bidi w:val="0"/>
+              <w:adjustRightInd/>
+              <w:snapToGrid/>
+              <w:ind w:firstLine="0" w:firstLineChars="0"/>
+              <w:textAlignment w:val="auto"/>
+            </w:pPr>
             <w:r>
               <w:t>管理员选择"生成缴费账单"功能，或系统到达自动生成时间。</w:t>
             </w:r>
@@ -8209,6 +10873,21 @@
           </w:tcPr>
           <w:p>
             <w:pPr>
+              <w:keepNext w:val="0"/>
+              <w:keepLines w:val="0"/>
+              <w:pageBreakBefore w:val="0"/>
+              <w:widowControl w:val="0"/>
+              <w:kinsoku/>
+              <w:wordWrap/>
+              <w:overflowPunct/>
+              <w:topLinePunct w:val="0"/>
+              <w:autoSpaceDE/>
+              <w:autoSpaceDN/>
+              <w:bidi w:val="0"/>
+              <w:adjustRightInd/>
+              <w:snapToGrid/>
+              <w:ind w:firstLine="0" w:firstLineChars="0"/>
+              <w:textAlignment w:val="auto"/>
               <w:rPr>
                 <w:rFonts w:ascii="Times New Roman" w:hAnsi="Times New Roman"/>
                 <w:caps w:val="0"/>
@@ -8246,6 +10925,23 @@
             <w:vAlign w:val="top"/>
           </w:tcPr>
           <w:p>
+            <w:pPr>
+              <w:keepNext w:val="0"/>
+              <w:keepLines w:val="0"/>
+              <w:pageBreakBefore w:val="0"/>
+              <w:widowControl w:val="0"/>
+              <w:kinsoku/>
+              <w:wordWrap/>
+              <w:overflowPunct/>
+              <w:topLinePunct w:val="0"/>
+              <w:autoSpaceDE/>
+              <w:autoSpaceDN/>
+              <w:bidi w:val="0"/>
+              <w:adjustRightInd/>
+              <w:snapToGrid/>
+              <w:ind w:firstLine="0" w:firstLineChars="0"/>
+              <w:textAlignment w:val="auto"/>
+            </w:pPr>
             <w:r>
               <w:t>账单生成成功：系统保存并显示生成统计；失败则回滚。</w:t>
             </w:r>
@@ -8285,6 +10981,21 @@
           </w:tcPr>
           <w:p>
             <w:pPr>
+              <w:keepNext w:val="0"/>
+              <w:keepLines w:val="0"/>
+              <w:pageBreakBefore w:val="0"/>
+              <w:widowControl w:val="0"/>
+              <w:kinsoku/>
+              <w:wordWrap/>
+              <w:overflowPunct/>
+              <w:topLinePunct w:val="0"/>
+              <w:autoSpaceDE/>
+              <w:autoSpaceDN/>
+              <w:bidi w:val="0"/>
+              <w:adjustRightInd/>
+              <w:snapToGrid/>
+              <w:ind w:firstLine="0" w:firstLineChars="0"/>
+              <w:textAlignment w:val="auto"/>
               <w:rPr>
                 <w:rFonts w:ascii="Times New Roman" w:hAnsi="Times New Roman"/>
                 <w:caps w:val="0"/>
@@ -8322,6 +11033,23 @@
             <w:vAlign w:val="top"/>
           </w:tcPr>
           <w:p>
+            <w:pPr>
+              <w:keepNext w:val="0"/>
+              <w:keepLines w:val="0"/>
+              <w:pageBreakBefore w:val="0"/>
+              <w:widowControl w:val="0"/>
+              <w:kinsoku/>
+              <w:wordWrap/>
+              <w:overflowPunct/>
+              <w:topLinePunct w:val="0"/>
+              <w:autoSpaceDE/>
+              <w:autoSpaceDN/>
+              <w:bidi w:val="0"/>
+              <w:adjustRightInd/>
+              <w:snapToGrid/>
+              <w:ind w:firstLine="0" w:firstLineChars="0"/>
+              <w:textAlignment w:val="auto"/>
+            </w:pPr>
             <w:r>
               <w:t>1. 管理员选择"生成缴费账单"，启动用例。</w:t>
             </w:r>
@@ -8335,7 +11063,7 @@
               <w:br w:type="textWrapping"/>
             </w:r>
             <w:r>
-              <w:t>3. 管理员选择收费周期（如"2026-06"），勾选收费项目，选择"生成账单"。</w:t>
+              <w:t>3. 管理员选择收费周期，勾选收费项目，选择"生成账单"。</w:t>
             </w:r>
             <w:r>
               <w:br w:type="textWrapping"/>
@@ -8359,7 +11087,7 @@
               <w:br w:type="textWrapping"/>
             </w:r>
             <w:r>
-              <w:t>7. 系统显示生成结果统计（总份数/成功/失败），用例结束。</w:t>
+              <w:t>7. 系统显示生成结果统计，用例结束。</w:t>
             </w:r>
           </w:p>
         </w:tc>
@@ -8397,6 +11125,21 @@
           </w:tcPr>
           <w:p>
             <w:pPr>
+              <w:keepNext w:val="0"/>
+              <w:keepLines w:val="0"/>
+              <w:pageBreakBefore w:val="0"/>
+              <w:widowControl w:val="0"/>
+              <w:kinsoku/>
+              <w:wordWrap/>
+              <w:overflowPunct/>
+              <w:topLinePunct w:val="0"/>
+              <w:autoSpaceDE/>
+              <w:autoSpaceDN/>
+              <w:bidi w:val="0"/>
+              <w:adjustRightInd/>
+              <w:snapToGrid/>
+              <w:ind w:firstLine="0" w:firstLineChars="0"/>
+              <w:textAlignment w:val="auto"/>
               <w:rPr>
                 <w:rFonts w:ascii="Times New Roman" w:hAnsi="Times New Roman"/>
                 <w:caps w:val="0"/>
@@ -8434,6 +11177,23 @@
             <w:vAlign w:val="top"/>
           </w:tcPr>
           <w:p>
+            <w:pPr>
+              <w:keepNext w:val="0"/>
+              <w:keepLines w:val="0"/>
+              <w:pageBreakBefore w:val="0"/>
+              <w:widowControl w:val="0"/>
+              <w:kinsoku/>
+              <w:wordWrap/>
+              <w:overflowPunct/>
+              <w:topLinePunct w:val="0"/>
+              <w:autoSpaceDE/>
+              <w:autoSpaceDN/>
+              <w:bidi w:val="0"/>
+              <w:adjustRightInd/>
+              <w:snapToGrid/>
+              <w:ind w:firstLine="0" w:firstLineChars="0"/>
+              <w:textAlignment w:val="auto"/>
+            </w:pPr>
             <w:r>
               <w:t>3a. 管理员选择"返回"，返回管理页，用例结束。</w:t>
             </w:r>
@@ -8503,6 +11263,21 @@
           </w:tcPr>
           <w:p>
             <w:pPr>
+              <w:keepNext w:val="0"/>
+              <w:keepLines w:val="0"/>
+              <w:pageBreakBefore w:val="0"/>
+              <w:widowControl w:val="0"/>
+              <w:kinsoku/>
+              <w:wordWrap/>
+              <w:overflowPunct/>
+              <w:topLinePunct w:val="0"/>
+              <w:autoSpaceDE/>
+              <w:autoSpaceDN/>
+              <w:bidi w:val="0"/>
+              <w:adjustRightInd/>
+              <w:snapToGrid/>
+              <w:ind w:firstLine="0" w:firstLineChars="0"/>
+              <w:textAlignment w:val="auto"/>
               <w:rPr>
                 <w:rFonts w:ascii="Times New Roman" w:hAnsi="Times New Roman"/>
                 <w:caps w:val="0"/>
@@ -8540,6 +11315,23 @@
             <w:vAlign w:val="top"/>
           </w:tcPr>
           <w:p>
+            <w:pPr>
+              <w:keepNext w:val="0"/>
+              <w:keepLines w:val="0"/>
+              <w:pageBreakBefore w:val="0"/>
+              <w:widowControl w:val="0"/>
+              <w:kinsoku/>
+              <w:wordWrap/>
+              <w:overflowPunct/>
+              <w:topLinePunct w:val="0"/>
+              <w:autoSpaceDE/>
+              <w:autoSpaceDN/>
+              <w:bidi w:val="0"/>
+              <w:adjustRightInd/>
+              <w:snapToGrid/>
+              <w:ind w:firstLine="0" w:firstLineChars="0"/>
+              <w:textAlignment w:val="auto"/>
+            </w:pPr>
             <w:r>
               <w:t>1. 账单包含：账单编号、学号、姓名、宿舍号、收费项目、应缴金额、截止日期、状态。</w:t>
             </w:r>
@@ -8597,6 +11389,21 @@
           </w:tcPr>
           <w:p>
             <w:pPr>
+              <w:keepNext w:val="0"/>
+              <w:keepLines w:val="0"/>
+              <w:pageBreakBefore w:val="0"/>
+              <w:widowControl w:val="0"/>
+              <w:kinsoku/>
+              <w:wordWrap/>
+              <w:overflowPunct/>
+              <w:topLinePunct w:val="0"/>
+              <w:autoSpaceDE/>
+              <w:autoSpaceDN/>
+              <w:bidi w:val="0"/>
+              <w:adjustRightInd/>
+              <w:snapToGrid/>
+              <w:ind w:firstLine="0" w:firstLineChars="0"/>
+              <w:textAlignment w:val="auto"/>
               <w:rPr>
                 <w:rFonts w:hint="default" w:ascii="Times New Roman" w:hAnsi="Times New Roman" w:eastAsia="宋体"/>
                 <w:caps w:val="0"/>
@@ -8639,6 +11446,23 @@
             <w:vAlign w:val="top"/>
           </w:tcPr>
           <w:p>
+            <w:pPr>
+              <w:keepNext w:val="0"/>
+              <w:keepLines w:val="0"/>
+              <w:pageBreakBefore w:val="0"/>
+              <w:widowControl w:val="0"/>
+              <w:kinsoku/>
+              <w:wordWrap/>
+              <w:overflowPunct/>
+              <w:topLinePunct w:val="0"/>
+              <w:autoSpaceDE/>
+              <w:autoSpaceDN/>
+              <w:bidi w:val="0"/>
+              <w:adjustRightInd/>
+              <w:snapToGrid/>
+              <w:ind w:firstLine="0" w:firstLineChars="0"/>
+              <w:textAlignment w:val="auto"/>
+            </w:pPr>
             <w:r>
               <w:t>刘超</w:t>
             </w:r>
@@ -8668,8 +11492,6 @@
         <w:t>2.3.3 UC03更新学生信息用例</w:t>
       </w:r>
       <w:bookmarkEnd w:id="39"/>
-      <w:bookmarkStart w:id="45" w:name="_GoBack"/>
-      <w:bookmarkEnd w:id="45"/>
     </w:p>
     <w:tbl>
       <w:tblPr>
@@ -8721,7 +11543,22 @@
           </w:tcPr>
           <w:p>
             <w:pPr>
+              <w:keepNext w:val="0"/>
+              <w:keepLines w:val="0"/>
+              <w:pageBreakBefore w:val="0"/>
+              <w:widowControl w:val="0"/>
+              <w:kinsoku/>
+              <w:wordWrap/>
+              <w:overflowPunct/>
+              <w:topLinePunct w:val="0"/>
+              <w:autoSpaceDE/>
+              <w:autoSpaceDN/>
+              <w:bidi w:val="0"/>
+              <w:adjustRightInd/>
+              <w:snapToGrid/>
+              <w:ind w:firstLine="0" w:firstLineChars="0"/>
               <w:jc w:val="center"/>
+              <w:textAlignment w:val="auto"/>
               <w:rPr>
                 <w:rFonts w:ascii="Times New Roman" w:hAnsi="Times New Roman"/>
                 <w:caps w:val="0"/>
@@ -8759,7 +11596,22 @@
           </w:tcPr>
           <w:p>
             <w:pPr>
+              <w:keepNext w:val="0"/>
+              <w:keepLines w:val="0"/>
+              <w:pageBreakBefore w:val="0"/>
+              <w:widowControl w:val="0"/>
+              <w:kinsoku/>
+              <w:wordWrap/>
+              <w:overflowPunct/>
+              <w:topLinePunct w:val="0"/>
+              <w:autoSpaceDE/>
+              <w:autoSpaceDN/>
+              <w:bidi w:val="0"/>
+              <w:adjustRightInd/>
+              <w:snapToGrid/>
+              <w:ind w:firstLine="0" w:firstLineChars="0"/>
               <w:jc w:val="center"/>
+              <w:textAlignment w:val="auto"/>
               <w:rPr>
                 <w:rFonts w:ascii="Times New Roman" w:hAnsi="Times New Roman"/>
                 <w:caps w:val="0"/>
@@ -8809,6 +11661,23 @@
             <w:vAlign w:val="top"/>
           </w:tcPr>
           <w:p>
+            <w:pPr>
+              <w:keepNext w:val="0"/>
+              <w:keepLines w:val="0"/>
+              <w:pageBreakBefore w:val="0"/>
+              <w:widowControl w:val="0"/>
+              <w:kinsoku/>
+              <w:wordWrap/>
+              <w:overflowPunct/>
+              <w:topLinePunct w:val="0"/>
+              <w:autoSpaceDE/>
+              <w:autoSpaceDN/>
+              <w:bidi w:val="0"/>
+              <w:adjustRightInd/>
+              <w:snapToGrid/>
+              <w:ind w:firstLine="0" w:firstLineChars="0"/>
+              <w:textAlignment w:val="auto"/>
+            </w:pPr>
             <w:r>
               <w:t>用例编号</w:t>
             </w:r>
@@ -8834,6 +11703,23 @@
             <w:vAlign w:val="top"/>
           </w:tcPr>
           <w:p>
+            <w:pPr>
+              <w:keepNext w:val="0"/>
+              <w:keepLines w:val="0"/>
+              <w:pageBreakBefore w:val="0"/>
+              <w:widowControl w:val="0"/>
+              <w:kinsoku/>
+              <w:wordWrap/>
+              <w:overflowPunct/>
+              <w:topLinePunct w:val="0"/>
+              <w:autoSpaceDE/>
+              <w:autoSpaceDN/>
+              <w:bidi w:val="0"/>
+              <w:adjustRightInd/>
+              <w:snapToGrid/>
+              <w:ind w:firstLine="0" w:firstLineChars="0"/>
+              <w:textAlignment w:val="auto"/>
+            </w:pPr>
             <w:r>
               <w:t>UC03</w:t>
             </w:r>
@@ -8872,6 +11758,23 @@
             <w:vAlign w:val="top"/>
           </w:tcPr>
           <w:p>
+            <w:pPr>
+              <w:keepNext w:val="0"/>
+              <w:keepLines w:val="0"/>
+              <w:pageBreakBefore w:val="0"/>
+              <w:widowControl w:val="0"/>
+              <w:kinsoku/>
+              <w:wordWrap/>
+              <w:overflowPunct/>
+              <w:topLinePunct w:val="0"/>
+              <w:autoSpaceDE/>
+              <w:autoSpaceDN/>
+              <w:bidi w:val="0"/>
+              <w:adjustRightInd/>
+              <w:snapToGrid/>
+              <w:ind w:firstLine="0" w:firstLineChars="0"/>
+              <w:textAlignment w:val="auto"/>
+            </w:pPr>
             <w:r>
               <w:t>用例名称</w:t>
             </w:r>
@@ -8897,6 +11800,23 @@
             <w:vAlign w:val="top"/>
           </w:tcPr>
           <w:p>
+            <w:pPr>
+              <w:keepNext w:val="0"/>
+              <w:keepLines w:val="0"/>
+              <w:pageBreakBefore w:val="0"/>
+              <w:widowControl w:val="0"/>
+              <w:kinsoku/>
+              <w:wordWrap/>
+              <w:overflowPunct/>
+              <w:topLinePunct w:val="0"/>
+              <w:autoSpaceDE/>
+              <w:autoSpaceDN/>
+              <w:bidi w:val="0"/>
+              <w:adjustRightInd/>
+              <w:snapToGrid/>
+              <w:ind w:firstLine="0" w:firstLineChars="0"/>
+              <w:textAlignment w:val="auto"/>
+            </w:pPr>
             <w:r>
               <w:t>更新学生信息</w:t>
             </w:r>
@@ -8935,6 +11855,23 @@
             <w:vAlign w:val="top"/>
           </w:tcPr>
           <w:p>
+            <w:pPr>
+              <w:keepNext w:val="0"/>
+              <w:keepLines w:val="0"/>
+              <w:pageBreakBefore w:val="0"/>
+              <w:widowControl w:val="0"/>
+              <w:kinsoku/>
+              <w:wordWrap/>
+              <w:overflowPunct/>
+              <w:topLinePunct w:val="0"/>
+              <w:autoSpaceDE/>
+              <w:autoSpaceDN/>
+              <w:bidi w:val="0"/>
+              <w:adjustRightInd/>
+              <w:snapToGrid/>
+              <w:ind w:firstLine="0" w:firstLineChars="0"/>
+              <w:textAlignment w:val="auto"/>
+            </w:pPr>
             <w:r>
               <w:t>用例简述</w:t>
             </w:r>
@@ -8960,6 +11897,23 @@
             <w:vAlign w:val="top"/>
           </w:tcPr>
           <w:p>
+            <w:pPr>
+              <w:keepNext w:val="0"/>
+              <w:keepLines w:val="0"/>
+              <w:pageBreakBefore w:val="0"/>
+              <w:widowControl w:val="0"/>
+              <w:kinsoku/>
+              <w:wordWrap/>
+              <w:overflowPunct/>
+              <w:topLinePunct w:val="0"/>
+              <w:autoSpaceDE/>
+              <w:autoSpaceDN/>
+              <w:bidi w:val="0"/>
+              <w:adjustRightInd/>
+              <w:snapToGrid/>
+              <w:ind w:firstLine="0" w:firstLineChars="0"/>
+              <w:textAlignment w:val="auto"/>
+            </w:pPr>
             <w:r>
               <w:t>管理员修改学生的联系方式、宿舍分配信息或缴费状态等。</w:t>
             </w:r>
@@ -8998,6 +11952,23 @@
             <w:vAlign w:val="top"/>
           </w:tcPr>
           <w:p>
+            <w:pPr>
+              <w:keepNext w:val="0"/>
+              <w:keepLines w:val="0"/>
+              <w:pageBreakBefore w:val="0"/>
+              <w:widowControl w:val="0"/>
+              <w:kinsoku/>
+              <w:wordWrap/>
+              <w:overflowPunct/>
+              <w:topLinePunct w:val="0"/>
+              <w:autoSpaceDE/>
+              <w:autoSpaceDN/>
+              <w:bidi w:val="0"/>
+              <w:adjustRightInd/>
+              <w:snapToGrid/>
+              <w:ind w:firstLine="0" w:firstLineChars="0"/>
+              <w:textAlignment w:val="auto"/>
+            </w:pPr>
             <w:r>
               <w:t>参与者</w:t>
             </w:r>
@@ -9023,6 +11994,23 @@
             <w:vAlign w:val="top"/>
           </w:tcPr>
           <w:p>
+            <w:pPr>
+              <w:keepNext w:val="0"/>
+              <w:keepLines w:val="0"/>
+              <w:pageBreakBefore w:val="0"/>
+              <w:widowControl w:val="0"/>
+              <w:kinsoku/>
+              <w:wordWrap/>
+              <w:overflowPunct/>
+              <w:topLinePunct w:val="0"/>
+              <w:autoSpaceDE/>
+              <w:autoSpaceDN/>
+              <w:bidi w:val="0"/>
+              <w:adjustRightInd/>
+              <w:snapToGrid/>
+              <w:ind w:firstLine="0" w:firstLineChars="0"/>
+              <w:textAlignment w:val="auto"/>
+            </w:pPr>
             <w:r>
               <w:t>宿舍管理员</w:t>
             </w:r>
@@ -9061,6 +12049,23 @@
             <w:vAlign w:val="top"/>
           </w:tcPr>
           <w:p>
+            <w:pPr>
+              <w:keepNext w:val="0"/>
+              <w:keepLines w:val="0"/>
+              <w:pageBreakBefore w:val="0"/>
+              <w:widowControl w:val="0"/>
+              <w:kinsoku/>
+              <w:wordWrap/>
+              <w:overflowPunct/>
+              <w:topLinePunct w:val="0"/>
+              <w:autoSpaceDE/>
+              <w:autoSpaceDN/>
+              <w:bidi w:val="0"/>
+              <w:adjustRightInd/>
+              <w:snapToGrid/>
+              <w:ind w:firstLine="0" w:firstLineChars="0"/>
+              <w:textAlignment w:val="auto"/>
+            </w:pPr>
             <w:r>
               <w:t>前置条件</w:t>
             </w:r>
@@ -9086,6 +12091,23 @@
             <w:vAlign w:val="top"/>
           </w:tcPr>
           <w:p>
+            <w:pPr>
+              <w:keepNext w:val="0"/>
+              <w:keepLines w:val="0"/>
+              <w:pageBreakBefore w:val="0"/>
+              <w:widowControl w:val="0"/>
+              <w:kinsoku/>
+              <w:wordWrap/>
+              <w:overflowPunct/>
+              <w:topLinePunct w:val="0"/>
+              <w:autoSpaceDE/>
+              <w:autoSpaceDN/>
+              <w:bidi w:val="0"/>
+              <w:adjustRightInd/>
+              <w:snapToGrid/>
+              <w:ind w:firstLine="0" w:firstLineChars="0"/>
+              <w:textAlignment w:val="auto"/>
+            </w:pPr>
             <w:r>
               <w:t>管理员已登录，已查询到目标学生记录。</w:t>
             </w:r>
@@ -9124,6 +12146,23 @@
             <w:vAlign w:val="top"/>
           </w:tcPr>
           <w:p>
+            <w:pPr>
+              <w:keepNext w:val="0"/>
+              <w:keepLines w:val="0"/>
+              <w:pageBreakBefore w:val="0"/>
+              <w:widowControl w:val="0"/>
+              <w:kinsoku/>
+              <w:wordWrap/>
+              <w:overflowPunct/>
+              <w:topLinePunct w:val="0"/>
+              <w:autoSpaceDE/>
+              <w:autoSpaceDN/>
+              <w:bidi w:val="0"/>
+              <w:adjustRightInd/>
+              <w:snapToGrid/>
+              <w:ind w:firstLine="0" w:firstLineChars="0"/>
+              <w:textAlignment w:val="auto"/>
+            </w:pPr>
             <w:r>
               <w:t>触发条件</w:t>
             </w:r>
@@ -9149,6 +12188,23 @@
             <w:vAlign w:val="top"/>
           </w:tcPr>
           <w:p>
+            <w:pPr>
+              <w:keepNext w:val="0"/>
+              <w:keepLines w:val="0"/>
+              <w:pageBreakBefore w:val="0"/>
+              <w:widowControl w:val="0"/>
+              <w:kinsoku/>
+              <w:wordWrap/>
+              <w:overflowPunct/>
+              <w:topLinePunct w:val="0"/>
+              <w:autoSpaceDE/>
+              <w:autoSpaceDN/>
+              <w:bidi w:val="0"/>
+              <w:adjustRightInd/>
+              <w:snapToGrid/>
+              <w:ind w:firstLine="0" w:firstLineChars="0"/>
+              <w:textAlignment w:val="auto"/>
+            </w:pPr>
             <w:r>
               <w:t>管理员在学生详情页选择"编辑"。</w:t>
             </w:r>
@@ -9187,6 +12243,23 @@
             <w:vAlign w:val="top"/>
           </w:tcPr>
           <w:p>
+            <w:pPr>
+              <w:keepNext w:val="0"/>
+              <w:keepLines w:val="0"/>
+              <w:pageBreakBefore w:val="0"/>
+              <w:widowControl w:val="0"/>
+              <w:kinsoku/>
+              <w:wordWrap/>
+              <w:overflowPunct/>
+              <w:topLinePunct w:val="0"/>
+              <w:autoSpaceDE/>
+              <w:autoSpaceDN/>
+              <w:bidi w:val="0"/>
+              <w:adjustRightInd/>
+              <w:snapToGrid/>
+              <w:ind w:firstLine="0" w:firstLineChars="0"/>
+              <w:textAlignment w:val="auto"/>
+            </w:pPr>
             <w:r>
               <w:t>后置条件</w:t>
             </w:r>
@@ -9212,6 +12285,23 @@
             <w:vAlign w:val="top"/>
           </w:tcPr>
           <w:p>
+            <w:pPr>
+              <w:keepNext w:val="0"/>
+              <w:keepLines w:val="0"/>
+              <w:pageBreakBefore w:val="0"/>
+              <w:widowControl w:val="0"/>
+              <w:kinsoku/>
+              <w:wordWrap/>
+              <w:overflowPunct/>
+              <w:topLinePunct w:val="0"/>
+              <w:autoSpaceDE/>
+              <w:autoSpaceDN/>
+              <w:bidi w:val="0"/>
+              <w:adjustRightInd/>
+              <w:snapToGrid/>
+              <w:ind w:firstLine="0" w:firstLineChars="0"/>
+              <w:textAlignment w:val="auto"/>
+            </w:pPr>
             <w:r>
               <w:t>更新成功：系统保存修改并提示；更新失败：数据回滚并提示错误。</w:t>
             </w:r>
@@ -9250,6 +12340,23 @@
             <w:vAlign w:val="top"/>
           </w:tcPr>
           <w:p>
+            <w:pPr>
+              <w:keepNext w:val="0"/>
+              <w:keepLines w:val="0"/>
+              <w:pageBreakBefore w:val="0"/>
+              <w:widowControl w:val="0"/>
+              <w:kinsoku/>
+              <w:wordWrap/>
+              <w:overflowPunct/>
+              <w:topLinePunct w:val="0"/>
+              <w:autoSpaceDE/>
+              <w:autoSpaceDN/>
+              <w:bidi w:val="0"/>
+              <w:adjustRightInd/>
+              <w:snapToGrid/>
+              <w:ind w:firstLine="0" w:firstLineChars="0"/>
+              <w:textAlignment w:val="auto"/>
+            </w:pPr>
             <w:r>
               <w:t>正常流程</w:t>
             </w:r>
@@ -9275,6 +12382,23 @@
             <w:vAlign w:val="top"/>
           </w:tcPr>
           <w:p>
+            <w:pPr>
+              <w:keepNext w:val="0"/>
+              <w:keepLines w:val="0"/>
+              <w:pageBreakBefore w:val="0"/>
+              <w:widowControl w:val="0"/>
+              <w:kinsoku/>
+              <w:wordWrap/>
+              <w:overflowPunct/>
+              <w:topLinePunct w:val="0"/>
+              <w:autoSpaceDE/>
+              <w:autoSpaceDN/>
+              <w:bidi w:val="0"/>
+              <w:adjustRightInd/>
+              <w:snapToGrid/>
+              <w:ind w:firstLine="0" w:firstLineChars="0"/>
+              <w:textAlignment w:val="auto"/>
+            </w:pPr>
             <w:r>
               <w:t>1. 管理员在学生列表中定位目标学生，选择"编辑"。</w:t>
             </w:r>
@@ -9343,6 +12467,23 @@
             <w:vAlign w:val="top"/>
           </w:tcPr>
           <w:p>
+            <w:pPr>
+              <w:keepNext w:val="0"/>
+              <w:keepLines w:val="0"/>
+              <w:pageBreakBefore w:val="0"/>
+              <w:widowControl w:val="0"/>
+              <w:kinsoku/>
+              <w:wordWrap/>
+              <w:overflowPunct/>
+              <w:topLinePunct w:val="0"/>
+              <w:autoSpaceDE/>
+              <w:autoSpaceDN/>
+              <w:bidi w:val="0"/>
+              <w:adjustRightInd/>
+              <w:snapToGrid/>
+              <w:ind w:firstLine="0" w:firstLineChars="0"/>
+              <w:textAlignment w:val="auto"/>
+            </w:pPr>
             <w:r>
               <w:t>扩展流程</w:t>
             </w:r>
@@ -9368,6 +12509,23 @@
             <w:vAlign w:val="top"/>
           </w:tcPr>
           <w:p>
+            <w:pPr>
+              <w:keepNext w:val="0"/>
+              <w:keepLines w:val="0"/>
+              <w:pageBreakBefore w:val="0"/>
+              <w:widowControl w:val="0"/>
+              <w:kinsoku/>
+              <w:wordWrap/>
+              <w:overflowPunct/>
+              <w:topLinePunct w:val="0"/>
+              <w:autoSpaceDE/>
+              <w:autoSpaceDN/>
+              <w:bidi w:val="0"/>
+              <w:adjustRightInd/>
+              <w:snapToGrid/>
+              <w:ind w:firstLine="0" w:firstLineChars="0"/>
+              <w:textAlignment w:val="auto"/>
+            </w:pPr>
             <w:r>
               <w:t>3a. 管理员选择"取消"，放弃修改返回详情页，用例结束。</w:t>
             </w:r>
@@ -9424,6 +12582,23 @@
             <w:vAlign w:val="top"/>
           </w:tcPr>
           <w:p>
+            <w:pPr>
+              <w:keepNext w:val="0"/>
+              <w:keepLines w:val="0"/>
+              <w:pageBreakBefore w:val="0"/>
+              <w:widowControl w:val="0"/>
+              <w:kinsoku/>
+              <w:wordWrap/>
+              <w:overflowPunct/>
+              <w:topLinePunct w:val="0"/>
+              <w:autoSpaceDE/>
+              <w:autoSpaceDN/>
+              <w:bidi w:val="0"/>
+              <w:adjustRightInd/>
+              <w:snapToGrid/>
+              <w:ind w:firstLine="0" w:firstLineChars="0"/>
+              <w:textAlignment w:val="auto"/>
+            </w:pPr>
             <w:r>
               <w:t>特殊需求</w:t>
             </w:r>
@@ -9449,6 +12624,23 @@
             <w:vAlign w:val="top"/>
           </w:tcPr>
           <w:p>
+            <w:pPr>
+              <w:keepNext w:val="0"/>
+              <w:keepLines w:val="0"/>
+              <w:pageBreakBefore w:val="0"/>
+              <w:widowControl w:val="0"/>
+              <w:kinsoku/>
+              <w:wordWrap/>
+              <w:overflowPunct/>
+              <w:topLinePunct w:val="0"/>
+              <w:autoSpaceDE/>
+              <w:autoSpaceDN/>
+              <w:bidi w:val="0"/>
+              <w:adjustRightInd/>
+              <w:snapToGrid/>
+              <w:ind w:firstLine="0" w:firstLineChars="0"/>
+              <w:textAlignment w:val="auto"/>
+            </w:pPr>
             <w:r>
               <w:t>1. 学号不可修改。</w:t>
             </w:r>
@@ -9499,6 +12691,23 @@
             <w:vAlign w:val="top"/>
           </w:tcPr>
           <w:p>
+            <w:pPr>
+              <w:keepNext w:val="0"/>
+              <w:keepLines w:val="0"/>
+              <w:pageBreakBefore w:val="0"/>
+              <w:widowControl w:val="0"/>
+              <w:kinsoku/>
+              <w:wordWrap/>
+              <w:overflowPunct/>
+              <w:topLinePunct w:val="0"/>
+              <w:autoSpaceDE/>
+              <w:autoSpaceDN/>
+              <w:bidi w:val="0"/>
+              <w:adjustRightInd/>
+              <w:snapToGrid/>
+              <w:ind w:firstLine="0" w:firstLineChars="0"/>
+              <w:textAlignment w:val="auto"/>
+            </w:pPr>
             <w:r>
               <w:t>编写人</w:t>
             </w:r>
@@ -9524,6 +12733,23 @@
             <w:vAlign w:val="top"/>
           </w:tcPr>
           <w:p>
+            <w:pPr>
+              <w:keepNext w:val="0"/>
+              <w:keepLines w:val="0"/>
+              <w:pageBreakBefore w:val="0"/>
+              <w:widowControl w:val="0"/>
+              <w:kinsoku/>
+              <w:wordWrap/>
+              <w:overflowPunct/>
+              <w:topLinePunct w:val="0"/>
+              <w:autoSpaceDE/>
+              <w:autoSpaceDN/>
+              <w:bidi w:val="0"/>
+              <w:adjustRightInd/>
+              <w:snapToGrid/>
+              <w:ind w:firstLine="0" w:firstLineChars="0"/>
+              <w:textAlignment w:val="auto"/>
+            </w:pPr>
             <w:r>
               <w:t>马新皓</w:t>
             </w:r>
@@ -9591,7 +12817,22 @@
           </w:tcPr>
           <w:p>
             <w:pPr>
+              <w:keepNext w:val="0"/>
+              <w:keepLines w:val="0"/>
+              <w:pageBreakBefore w:val="0"/>
+              <w:widowControl w:val="0"/>
+              <w:kinsoku/>
+              <w:wordWrap/>
+              <w:overflowPunct/>
+              <w:topLinePunct w:val="0"/>
+              <w:autoSpaceDE/>
+              <w:autoSpaceDN/>
+              <w:bidi w:val="0"/>
+              <w:adjustRightInd/>
+              <w:snapToGrid/>
+              <w:ind w:firstLine="0" w:firstLineChars="0"/>
               <w:jc w:val="center"/>
+              <w:textAlignment w:val="auto"/>
               <w:rPr>
                 <w:rFonts w:ascii="Times New Roman" w:hAnsi="Times New Roman"/>
                 <w:caps w:val="0"/>
@@ -9629,7 +12870,22 @@
           </w:tcPr>
           <w:p>
             <w:pPr>
+              <w:keepNext w:val="0"/>
+              <w:keepLines w:val="0"/>
+              <w:pageBreakBefore w:val="0"/>
+              <w:widowControl w:val="0"/>
+              <w:kinsoku/>
+              <w:wordWrap/>
+              <w:overflowPunct/>
+              <w:topLinePunct w:val="0"/>
+              <w:autoSpaceDE/>
+              <w:autoSpaceDN/>
+              <w:bidi w:val="0"/>
+              <w:adjustRightInd/>
+              <w:snapToGrid/>
+              <w:ind w:firstLine="0" w:firstLineChars="0"/>
               <w:jc w:val="center"/>
+              <w:textAlignment w:val="auto"/>
               <w:rPr>
                 <w:rFonts w:ascii="Times New Roman" w:hAnsi="Times New Roman"/>
                 <w:caps w:val="0"/>
@@ -9679,6 +12935,23 @@
             <w:vAlign w:val="top"/>
           </w:tcPr>
           <w:p>
+            <w:pPr>
+              <w:keepNext w:val="0"/>
+              <w:keepLines w:val="0"/>
+              <w:pageBreakBefore w:val="0"/>
+              <w:widowControl w:val="0"/>
+              <w:kinsoku/>
+              <w:wordWrap/>
+              <w:overflowPunct/>
+              <w:topLinePunct w:val="0"/>
+              <w:autoSpaceDE/>
+              <w:autoSpaceDN/>
+              <w:bidi w:val="0"/>
+              <w:adjustRightInd/>
+              <w:snapToGrid/>
+              <w:ind w:firstLine="0" w:firstLineChars="0"/>
+              <w:textAlignment w:val="auto"/>
+            </w:pPr>
             <w:r>
               <w:t>用例编号</w:t>
             </w:r>
@@ -9704,6 +12977,23 @@
             <w:vAlign w:val="top"/>
           </w:tcPr>
           <w:p>
+            <w:pPr>
+              <w:keepNext w:val="0"/>
+              <w:keepLines w:val="0"/>
+              <w:pageBreakBefore w:val="0"/>
+              <w:widowControl w:val="0"/>
+              <w:kinsoku/>
+              <w:wordWrap/>
+              <w:overflowPunct/>
+              <w:topLinePunct w:val="0"/>
+              <w:autoSpaceDE/>
+              <w:autoSpaceDN/>
+              <w:bidi w:val="0"/>
+              <w:adjustRightInd/>
+              <w:snapToGrid/>
+              <w:ind w:firstLine="0" w:firstLineChars="0"/>
+              <w:textAlignment w:val="auto"/>
+            </w:pPr>
             <w:r>
               <w:t>UC05</w:t>
             </w:r>
@@ -9742,6 +13032,23 @@
             <w:vAlign w:val="top"/>
           </w:tcPr>
           <w:p>
+            <w:pPr>
+              <w:keepNext w:val="0"/>
+              <w:keepLines w:val="0"/>
+              <w:pageBreakBefore w:val="0"/>
+              <w:widowControl w:val="0"/>
+              <w:kinsoku/>
+              <w:wordWrap/>
+              <w:overflowPunct/>
+              <w:topLinePunct w:val="0"/>
+              <w:autoSpaceDE/>
+              <w:autoSpaceDN/>
+              <w:bidi w:val="0"/>
+              <w:adjustRightInd/>
+              <w:snapToGrid/>
+              <w:ind w:firstLine="0" w:firstLineChars="0"/>
+              <w:textAlignment w:val="auto"/>
+            </w:pPr>
             <w:r>
               <w:t>用例名称</w:t>
             </w:r>
@@ -9767,6 +13074,23 @@
             <w:vAlign w:val="top"/>
           </w:tcPr>
           <w:p>
+            <w:pPr>
+              <w:keepNext w:val="0"/>
+              <w:keepLines w:val="0"/>
+              <w:pageBreakBefore w:val="0"/>
+              <w:widowControl w:val="0"/>
+              <w:kinsoku/>
+              <w:wordWrap/>
+              <w:overflowPunct/>
+              <w:topLinePunct w:val="0"/>
+              <w:autoSpaceDE/>
+              <w:autoSpaceDN/>
+              <w:bidi w:val="0"/>
+              <w:adjustRightInd/>
+              <w:snapToGrid/>
+              <w:ind w:firstLine="0" w:firstLineChars="0"/>
+              <w:textAlignment w:val="auto"/>
+            </w:pPr>
             <w:r>
               <w:t>录入收费项目</w:t>
             </w:r>
@@ -9805,6 +13129,23 @@
             <w:vAlign w:val="top"/>
           </w:tcPr>
           <w:p>
+            <w:pPr>
+              <w:keepNext w:val="0"/>
+              <w:keepLines w:val="0"/>
+              <w:pageBreakBefore w:val="0"/>
+              <w:widowControl w:val="0"/>
+              <w:kinsoku/>
+              <w:wordWrap/>
+              <w:overflowPunct/>
+              <w:topLinePunct w:val="0"/>
+              <w:autoSpaceDE/>
+              <w:autoSpaceDN/>
+              <w:bidi w:val="0"/>
+              <w:adjustRightInd/>
+              <w:snapToGrid/>
+              <w:ind w:firstLine="0" w:firstLineChars="0"/>
+              <w:textAlignment w:val="auto"/>
+            </w:pPr>
             <w:r>
               <w:t>用例简述</w:t>
             </w:r>
@@ -9830,6 +13171,23 @@
             <w:vAlign w:val="top"/>
           </w:tcPr>
           <w:p>
+            <w:pPr>
+              <w:keepNext w:val="0"/>
+              <w:keepLines w:val="0"/>
+              <w:pageBreakBefore w:val="0"/>
+              <w:widowControl w:val="0"/>
+              <w:kinsoku/>
+              <w:wordWrap/>
+              <w:overflowPunct/>
+              <w:topLinePunct w:val="0"/>
+              <w:autoSpaceDE/>
+              <w:autoSpaceDN/>
+              <w:bidi w:val="0"/>
+              <w:adjustRightInd/>
+              <w:snapToGrid/>
+              <w:ind w:firstLine="0" w:firstLineChars="0"/>
+              <w:textAlignment w:val="auto"/>
+            </w:pPr>
             <w:r>
               <w:t>管理员录入新的宿舍收费类型（住宿费、水费、电费、空调费、网络费等），设置收费标准及计费周期。</w:t>
             </w:r>
@@ -9868,6 +13226,23 @@
             <w:vAlign w:val="top"/>
           </w:tcPr>
           <w:p>
+            <w:pPr>
+              <w:keepNext w:val="0"/>
+              <w:keepLines w:val="0"/>
+              <w:pageBreakBefore w:val="0"/>
+              <w:widowControl w:val="0"/>
+              <w:kinsoku/>
+              <w:wordWrap/>
+              <w:overflowPunct/>
+              <w:topLinePunct w:val="0"/>
+              <w:autoSpaceDE/>
+              <w:autoSpaceDN/>
+              <w:bidi w:val="0"/>
+              <w:adjustRightInd/>
+              <w:snapToGrid/>
+              <w:ind w:firstLine="0" w:firstLineChars="0"/>
+              <w:textAlignment w:val="auto"/>
+            </w:pPr>
             <w:r>
               <w:t>参与者</w:t>
             </w:r>
@@ -9893,6 +13268,23 @@
             <w:vAlign w:val="top"/>
           </w:tcPr>
           <w:p>
+            <w:pPr>
+              <w:keepNext w:val="0"/>
+              <w:keepLines w:val="0"/>
+              <w:pageBreakBefore w:val="0"/>
+              <w:widowControl w:val="0"/>
+              <w:kinsoku/>
+              <w:wordWrap/>
+              <w:overflowPunct/>
+              <w:topLinePunct w:val="0"/>
+              <w:autoSpaceDE/>
+              <w:autoSpaceDN/>
+              <w:bidi w:val="0"/>
+              <w:adjustRightInd/>
+              <w:snapToGrid/>
+              <w:ind w:firstLine="0" w:firstLineChars="0"/>
+              <w:textAlignment w:val="auto"/>
+            </w:pPr>
             <w:r>
               <w:t>宿舍管理员</w:t>
             </w:r>
@@ -9931,6 +13323,23 @@
             <w:vAlign w:val="top"/>
           </w:tcPr>
           <w:p>
+            <w:pPr>
+              <w:keepNext w:val="0"/>
+              <w:keepLines w:val="0"/>
+              <w:pageBreakBefore w:val="0"/>
+              <w:widowControl w:val="0"/>
+              <w:kinsoku/>
+              <w:wordWrap/>
+              <w:overflowPunct/>
+              <w:topLinePunct w:val="0"/>
+              <w:autoSpaceDE/>
+              <w:autoSpaceDN/>
+              <w:bidi w:val="0"/>
+              <w:adjustRightInd/>
+              <w:snapToGrid/>
+              <w:ind w:firstLine="0" w:firstLineChars="0"/>
+              <w:textAlignment w:val="auto"/>
+            </w:pPr>
             <w:r>
               <w:t>前置条件</w:t>
             </w:r>
@@ -9956,6 +13365,23 @@
             <w:vAlign w:val="top"/>
           </w:tcPr>
           <w:p>
+            <w:pPr>
+              <w:keepNext w:val="0"/>
+              <w:keepLines w:val="0"/>
+              <w:pageBreakBefore w:val="0"/>
+              <w:widowControl w:val="0"/>
+              <w:kinsoku/>
+              <w:wordWrap/>
+              <w:overflowPunct/>
+              <w:topLinePunct w:val="0"/>
+              <w:autoSpaceDE/>
+              <w:autoSpaceDN/>
+              <w:bidi w:val="0"/>
+              <w:adjustRightInd/>
+              <w:snapToGrid/>
+              <w:ind w:firstLine="0" w:firstLineChars="0"/>
+              <w:textAlignment w:val="auto"/>
+            </w:pPr>
             <w:r>
               <w:t>管理员已登录，具有收费项目管理权限。</w:t>
             </w:r>
@@ -9994,6 +13420,23 @@
             <w:vAlign w:val="top"/>
           </w:tcPr>
           <w:p>
+            <w:pPr>
+              <w:keepNext w:val="0"/>
+              <w:keepLines w:val="0"/>
+              <w:pageBreakBefore w:val="0"/>
+              <w:widowControl w:val="0"/>
+              <w:kinsoku/>
+              <w:wordWrap/>
+              <w:overflowPunct/>
+              <w:topLinePunct w:val="0"/>
+              <w:autoSpaceDE/>
+              <w:autoSpaceDN/>
+              <w:bidi w:val="0"/>
+              <w:adjustRightInd/>
+              <w:snapToGrid/>
+              <w:ind w:firstLine="0" w:firstLineChars="0"/>
+              <w:textAlignment w:val="auto"/>
+            </w:pPr>
             <w:r>
               <w:t>触发条件</w:t>
             </w:r>
@@ -10019,6 +13462,23 @@
             <w:vAlign w:val="top"/>
           </w:tcPr>
           <w:p>
+            <w:pPr>
+              <w:keepNext w:val="0"/>
+              <w:keepLines w:val="0"/>
+              <w:pageBreakBefore w:val="0"/>
+              <w:widowControl w:val="0"/>
+              <w:kinsoku/>
+              <w:wordWrap/>
+              <w:overflowPunct/>
+              <w:topLinePunct w:val="0"/>
+              <w:autoSpaceDE/>
+              <w:autoSpaceDN/>
+              <w:bidi w:val="0"/>
+              <w:adjustRightInd/>
+              <w:snapToGrid/>
+              <w:ind w:firstLine="0" w:firstLineChars="0"/>
+              <w:textAlignment w:val="auto"/>
+            </w:pPr>
             <w:r>
               <w:t>管理员选择"新增收费项目"。</w:t>
             </w:r>
@@ -10057,6 +13517,23 @@
             <w:vAlign w:val="top"/>
           </w:tcPr>
           <w:p>
+            <w:pPr>
+              <w:keepNext w:val="0"/>
+              <w:keepLines w:val="0"/>
+              <w:pageBreakBefore w:val="0"/>
+              <w:widowControl w:val="0"/>
+              <w:kinsoku/>
+              <w:wordWrap/>
+              <w:overflowPunct/>
+              <w:topLinePunct w:val="0"/>
+              <w:autoSpaceDE/>
+              <w:autoSpaceDN/>
+              <w:bidi w:val="0"/>
+              <w:adjustRightInd/>
+              <w:snapToGrid/>
+              <w:ind w:firstLine="0" w:firstLineChars="0"/>
+              <w:textAlignment w:val="auto"/>
+            </w:pPr>
             <w:r>
               <w:t>后置条件</w:t>
             </w:r>
@@ -10082,6 +13559,23 @@
             <w:vAlign w:val="top"/>
           </w:tcPr>
           <w:p>
+            <w:pPr>
+              <w:keepNext w:val="0"/>
+              <w:keepLines w:val="0"/>
+              <w:pageBreakBefore w:val="0"/>
+              <w:widowControl w:val="0"/>
+              <w:kinsoku/>
+              <w:wordWrap/>
+              <w:overflowPunct/>
+              <w:topLinePunct w:val="0"/>
+              <w:autoSpaceDE/>
+              <w:autoSpaceDN/>
+              <w:bidi w:val="0"/>
+              <w:adjustRightInd/>
+              <w:snapToGrid/>
+              <w:ind w:firstLine="0" w:firstLineChars="0"/>
+              <w:textAlignment w:val="auto"/>
+            </w:pPr>
             <w:r>
               <w:t>录入成功：系统保存收费项目；录入失败：回滚操作。</w:t>
             </w:r>
@@ -10120,6 +13614,23 @@
             <w:vAlign w:val="top"/>
           </w:tcPr>
           <w:p>
+            <w:pPr>
+              <w:keepNext w:val="0"/>
+              <w:keepLines w:val="0"/>
+              <w:pageBreakBefore w:val="0"/>
+              <w:widowControl w:val="0"/>
+              <w:kinsoku/>
+              <w:wordWrap/>
+              <w:overflowPunct/>
+              <w:topLinePunct w:val="0"/>
+              <w:autoSpaceDE/>
+              <w:autoSpaceDN/>
+              <w:bidi w:val="0"/>
+              <w:adjustRightInd/>
+              <w:snapToGrid/>
+              <w:ind w:firstLine="0" w:firstLineChars="0"/>
+              <w:textAlignment w:val="auto"/>
+            </w:pPr>
             <w:r>
               <w:t>正常流程</w:t>
             </w:r>
@@ -10145,6 +13656,23 @@
             <w:vAlign w:val="top"/>
           </w:tcPr>
           <w:p>
+            <w:pPr>
+              <w:keepNext w:val="0"/>
+              <w:keepLines w:val="0"/>
+              <w:pageBreakBefore w:val="0"/>
+              <w:widowControl w:val="0"/>
+              <w:kinsoku/>
+              <w:wordWrap/>
+              <w:overflowPunct/>
+              <w:topLinePunct w:val="0"/>
+              <w:autoSpaceDE/>
+              <w:autoSpaceDN/>
+              <w:bidi w:val="0"/>
+              <w:adjustRightInd/>
+              <w:snapToGrid/>
+              <w:ind w:firstLine="0" w:firstLineChars="0"/>
+              <w:textAlignment w:val="auto"/>
+            </w:pPr>
             <w:r>
               <w:t>1. 管理员在收费管理页面选择"新增收费项目"。</w:t>
             </w:r>
@@ -10152,7 +13680,7 @@
               <w:br w:type="textWrapping"/>
             </w:r>
             <w:r>
-              <w:t>2. 系统显示收费项目录入表单（项目名称、收费类型、收费标准、计费周期、备注等）。</w:t>
+              <w:t>2. 系统显示收费项目录入表单。</w:t>
             </w:r>
             <w:r>
               <w:br w:type="textWrapping"/>
@@ -10213,6 +13741,23 @@
             <w:vAlign w:val="top"/>
           </w:tcPr>
           <w:p>
+            <w:pPr>
+              <w:keepNext w:val="0"/>
+              <w:keepLines w:val="0"/>
+              <w:pageBreakBefore w:val="0"/>
+              <w:widowControl w:val="0"/>
+              <w:kinsoku/>
+              <w:wordWrap/>
+              <w:overflowPunct/>
+              <w:topLinePunct w:val="0"/>
+              <w:autoSpaceDE/>
+              <w:autoSpaceDN/>
+              <w:bidi w:val="0"/>
+              <w:adjustRightInd/>
+              <w:snapToGrid/>
+              <w:ind w:firstLine="0" w:firstLineChars="0"/>
+              <w:textAlignment w:val="auto"/>
+            </w:pPr>
             <w:r>
               <w:t>扩展流程</w:t>
             </w:r>
@@ -10238,6 +13783,23 @@
             <w:vAlign w:val="top"/>
           </w:tcPr>
           <w:p>
+            <w:pPr>
+              <w:keepNext w:val="0"/>
+              <w:keepLines w:val="0"/>
+              <w:pageBreakBefore w:val="0"/>
+              <w:widowControl w:val="0"/>
+              <w:kinsoku/>
+              <w:wordWrap/>
+              <w:overflowPunct/>
+              <w:topLinePunct w:val="0"/>
+              <w:autoSpaceDE/>
+              <w:autoSpaceDN/>
+              <w:bidi w:val="0"/>
+              <w:adjustRightInd/>
+              <w:snapToGrid/>
+              <w:ind w:firstLine="0" w:firstLineChars="0"/>
+              <w:textAlignment w:val="auto"/>
+            </w:pPr>
             <w:r>
               <w:t>3a. 管理员选择"取消"，返回列表页，用例结束。</w:t>
             </w:r>
@@ -10294,6 +13856,23 @@
             <w:vAlign w:val="top"/>
           </w:tcPr>
           <w:p>
+            <w:pPr>
+              <w:keepNext w:val="0"/>
+              <w:keepLines w:val="0"/>
+              <w:pageBreakBefore w:val="0"/>
+              <w:widowControl w:val="0"/>
+              <w:kinsoku/>
+              <w:wordWrap/>
+              <w:overflowPunct/>
+              <w:topLinePunct w:val="0"/>
+              <w:autoSpaceDE/>
+              <w:autoSpaceDN/>
+              <w:bidi w:val="0"/>
+              <w:adjustRightInd/>
+              <w:snapToGrid/>
+              <w:ind w:firstLine="0" w:firstLineChars="0"/>
+              <w:textAlignment w:val="auto"/>
+            </w:pPr>
             <w:r>
               <w:t>特殊需求</w:t>
             </w:r>
@@ -10319,6 +13898,23 @@
             <w:vAlign w:val="top"/>
           </w:tcPr>
           <w:p>
+            <w:pPr>
+              <w:keepNext w:val="0"/>
+              <w:keepLines w:val="0"/>
+              <w:pageBreakBefore w:val="0"/>
+              <w:widowControl w:val="0"/>
+              <w:kinsoku/>
+              <w:wordWrap/>
+              <w:overflowPunct/>
+              <w:topLinePunct w:val="0"/>
+              <w:autoSpaceDE/>
+              <w:autoSpaceDN/>
+              <w:bidi w:val="0"/>
+              <w:adjustRightInd/>
+              <w:snapToGrid/>
+              <w:ind w:firstLine="0" w:firstLineChars="0"/>
+              <w:textAlignment w:val="auto"/>
+            </w:pPr>
             <w:r>
               <w:t>1. 收费类型包括：住宿费、水费、电费、空调费、网络费。</w:t>
             </w:r>
@@ -10369,6 +13965,23 @@
             <w:vAlign w:val="top"/>
           </w:tcPr>
           <w:p>
+            <w:pPr>
+              <w:keepNext w:val="0"/>
+              <w:keepLines w:val="0"/>
+              <w:pageBreakBefore w:val="0"/>
+              <w:widowControl w:val="0"/>
+              <w:kinsoku/>
+              <w:wordWrap/>
+              <w:overflowPunct/>
+              <w:topLinePunct w:val="0"/>
+              <w:autoSpaceDE/>
+              <w:autoSpaceDN/>
+              <w:bidi w:val="0"/>
+              <w:adjustRightInd/>
+              <w:snapToGrid/>
+              <w:ind w:firstLine="0" w:firstLineChars="0"/>
+              <w:textAlignment w:val="auto"/>
+            </w:pPr>
             <w:r>
               <w:t>编写人</w:t>
             </w:r>
@@ -10394,6 +14007,23 @@
             <w:vAlign w:val="top"/>
           </w:tcPr>
           <w:p>
+            <w:pPr>
+              <w:keepNext w:val="0"/>
+              <w:keepLines w:val="0"/>
+              <w:pageBreakBefore w:val="0"/>
+              <w:widowControl w:val="0"/>
+              <w:kinsoku/>
+              <w:wordWrap/>
+              <w:overflowPunct/>
+              <w:topLinePunct w:val="0"/>
+              <w:autoSpaceDE/>
+              <w:autoSpaceDN/>
+              <w:bidi w:val="0"/>
+              <w:adjustRightInd/>
+              <w:snapToGrid/>
+              <w:ind w:firstLine="0" w:firstLineChars="0"/>
+              <w:textAlignment w:val="auto"/>
+            </w:pPr>
             <w:r>
               <w:t>张涵宇</w:t>
             </w:r>
@@ -10471,7 +14101,22 @@
           </w:tcPr>
           <w:p>
             <w:pPr>
+              <w:keepNext w:val="0"/>
+              <w:keepLines w:val="0"/>
+              <w:pageBreakBefore w:val="0"/>
+              <w:widowControl w:val="0"/>
+              <w:kinsoku/>
+              <w:wordWrap/>
+              <w:overflowPunct/>
+              <w:topLinePunct w:val="0"/>
+              <w:autoSpaceDE/>
+              <w:autoSpaceDN/>
+              <w:bidi w:val="0"/>
+              <w:adjustRightInd/>
+              <w:snapToGrid/>
+              <w:ind w:firstLine="0" w:firstLineChars="0"/>
               <w:jc w:val="center"/>
+              <w:textAlignment w:val="auto"/>
               <w:rPr>
                 <w:rFonts w:ascii="Times New Roman" w:hAnsi="Times New Roman"/>
                 <w:caps w:val="0"/>
@@ -10509,7 +14154,22 @@
           </w:tcPr>
           <w:p>
             <w:pPr>
+              <w:keepNext w:val="0"/>
+              <w:keepLines w:val="0"/>
+              <w:pageBreakBefore w:val="0"/>
+              <w:widowControl w:val="0"/>
+              <w:kinsoku/>
+              <w:wordWrap/>
+              <w:overflowPunct/>
+              <w:topLinePunct w:val="0"/>
+              <w:autoSpaceDE/>
+              <w:autoSpaceDN/>
+              <w:bidi w:val="0"/>
+              <w:adjustRightInd/>
+              <w:snapToGrid/>
+              <w:ind w:firstLine="0" w:firstLineChars="0"/>
               <w:jc w:val="center"/>
+              <w:textAlignment w:val="auto"/>
               <w:rPr>
                 <w:rFonts w:ascii="Times New Roman" w:hAnsi="Times New Roman"/>
                 <w:caps w:val="0"/>
@@ -10559,6 +14219,23 @@
             <w:vAlign w:val="top"/>
           </w:tcPr>
           <w:p>
+            <w:pPr>
+              <w:keepNext w:val="0"/>
+              <w:keepLines w:val="0"/>
+              <w:pageBreakBefore w:val="0"/>
+              <w:widowControl w:val="0"/>
+              <w:kinsoku/>
+              <w:wordWrap/>
+              <w:overflowPunct/>
+              <w:topLinePunct w:val="0"/>
+              <w:autoSpaceDE/>
+              <w:autoSpaceDN/>
+              <w:bidi w:val="0"/>
+              <w:adjustRightInd/>
+              <w:snapToGrid/>
+              <w:ind w:firstLine="0" w:firstLineChars="0"/>
+              <w:textAlignment w:val="auto"/>
+            </w:pPr>
             <w:r>
               <w:t>用例编号</w:t>
             </w:r>
@@ -10584,6 +14261,23 @@
             <w:vAlign w:val="top"/>
           </w:tcPr>
           <w:p>
+            <w:pPr>
+              <w:keepNext w:val="0"/>
+              <w:keepLines w:val="0"/>
+              <w:pageBreakBefore w:val="0"/>
+              <w:widowControl w:val="0"/>
+              <w:kinsoku/>
+              <w:wordWrap/>
+              <w:overflowPunct/>
+              <w:topLinePunct w:val="0"/>
+              <w:autoSpaceDE/>
+              <w:autoSpaceDN/>
+              <w:bidi w:val="0"/>
+              <w:adjustRightInd/>
+              <w:snapToGrid/>
+              <w:ind w:firstLine="0" w:firstLineChars="0"/>
+              <w:textAlignment w:val="auto"/>
+            </w:pPr>
             <w:r>
               <w:t>UC13</w:t>
             </w:r>
@@ -10622,6 +14316,23 @@
             <w:vAlign w:val="top"/>
           </w:tcPr>
           <w:p>
+            <w:pPr>
+              <w:keepNext w:val="0"/>
+              <w:keepLines w:val="0"/>
+              <w:pageBreakBefore w:val="0"/>
+              <w:widowControl w:val="0"/>
+              <w:kinsoku/>
+              <w:wordWrap/>
+              <w:overflowPunct/>
+              <w:topLinePunct w:val="0"/>
+              <w:autoSpaceDE/>
+              <w:autoSpaceDN/>
+              <w:bidi w:val="0"/>
+              <w:adjustRightInd/>
+              <w:snapToGrid/>
+              <w:ind w:firstLine="0" w:firstLineChars="0"/>
+              <w:textAlignment w:val="auto"/>
+            </w:pPr>
             <w:r>
               <w:t>用例名称</w:t>
             </w:r>
@@ -10647,6 +14358,23 @@
             <w:vAlign w:val="top"/>
           </w:tcPr>
           <w:p>
+            <w:pPr>
+              <w:keepNext w:val="0"/>
+              <w:keepLines w:val="0"/>
+              <w:pageBreakBefore w:val="0"/>
+              <w:widowControl w:val="0"/>
+              <w:kinsoku/>
+              <w:wordWrap/>
+              <w:overflowPunct/>
+              <w:topLinePunct w:val="0"/>
+              <w:autoSpaceDE/>
+              <w:autoSpaceDN/>
+              <w:bidi w:val="0"/>
+              <w:adjustRightInd/>
+              <w:snapToGrid/>
+              <w:ind w:firstLine="0" w:firstLineChars="0"/>
+              <w:textAlignment w:val="auto"/>
+            </w:pPr>
             <w:r>
               <w:t>导入缴费记录</w:t>
             </w:r>
@@ -10685,6 +14413,23 @@
             <w:vAlign w:val="top"/>
           </w:tcPr>
           <w:p>
+            <w:pPr>
+              <w:keepNext w:val="0"/>
+              <w:keepLines w:val="0"/>
+              <w:pageBreakBefore w:val="0"/>
+              <w:widowControl w:val="0"/>
+              <w:kinsoku/>
+              <w:wordWrap/>
+              <w:overflowPunct/>
+              <w:topLinePunct w:val="0"/>
+              <w:autoSpaceDE/>
+              <w:autoSpaceDN/>
+              <w:bidi w:val="0"/>
+              <w:adjustRightInd/>
+              <w:snapToGrid/>
+              <w:ind w:firstLine="0" w:firstLineChars="0"/>
+              <w:textAlignment w:val="auto"/>
+            </w:pPr>
             <w:r>
               <w:t>用例简述</w:t>
             </w:r>
@@ -10710,6 +14455,23 @@
             <w:vAlign w:val="top"/>
           </w:tcPr>
           <w:p>
+            <w:pPr>
+              <w:keepNext w:val="0"/>
+              <w:keepLines w:val="0"/>
+              <w:pageBreakBefore w:val="0"/>
+              <w:widowControl w:val="0"/>
+              <w:kinsoku/>
+              <w:wordWrap/>
+              <w:overflowPunct/>
+              <w:topLinePunct w:val="0"/>
+              <w:autoSpaceDE/>
+              <w:autoSpaceDN/>
+              <w:bidi w:val="0"/>
+              <w:adjustRightInd/>
+              <w:snapToGrid/>
+              <w:ind w:firstLine="0" w:firstLineChars="0"/>
+              <w:textAlignment w:val="auto"/>
+            </w:pPr>
             <w:r>
               <w:t>管理员通过上传Excel文件批量导入缴费记录。</w:t>
             </w:r>
@@ -10748,6 +14510,23 @@
             <w:vAlign w:val="top"/>
           </w:tcPr>
           <w:p>
+            <w:pPr>
+              <w:keepNext w:val="0"/>
+              <w:keepLines w:val="0"/>
+              <w:pageBreakBefore w:val="0"/>
+              <w:widowControl w:val="0"/>
+              <w:kinsoku/>
+              <w:wordWrap/>
+              <w:overflowPunct/>
+              <w:topLinePunct w:val="0"/>
+              <w:autoSpaceDE/>
+              <w:autoSpaceDN/>
+              <w:bidi w:val="0"/>
+              <w:adjustRightInd/>
+              <w:snapToGrid/>
+              <w:ind w:firstLine="0" w:firstLineChars="0"/>
+              <w:textAlignment w:val="auto"/>
+            </w:pPr>
             <w:r>
               <w:t>参与者</w:t>
             </w:r>
@@ -10773,6 +14552,23 @@
             <w:vAlign w:val="top"/>
           </w:tcPr>
           <w:p>
+            <w:pPr>
+              <w:keepNext w:val="0"/>
+              <w:keepLines w:val="0"/>
+              <w:pageBreakBefore w:val="0"/>
+              <w:widowControl w:val="0"/>
+              <w:kinsoku/>
+              <w:wordWrap/>
+              <w:overflowPunct/>
+              <w:topLinePunct w:val="0"/>
+              <w:autoSpaceDE/>
+              <w:autoSpaceDN/>
+              <w:bidi w:val="0"/>
+              <w:adjustRightInd/>
+              <w:snapToGrid/>
+              <w:ind w:firstLine="0" w:firstLineChars="0"/>
+              <w:textAlignment w:val="auto"/>
+            </w:pPr>
             <w:r>
               <w:t>宿舍管理员</w:t>
             </w:r>
@@ -10811,6 +14607,23 @@
             <w:vAlign w:val="top"/>
           </w:tcPr>
           <w:p>
+            <w:pPr>
+              <w:keepNext w:val="0"/>
+              <w:keepLines w:val="0"/>
+              <w:pageBreakBefore w:val="0"/>
+              <w:widowControl w:val="0"/>
+              <w:kinsoku/>
+              <w:wordWrap/>
+              <w:overflowPunct/>
+              <w:topLinePunct w:val="0"/>
+              <w:autoSpaceDE/>
+              <w:autoSpaceDN/>
+              <w:bidi w:val="0"/>
+              <w:adjustRightInd/>
+              <w:snapToGrid/>
+              <w:ind w:firstLine="0" w:firstLineChars="0"/>
+              <w:textAlignment w:val="auto"/>
+            </w:pPr>
             <w:r>
               <w:t>前置条件</w:t>
             </w:r>
@@ -10836,6 +14649,23 @@
             <w:vAlign w:val="top"/>
           </w:tcPr>
           <w:p>
+            <w:pPr>
+              <w:keepNext w:val="0"/>
+              <w:keepLines w:val="0"/>
+              <w:pageBreakBefore w:val="0"/>
+              <w:widowControl w:val="0"/>
+              <w:kinsoku/>
+              <w:wordWrap/>
+              <w:overflowPunct/>
+              <w:topLinePunct w:val="0"/>
+              <w:autoSpaceDE/>
+              <w:autoSpaceDN/>
+              <w:bidi w:val="0"/>
+              <w:adjustRightInd/>
+              <w:snapToGrid/>
+              <w:ind w:firstLine="0" w:firstLineChars="0"/>
+              <w:textAlignment w:val="auto"/>
+            </w:pPr>
             <w:r>
               <w:t>管理员已登录，准备好符合模板格式的Excel文件。</w:t>
             </w:r>
@@ -10874,6 +14704,23 @@
             <w:vAlign w:val="top"/>
           </w:tcPr>
           <w:p>
+            <w:pPr>
+              <w:keepNext w:val="0"/>
+              <w:keepLines w:val="0"/>
+              <w:pageBreakBefore w:val="0"/>
+              <w:widowControl w:val="0"/>
+              <w:kinsoku/>
+              <w:wordWrap/>
+              <w:overflowPunct/>
+              <w:topLinePunct w:val="0"/>
+              <w:autoSpaceDE/>
+              <w:autoSpaceDN/>
+              <w:bidi w:val="0"/>
+              <w:adjustRightInd/>
+              <w:snapToGrid/>
+              <w:ind w:firstLine="0" w:firstLineChars="0"/>
+              <w:textAlignment w:val="auto"/>
+            </w:pPr>
             <w:r>
               <w:t>触发条件</w:t>
             </w:r>
@@ -10899,6 +14746,23 @@
             <w:vAlign w:val="top"/>
           </w:tcPr>
           <w:p>
+            <w:pPr>
+              <w:keepNext w:val="0"/>
+              <w:keepLines w:val="0"/>
+              <w:pageBreakBefore w:val="0"/>
+              <w:widowControl w:val="0"/>
+              <w:kinsoku/>
+              <w:wordWrap/>
+              <w:overflowPunct/>
+              <w:topLinePunct w:val="0"/>
+              <w:autoSpaceDE/>
+              <w:autoSpaceDN/>
+              <w:bidi w:val="0"/>
+              <w:adjustRightInd/>
+              <w:snapToGrid/>
+              <w:ind w:firstLine="0" w:firstLineChars="0"/>
+              <w:textAlignment w:val="auto"/>
+            </w:pPr>
             <w:r>
               <w:t>管理员选择"导入缴费记录"。</w:t>
             </w:r>
@@ -10937,6 +14801,23 @@
             <w:vAlign w:val="top"/>
           </w:tcPr>
           <w:p>
+            <w:pPr>
+              <w:keepNext w:val="0"/>
+              <w:keepLines w:val="0"/>
+              <w:pageBreakBefore w:val="0"/>
+              <w:widowControl w:val="0"/>
+              <w:kinsoku/>
+              <w:wordWrap/>
+              <w:overflowPunct/>
+              <w:topLinePunct w:val="0"/>
+              <w:autoSpaceDE/>
+              <w:autoSpaceDN/>
+              <w:bidi w:val="0"/>
+              <w:adjustRightInd/>
+              <w:snapToGrid/>
+              <w:ind w:firstLine="0" w:firstLineChars="0"/>
+              <w:textAlignment w:val="auto"/>
+            </w:pPr>
             <w:r>
               <w:t>后置条件</w:t>
             </w:r>
@@ -10962,6 +14843,23 @@
             <w:vAlign w:val="top"/>
           </w:tcPr>
           <w:p>
+            <w:pPr>
+              <w:keepNext w:val="0"/>
+              <w:keepLines w:val="0"/>
+              <w:pageBreakBefore w:val="0"/>
+              <w:widowControl w:val="0"/>
+              <w:kinsoku/>
+              <w:wordWrap/>
+              <w:overflowPunct/>
+              <w:topLinePunct w:val="0"/>
+              <w:autoSpaceDE/>
+              <w:autoSpaceDN/>
+              <w:bidi w:val="0"/>
+              <w:adjustRightInd/>
+              <w:snapToGrid/>
+              <w:ind w:firstLine="0" w:firstLineChars="0"/>
+              <w:textAlignment w:val="auto"/>
+            </w:pPr>
             <w:r>
               <w:t>导入成功：系统显示导入统计；部分失败：显示错误明细。</w:t>
             </w:r>
@@ -11000,6 +14898,23 @@
             <w:vAlign w:val="top"/>
           </w:tcPr>
           <w:p>
+            <w:pPr>
+              <w:keepNext w:val="0"/>
+              <w:keepLines w:val="0"/>
+              <w:pageBreakBefore w:val="0"/>
+              <w:widowControl w:val="0"/>
+              <w:kinsoku/>
+              <w:wordWrap/>
+              <w:overflowPunct/>
+              <w:topLinePunct w:val="0"/>
+              <w:autoSpaceDE/>
+              <w:autoSpaceDN/>
+              <w:bidi w:val="0"/>
+              <w:adjustRightInd/>
+              <w:snapToGrid/>
+              <w:ind w:firstLine="0" w:firstLineChars="0"/>
+              <w:textAlignment w:val="auto"/>
+            </w:pPr>
             <w:r>
               <w:t>正常流程</w:t>
             </w:r>
@@ -11025,6 +14940,23 @@
             <w:vAlign w:val="top"/>
           </w:tcPr>
           <w:p>
+            <w:pPr>
+              <w:keepNext w:val="0"/>
+              <w:keepLines w:val="0"/>
+              <w:pageBreakBefore w:val="0"/>
+              <w:widowControl w:val="0"/>
+              <w:kinsoku/>
+              <w:wordWrap/>
+              <w:overflowPunct/>
+              <w:topLinePunct w:val="0"/>
+              <w:autoSpaceDE/>
+              <w:autoSpaceDN/>
+              <w:bidi w:val="0"/>
+              <w:adjustRightInd/>
+              <w:snapToGrid/>
+              <w:ind w:firstLine="0" w:firstLineChars="0"/>
+              <w:textAlignment w:val="auto"/>
+            </w:pPr>
             <w:r>
               <w:t>1. 管理员选择"导入缴费记录"。</w:t>
             </w:r>
@@ -11093,6 +15025,23 @@
             <w:vAlign w:val="top"/>
           </w:tcPr>
           <w:p>
+            <w:pPr>
+              <w:keepNext w:val="0"/>
+              <w:keepLines w:val="0"/>
+              <w:pageBreakBefore w:val="0"/>
+              <w:widowControl w:val="0"/>
+              <w:kinsoku/>
+              <w:wordWrap/>
+              <w:overflowPunct/>
+              <w:topLinePunct w:val="0"/>
+              <w:autoSpaceDE/>
+              <w:autoSpaceDN/>
+              <w:bidi w:val="0"/>
+              <w:adjustRightInd/>
+              <w:snapToGrid/>
+              <w:ind w:firstLine="0" w:firstLineChars="0"/>
+              <w:textAlignment w:val="auto"/>
+            </w:pPr>
             <w:r>
               <w:t>扩展流程</w:t>
             </w:r>
@@ -11118,6 +15067,23 @@
             <w:vAlign w:val="top"/>
           </w:tcPr>
           <w:p>
+            <w:pPr>
+              <w:keepNext w:val="0"/>
+              <w:keepLines w:val="0"/>
+              <w:pageBreakBefore w:val="0"/>
+              <w:widowControl w:val="0"/>
+              <w:kinsoku/>
+              <w:wordWrap/>
+              <w:overflowPunct/>
+              <w:topLinePunct w:val="0"/>
+              <w:autoSpaceDE/>
+              <w:autoSpaceDN/>
+              <w:bidi w:val="0"/>
+              <w:adjustRightInd/>
+              <w:snapToGrid/>
+              <w:ind w:firstLine="0" w:firstLineChars="0"/>
+              <w:textAlignment w:val="auto"/>
+            </w:pPr>
             <w:r>
               <w:t>3a. 上传文件格式不是Excel，系统提示"请上传.xlsx格式文件"。</w:t>
             </w:r>
@@ -11174,6 +15140,23 @@
             <w:vAlign w:val="top"/>
           </w:tcPr>
           <w:p>
+            <w:pPr>
+              <w:keepNext w:val="0"/>
+              <w:keepLines w:val="0"/>
+              <w:pageBreakBefore w:val="0"/>
+              <w:widowControl w:val="0"/>
+              <w:kinsoku/>
+              <w:wordWrap/>
+              <w:overflowPunct/>
+              <w:topLinePunct w:val="0"/>
+              <w:autoSpaceDE/>
+              <w:autoSpaceDN/>
+              <w:bidi w:val="0"/>
+              <w:adjustRightInd/>
+              <w:snapToGrid/>
+              <w:ind w:firstLine="0" w:firstLineChars="0"/>
+              <w:textAlignment w:val="auto"/>
+            </w:pPr>
             <w:r>
               <w:t>特殊需求</w:t>
             </w:r>
@@ -11199,6 +15182,23 @@
             <w:vAlign w:val="top"/>
           </w:tcPr>
           <w:p>
+            <w:pPr>
+              <w:keepNext w:val="0"/>
+              <w:keepLines w:val="0"/>
+              <w:pageBreakBefore w:val="0"/>
+              <w:widowControl w:val="0"/>
+              <w:kinsoku/>
+              <w:wordWrap/>
+              <w:overflowPunct/>
+              <w:topLinePunct w:val="0"/>
+              <w:autoSpaceDE/>
+              <w:autoSpaceDN/>
+              <w:bidi w:val="0"/>
+              <w:adjustRightInd/>
+              <w:snapToGrid/>
+              <w:ind w:firstLine="0" w:firstLineChars="0"/>
+              <w:textAlignment w:val="auto"/>
+            </w:pPr>
             <w:r>
               <w:t>1. 支持.xlsx格式，最大5000条记录。</w:t>
             </w:r>
@@ -11249,6 +15249,23 @@
             <w:vAlign w:val="top"/>
           </w:tcPr>
           <w:p>
+            <w:pPr>
+              <w:keepNext w:val="0"/>
+              <w:keepLines w:val="0"/>
+              <w:pageBreakBefore w:val="0"/>
+              <w:widowControl w:val="0"/>
+              <w:kinsoku/>
+              <w:wordWrap/>
+              <w:overflowPunct/>
+              <w:topLinePunct w:val="0"/>
+              <w:autoSpaceDE/>
+              <w:autoSpaceDN/>
+              <w:bidi w:val="0"/>
+              <w:adjustRightInd/>
+              <w:snapToGrid/>
+              <w:ind w:firstLine="0" w:firstLineChars="0"/>
+              <w:textAlignment w:val="auto"/>
+            </w:pPr>
             <w:r>
               <w:t>编写人</w:t>
             </w:r>
@@ -11274,6 +15291,23 @@
             <w:vAlign w:val="top"/>
           </w:tcPr>
           <w:p>
+            <w:pPr>
+              <w:keepNext w:val="0"/>
+              <w:keepLines w:val="0"/>
+              <w:pageBreakBefore w:val="0"/>
+              <w:widowControl w:val="0"/>
+              <w:kinsoku/>
+              <w:wordWrap/>
+              <w:overflowPunct/>
+              <w:topLinePunct w:val="0"/>
+              <w:autoSpaceDE/>
+              <w:autoSpaceDN/>
+              <w:bidi w:val="0"/>
+              <w:adjustRightInd/>
+              <w:snapToGrid/>
+              <w:ind w:firstLine="0" w:firstLineChars="0"/>
+              <w:textAlignment w:val="auto"/>
+            </w:pPr>
             <w:r>
               <w:t>张涵宇</w:t>
             </w:r>
@@ -11351,7 +15385,22 @@
           </w:tcPr>
           <w:p>
             <w:pPr>
+              <w:keepNext w:val="0"/>
+              <w:keepLines w:val="0"/>
+              <w:pageBreakBefore w:val="0"/>
+              <w:widowControl w:val="0"/>
+              <w:kinsoku/>
+              <w:wordWrap/>
+              <w:overflowPunct/>
+              <w:topLinePunct w:val="0"/>
+              <w:autoSpaceDE/>
+              <w:autoSpaceDN/>
+              <w:bidi w:val="0"/>
+              <w:adjustRightInd/>
+              <w:snapToGrid/>
+              <w:ind w:firstLine="0" w:firstLineChars="0"/>
               <w:jc w:val="center"/>
+              <w:textAlignment w:val="auto"/>
               <w:rPr>
                 <w:rFonts w:ascii="Times New Roman" w:hAnsi="Times New Roman"/>
                 <w:caps w:val="0"/>
@@ -11389,7 +15438,22 @@
           </w:tcPr>
           <w:p>
             <w:pPr>
+              <w:keepNext w:val="0"/>
+              <w:keepLines w:val="0"/>
+              <w:pageBreakBefore w:val="0"/>
+              <w:widowControl w:val="0"/>
+              <w:kinsoku/>
+              <w:wordWrap/>
+              <w:overflowPunct/>
+              <w:topLinePunct w:val="0"/>
+              <w:autoSpaceDE/>
+              <w:autoSpaceDN/>
+              <w:bidi w:val="0"/>
+              <w:adjustRightInd/>
+              <w:snapToGrid/>
+              <w:ind w:firstLine="0" w:firstLineChars="0"/>
               <w:jc w:val="center"/>
+              <w:textAlignment w:val="auto"/>
               <w:rPr>
                 <w:rFonts w:ascii="Times New Roman" w:hAnsi="Times New Roman"/>
                 <w:caps w:val="0"/>
@@ -11439,6 +15503,23 @@
             <w:vAlign w:val="top"/>
           </w:tcPr>
           <w:p>
+            <w:pPr>
+              <w:keepNext w:val="0"/>
+              <w:keepLines w:val="0"/>
+              <w:pageBreakBefore w:val="0"/>
+              <w:widowControl w:val="0"/>
+              <w:kinsoku/>
+              <w:wordWrap/>
+              <w:overflowPunct/>
+              <w:topLinePunct w:val="0"/>
+              <w:autoSpaceDE/>
+              <w:autoSpaceDN/>
+              <w:bidi w:val="0"/>
+              <w:adjustRightInd/>
+              <w:snapToGrid/>
+              <w:ind w:firstLine="0" w:firstLineChars="0"/>
+              <w:textAlignment w:val="auto"/>
+            </w:pPr>
             <w:r>
               <w:t>用例编号</w:t>
             </w:r>
@@ -11464,6 +15545,23 @@
             <w:vAlign w:val="top"/>
           </w:tcPr>
           <w:p>
+            <w:pPr>
+              <w:keepNext w:val="0"/>
+              <w:keepLines w:val="0"/>
+              <w:pageBreakBefore w:val="0"/>
+              <w:widowControl w:val="0"/>
+              <w:kinsoku/>
+              <w:wordWrap/>
+              <w:overflowPunct/>
+              <w:topLinePunct w:val="0"/>
+              <w:autoSpaceDE/>
+              <w:autoSpaceDN/>
+              <w:bidi w:val="0"/>
+              <w:adjustRightInd/>
+              <w:snapToGrid/>
+              <w:ind w:firstLine="0" w:firstLineChars="0"/>
+              <w:textAlignment w:val="auto"/>
+            </w:pPr>
             <w:r>
               <w:t>UC15</w:t>
             </w:r>
@@ -11502,6 +15600,23 @@
             <w:vAlign w:val="top"/>
           </w:tcPr>
           <w:p>
+            <w:pPr>
+              <w:keepNext w:val="0"/>
+              <w:keepLines w:val="0"/>
+              <w:pageBreakBefore w:val="0"/>
+              <w:widowControl w:val="0"/>
+              <w:kinsoku/>
+              <w:wordWrap/>
+              <w:overflowPunct/>
+              <w:topLinePunct w:val="0"/>
+              <w:autoSpaceDE/>
+              <w:autoSpaceDN/>
+              <w:bidi w:val="0"/>
+              <w:adjustRightInd/>
+              <w:snapToGrid/>
+              <w:ind w:firstLine="0" w:firstLineChars="0"/>
+              <w:textAlignment w:val="auto"/>
+            </w:pPr>
             <w:r>
               <w:t>用例名称</w:t>
             </w:r>
@@ -11527,6 +15642,23 @@
             <w:vAlign w:val="top"/>
           </w:tcPr>
           <w:p>
+            <w:pPr>
+              <w:keepNext w:val="0"/>
+              <w:keepLines w:val="0"/>
+              <w:pageBreakBefore w:val="0"/>
+              <w:widowControl w:val="0"/>
+              <w:kinsoku/>
+              <w:wordWrap/>
+              <w:overflowPunct/>
+              <w:topLinePunct w:val="0"/>
+              <w:autoSpaceDE/>
+              <w:autoSpaceDN/>
+              <w:bidi w:val="0"/>
+              <w:adjustRightInd/>
+              <w:snapToGrid/>
+              <w:ind w:firstLine="0" w:firstLineChars="0"/>
+              <w:textAlignment w:val="auto"/>
+            </w:pPr>
             <w:r>
               <w:t>支付宝在线缴费</w:t>
             </w:r>
@@ -11565,6 +15697,23 @@
             <w:vAlign w:val="top"/>
           </w:tcPr>
           <w:p>
+            <w:pPr>
+              <w:keepNext w:val="0"/>
+              <w:keepLines w:val="0"/>
+              <w:pageBreakBefore w:val="0"/>
+              <w:widowControl w:val="0"/>
+              <w:kinsoku/>
+              <w:wordWrap/>
+              <w:overflowPunct/>
+              <w:topLinePunct w:val="0"/>
+              <w:autoSpaceDE/>
+              <w:autoSpaceDN/>
+              <w:bidi w:val="0"/>
+              <w:adjustRightInd/>
+              <w:snapToGrid/>
+              <w:ind w:firstLine="0" w:firstLineChars="0"/>
+              <w:textAlignment w:val="auto"/>
+            </w:pPr>
             <w:r>
               <w:t>用例简述</w:t>
             </w:r>
@@ -11590,6 +15739,23 @@
             <w:vAlign w:val="top"/>
           </w:tcPr>
           <w:p>
+            <w:pPr>
+              <w:keepNext w:val="0"/>
+              <w:keepLines w:val="0"/>
+              <w:pageBreakBefore w:val="0"/>
+              <w:widowControl w:val="0"/>
+              <w:kinsoku/>
+              <w:wordWrap/>
+              <w:overflowPunct/>
+              <w:topLinePunct w:val="0"/>
+              <w:autoSpaceDE/>
+              <w:autoSpaceDN/>
+              <w:bidi w:val="0"/>
+              <w:adjustRightInd/>
+              <w:snapToGrid/>
+              <w:ind w:firstLine="0" w:firstLineChars="0"/>
+              <w:textAlignment w:val="auto"/>
+            </w:pPr>
             <w:r>
               <w:t>学生通过支付宝沙箱环境完成在线支付学费、住宿费等账单。</w:t>
             </w:r>
@@ -11628,6 +15794,23 @@
             <w:vAlign w:val="top"/>
           </w:tcPr>
           <w:p>
+            <w:pPr>
+              <w:keepNext w:val="0"/>
+              <w:keepLines w:val="0"/>
+              <w:pageBreakBefore w:val="0"/>
+              <w:widowControl w:val="0"/>
+              <w:kinsoku/>
+              <w:wordWrap/>
+              <w:overflowPunct/>
+              <w:topLinePunct w:val="0"/>
+              <w:autoSpaceDE/>
+              <w:autoSpaceDN/>
+              <w:bidi w:val="0"/>
+              <w:adjustRightInd/>
+              <w:snapToGrid/>
+              <w:ind w:firstLine="0" w:firstLineChars="0"/>
+              <w:textAlignment w:val="auto"/>
+            </w:pPr>
             <w:r>
               <w:t>参与者</w:t>
             </w:r>
@@ -11653,6 +15836,23 @@
             <w:vAlign w:val="top"/>
           </w:tcPr>
           <w:p>
+            <w:pPr>
+              <w:keepNext w:val="0"/>
+              <w:keepLines w:val="0"/>
+              <w:pageBreakBefore w:val="0"/>
+              <w:widowControl w:val="0"/>
+              <w:kinsoku/>
+              <w:wordWrap/>
+              <w:overflowPunct/>
+              <w:topLinePunct w:val="0"/>
+              <w:autoSpaceDE/>
+              <w:autoSpaceDN/>
+              <w:bidi w:val="0"/>
+              <w:adjustRightInd/>
+              <w:snapToGrid/>
+              <w:ind w:firstLine="0" w:firstLineChars="0"/>
+              <w:textAlignment w:val="auto"/>
+            </w:pPr>
             <w:r>
               <w:t>学生、支付宝支付系统</w:t>
             </w:r>
@@ -11691,6 +15891,23 @@
             <w:vAlign w:val="top"/>
           </w:tcPr>
           <w:p>
+            <w:pPr>
+              <w:keepNext w:val="0"/>
+              <w:keepLines w:val="0"/>
+              <w:pageBreakBefore w:val="0"/>
+              <w:widowControl w:val="0"/>
+              <w:kinsoku/>
+              <w:wordWrap/>
+              <w:overflowPunct/>
+              <w:topLinePunct w:val="0"/>
+              <w:autoSpaceDE/>
+              <w:autoSpaceDN/>
+              <w:bidi w:val="0"/>
+              <w:adjustRightInd/>
+              <w:snapToGrid/>
+              <w:ind w:firstLine="0" w:firstLineChars="0"/>
+              <w:textAlignment w:val="auto"/>
+            </w:pPr>
             <w:r>
               <w:t>前置条件</w:t>
             </w:r>
@@ -11716,6 +15933,23 @@
             <w:vAlign w:val="top"/>
           </w:tcPr>
           <w:p>
+            <w:pPr>
+              <w:keepNext w:val="0"/>
+              <w:keepLines w:val="0"/>
+              <w:pageBreakBefore w:val="0"/>
+              <w:widowControl w:val="0"/>
+              <w:kinsoku/>
+              <w:wordWrap/>
+              <w:overflowPunct/>
+              <w:topLinePunct w:val="0"/>
+              <w:autoSpaceDE/>
+              <w:autoSpaceDN/>
+              <w:bidi w:val="0"/>
+              <w:adjustRightInd/>
+              <w:snapToGrid/>
+              <w:ind w:firstLine="0" w:firstLineChars="0"/>
+              <w:textAlignment w:val="auto"/>
+            </w:pPr>
             <w:r>
               <w:t>学生已登录，已有未缴账单；支付宝沙箱环境已配置。</w:t>
             </w:r>
@@ -11754,6 +15988,23 @@
             <w:vAlign w:val="top"/>
           </w:tcPr>
           <w:p>
+            <w:pPr>
+              <w:keepNext w:val="0"/>
+              <w:keepLines w:val="0"/>
+              <w:pageBreakBefore w:val="0"/>
+              <w:widowControl w:val="0"/>
+              <w:kinsoku/>
+              <w:wordWrap/>
+              <w:overflowPunct/>
+              <w:topLinePunct w:val="0"/>
+              <w:autoSpaceDE/>
+              <w:autoSpaceDN/>
+              <w:bidi w:val="0"/>
+              <w:adjustRightInd/>
+              <w:snapToGrid/>
+              <w:ind w:firstLine="0" w:firstLineChars="0"/>
+              <w:textAlignment w:val="auto"/>
+            </w:pPr>
             <w:r>
               <w:t>触发条件</w:t>
             </w:r>
@@ -11779,6 +16030,23 @@
             <w:vAlign w:val="top"/>
           </w:tcPr>
           <w:p>
+            <w:pPr>
+              <w:keepNext w:val="0"/>
+              <w:keepLines w:val="0"/>
+              <w:pageBreakBefore w:val="0"/>
+              <w:widowControl w:val="0"/>
+              <w:kinsoku/>
+              <w:wordWrap/>
+              <w:overflowPunct/>
+              <w:topLinePunct w:val="0"/>
+              <w:autoSpaceDE/>
+              <w:autoSpaceDN/>
+              <w:bidi w:val="0"/>
+              <w:adjustRightInd/>
+              <w:snapToGrid/>
+              <w:ind w:firstLine="0" w:firstLineChars="0"/>
+              <w:textAlignment w:val="auto"/>
+            </w:pPr>
             <w:r>
               <w:t>学生选择某条未缴账单的"在线缴费"。</w:t>
             </w:r>
@@ -11817,6 +16085,23 @@
             <w:vAlign w:val="top"/>
           </w:tcPr>
           <w:p>
+            <w:pPr>
+              <w:keepNext w:val="0"/>
+              <w:keepLines w:val="0"/>
+              <w:pageBreakBefore w:val="0"/>
+              <w:widowControl w:val="0"/>
+              <w:kinsoku/>
+              <w:wordWrap/>
+              <w:overflowPunct/>
+              <w:topLinePunct w:val="0"/>
+              <w:autoSpaceDE/>
+              <w:autoSpaceDN/>
+              <w:bidi w:val="0"/>
+              <w:adjustRightInd/>
+              <w:snapToGrid/>
+              <w:ind w:firstLine="0" w:firstLineChars="0"/>
+              <w:textAlignment w:val="auto"/>
+            </w:pPr>
             <w:r>
               <w:t>后置条件</w:t>
             </w:r>
@@ -11842,6 +16127,23 @@
             <w:vAlign w:val="top"/>
           </w:tcPr>
           <w:p>
+            <w:pPr>
+              <w:keepNext w:val="0"/>
+              <w:keepLines w:val="0"/>
+              <w:pageBreakBefore w:val="0"/>
+              <w:widowControl w:val="0"/>
+              <w:kinsoku/>
+              <w:wordWrap/>
+              <w:overflowPunct/>
+              <w:topLinePunct w:val="0"/>
+              <w:autoSpaceDE/>
+              <w:autoSpaceDN/>
+              <w:bidi w:val="0"/>
+              <w:adjustRightInd/>
+              <w:snapToGrid/>
+              <w:ind w:firstLine="0" w:firstLineChars="0"/>
+              <w:textAlignment w:val="auto"/>
+            </w:pPr>
             <w:r>
               <w:t>支付成功：账单状态更新为"已缴"，生成电子凭证；支付失败：账单状态不变。</w:t>
             </w:r>
@@ -11880,6 +16182,23 @@
             <w:vAlign w:val="top"/>
           </w:tcPr>
           <w:p>
+            <w:pPr>
+              <w:keepNext w:val="0"/>
+              <w:keepLines w:val="0"/>
+              <w:pageBreakBefore w:val="0"/>
+              <w:widowControl w:val="0"/>
+              <w:kinsoku/>
+              <w:wordWrap/>
+              <w:overflowPunct/>
+              <w:topLinePunct w:val="0"/>
+              <w:autoSpaceDE/>
+              <w:autoSpaceDN/>
+              <w:bidi w:val="0"/>
+              <w:adjustRightInd/>
+              <w:snapToGrid/>
+              <w:ind w:firstLine="0" w:firstLineChars="0"/>
+              <w:textAlignment w:val="auto"/>
+            </w:pPr>
             <w:r>
               <w:t>正常流程</w:t>
             </w:r>
@@ -11905,6 +16224,23 @@
             <w:vAlign w:val="top"/>
           </w:tcPr>
           <w:p>
+            <w:pPr>
+              <w:keepNext w:val="0"/>
+              <w:keepLines w:val="0"/>
+              <w:pageBreakBefore w:val="0"/>
+              <w:widowControl w:val="0"/>
+              <w:kinsoku/>
+              <w:wordWrap/>
+              <w:overflowPunct/>
+              <w:topLinePunct w:val="0"/>
+              <w:autoSpaceDE/>
+              <w:autoSpaceDN/>
+              <w:bidi w:val="0"/>
+              <w:adjustRightInd/>
+              <w:snapToGrid/>
+              <w:ind w:firstLine="0" w:firstLineChars="0"/>
+              <w:textAlignment w:val="auto"/>
+            </w:pPr>
             <w:r>
               <w:t>1. 学生在账单列表中选择待缴账单，选择"在线缴费"。</w:t>
             </w:r>
@@ -11957,7 +16293,7 @@
           </w:tblCellMar>
         </w:tblPrEx>
         <w:trPr>
-          <w:trHeight w:val="585" w:hRule="atLeast"/>
+          <w:trHeight w:val="90" w:hRule="atLeast"/>
         </w:trPr>
         <w:tc>
           <w:tcPr>
@@ -11979,6 +16315,23 @@
             <w:vAlign w:val="top"/>
           </w:tcPr>
           <w:p>
+            <w:pPr>
+              <w:keepNext w:val="0"/>
+              <w:keepLines w:val="0"/>
+              <w:pageBreakBefore w:val="0"/>
+              <w:widowControl w:val="0"/>
+              <w:kinsoku/>
+              <w:wordWrap/>
+              <w:overflowPunct/>
+              <w:topLinePunct w:val="0"/>
+              <w:autoSpaceDE/>
+              <w:autoSpaceDN/>
+              <w:bidi w:val="0"/>
+              <w:adjustRightInd/>
+              <w:snapToGrid/>
+              <w:ind w:firstLine="0" w:firstLineChars="0"/>
+              <w:textAlignment w:val="auto"/>
+            </w:pPr>
             <w:r>
               <w:t>扩展流程</w:t>
             </w:r>
@@ -12004,6 +16357,23 @@
             <w:vAlign w:val="top"/>
           </w:tcPr>
           <w:p>
+            <w:pPr>
+              <w:keepNext w:val="0"/>
+              <w:keepLines w:val="0"/>
+              <w:pageBreakBefore w:val="0"/>
+              <w:widowControl w:val="0"/>
+              <w:kinsoku/>
+              <w:wordWrap/>
+              <w:overflowPunct/>
+              <w:topLinePunct w:val="0"/>
+              <w:autoSpaceDE/>
+              <w:autoSpaceDN/>
+              <w:bidi w:val="0"/>
+              <w:adjustRightInd/>
+              <w:snapToGrid/>
+              <w:ind w:firstLine="0" w:firstLineChars="0"/>
+              <w:textAlignment w:val="auto"/>
+            </w:pPr>
             <w:r>
               <w:t>3a. 跳转支付宝页面失败，系统提示"支付服务暂不可用，请稍后重试"。</w:t>
             </w:r>
@@ -12066,6 +16436,23 @@
             <w:vAlign w:val="top"/>
           </w:tcPr>
           <w:p>
+            <w:pPr>
+              <w:keepNext w:val="0"/>
+              <w:keepLines w:val="0"/>
+              <w:pageBreakBefore w:val="0"/>
+              <w:widowControl w:val="0"/>
+              <w:kinsoku/>
+              <w:wordWrap/>
+              <w:overflowPunct/>
+              <w:topLinePunct w:val="0"/>
+              <w:autoSpaceDE/>
+              <w:autoSpaceDN/>
+              <w:bidi w:val="0"/>
+              <w:adjustRightInd/>
+              <w:snapToGrid/>
+              <w:ind w:firstLine="0" w:firstLineChars="0"/>
+              <w:textAlignment w:val="auto"/>
+            </w:pPr>
             <w:r>
               <w:t>特殊需求</w:t>
             </w:r>
@@ -12091,6 +16478,23 @@
             <w:vAlign w:val="top"/>
           </w:tcPr>
           <w:p>
+            <w:pPr>
+              <w:keepNext w:val="0"/>
+              <w:keepLines w:val="0"/>
+              <w:pageBreakBefore w:val="0"/>
+              <w:widowControl w:val="0"/>
+              <w:kinsoku/>
+              <w:wordWrap/>
+              <w:overflowPunct/>
+              <w:topLinePunct w:val="0"/>
+              <w:autoSpaceDE/>
+              <w:autoSpaceDN/>
+              <w:bidi w:val="0"/>
+              <w:adjustRightInd/>
+              <w:snapToGrid/>
+              <w:ind w:firstLine="0" w:firstLineChars="0"/>
+              <w:textAlignment w:val="auto"/>
+            </w:pPr>
             <w:r>
               <w:t>1. 使用支付宝沙箱环境进行测试。</w:t>
             </w:r>
@@ -12147,6 +16551,23 @@
             <w:vAlign w:val="top"/>
           </w:tcPr>
           <w:p>
+            <w:pPr>
+              <w:keepNext w:val="0"/>
+              <w:keepLines w:val="0"/>
+              <w:pageBreakBefore w:val="0"/>
+              <w:widowControl w:val="0"/>
+              <w:kinsoku/>
+              <w:wordWrap/>
+              <w:overflowPunct/>
+              <w:topLinePunct w:val="0"/>
+              <w:autoSpaceDE/>
+              <w:autoSpaceDN/>
+              <w:bidi w:val="0"/>
+              <w:adjustRightInd/>
+              <w:snapToGrid/>
+              <w:ind w:firstLine="0" w:firstLineChars="0"/>
+              <w:textAlignment w:val="auto"/>
+            </w:pPr>
             <w:r>
               <w:t>编写人</w:t>
             </w:r>
@@ -12172,6 +16593,23 @@
             <w:vAlign w:val="top"/>
           </w:tcPr>
           <w:p>
+            <w:pPr>
+              <w:keepNext w:val="0"/>
+              <w:keepLines w:val="0"/>
+              <w:pageBreakBefore w:val="0"/>
+              <w:widowControl w:val="0"/>
+              <w:kinsoku/>
+              <w:wordWrap/>
+              <w:overflowPunct/>
+              <w:topLinePunct w:val="0"/>
+              <w:autoSpaceDE/>
+              <w:autoSpaceDN/>
+              <w:bidi w:val="0"/>
+              <w:adjustRightInd/>
+              <w:snapToGrid/>
+              <w:ind w:firstLine="0" w:firstLineChars="0"/>
+              <w:textAlignment w:val="auto"/>
+            </w:pPr>
             <w:r>
               <w:t>宋君奎</w:t>
             </w:r>
@@ -12249,7 +16687,22 @@
           </w:tcPr>
           <w:p>
             <w:pPr>
+              <w:keepNext w:val="0"/>
+              <w:keepLines w:val="0"/>
+              <w:pageBreakBefore w:val="0"/>
+              <w:widowControl w:val="0"/>
+              <w:kinsoku/>
+              <w:wordWrap/>
+              <w:overflowPunct/>
+              <w:topLinePunct w:val="0"/>
+              <w:autoSpaceDE/>
+              <w:autoSpaceDN/>
+              <w:bidi w:val="0"/>
+              <w:adjustRightInd/>
+              <w:snapToGrid/>
+              <w:ind w:firstLine="0" w:firstLineChars="0"/>
               <w:jc w:val="center"/>
+              <w:textAlignment w:val="auto"/>
               <w:rPr>
                 <w:rFonts w:ascii="Times New Roman" w:hAnsi="Times New Roman"/>
                 <w:caps w:val="0"/>
@@ -12287,7 +16740,22 @@
           </w:tcPr>
           <w:p>
             <w:pPr>
+              <w:keepNext w:val="0"/>
+              <w:keepLines w:val="0"/>
+              <w:pageBreakBefore w:val="0"/>
+              <w:widowControl w:val="0"/>
+              <w:kinsoku/>
+              <w:wordWrap/>
+              <w:overflowPunct/>
+              <w:topLinePunct w:val="0"/>
+              <w:autoSpaceDE/>
+              <w:autoSpaceDN/>
+              <w:bidi w:val="0"/>
+              <w:adjustRightInd/>
+              <w:snapToGrid/>
+              <w:ind w:firstLine="0" w:firstLineChars="0"/>
               <w:jc w:val="center"/>
+              <w:textAlignment w:val="auto"/>
               <w:rPr>
                 <w:rFonts w:ascii="Times New Roman" w:hAnsi="Times New Roman"/>
                 <w:caps w:val="0"/>
@@ -12337,6 +16805,23 @@
             <w:vAlign w:val="top"/>
           </w:tcPr>
           <w:p>
+            <w:pPr>
+              <w:keepNext w:val="0"/>
+              <w:keepLines w:val="0"/>
+              <w:pageBreakBefore w:val="0"/>
+              <w:widowControl w:val="0"/>
+              <w:kinsoku/>
+              <w:wordWrap/>
+              <w:overflowPunct/>
+              <w:topLinePunct w:val="0"/>
+              <w:autoSpaceDE/>
+              <w:autoSpaceDN/>
+              <w:bidi w:val="0"/>
+              <w:adjustRightInd/>
+              <w:snapToGrid/>
+              <w:ind w:firstLine="0" w:firstLineChars="0"/>
+              <w:textAlignment w:val="auto"/>
+            </w:pPr>
             <w:r>
               <w:t>用例编号</w:t>
             </w:r>
@@ -12362,6 +16847,23 @@
             <w:vAlign w:val="top"/>
           </w:tcPr>
           <w:p>
+            <w:pPr>
+              <w:keepNext w:val="0"/>
+              <w:keepLines w:val="0"/>
+              <w:pageBreakBefore w:val="0"/>
+              <w:widowControl w:val="0"/>
+              <w:kinsoku/>
+              <w:wordWrap/>
+              <w:overflowPunct/>
+              <w:topLinePunct w:val="0"/>
+              <w:autoSpaceDE/>
+              <w:autoSpaceDN/>
+              <w:bidi w:val="0"/>
+              <w:adjustRightInd/>
+              <w:snapToGrid/>
+              <w:ind w:firstLine="0" w:firstLineChars="0"/>
+              <w:textAlignment w:val="auto"/>
+            </w:pPr>
             <w:r>
               <w:t>UC18</w:t>
             </w:r>
@@ -12400,6 +16902,23 @@
             <w:vAlign w:val="top"/>
           </w:tcPr>
           <w:p>
+            <w:pPr>
+              <w:keepNext w:val="0"/>
+              <w:keepLines w:val="0"/>
+              <w:pageBreakBefore w:val="0"/>
+              <w:widowControl w:val="0"/>
+              <w:kinsoku/>
+              <w:wordWrap/>
+              <w:overflowPunct/>
+              <w:topLinePunct w:val="0"/>
+              <w:autoSpaceDE/>
+              <w:autoSpaceDN/>
+              <w:bidi w:val="0"/>
+              <w:adjustRightInd/>
+              <w:snapToGrid/>
+              <w:ind w:firstLine="0" w:firstLineChars="0"/>
+              <w:textAlignment w:val="auto"/>
+            </w:pPr>
             <w:r>
               <w:t>用例名称</w:t>
             </w:r>
@@ -12425,6 +16944,23 @@
             <w:vAlign w:val="top"/>
           </w:tcPr>
           <w:p>
+            <w:pPr>
+              <w:keepNext w:val="0"/>
+              <w:keepLines w:val="0"/>
+              <w:pageBreakBefore w:val="0"/>
+              <w:widowControl w:val="0"/>
+              <w:kinsoku/>
+              <w:wordWrap/>
+              <w:overflowPunct/>
+              <w:topLinePunct w:val="0"/>
+              <w:autoSpaceDE/>
+              <w:autoSpaceDN/>
+              <w:bidi w:val="0"/>
+              <w:adjustRightInd/>
+              <w:snapToGrid/>
+              <w:ind w:firstLine="0" w:firstLineChars="0"/>
+              <w:textAlignment w:val="auto"/>
+            </w:pPr>
             <w:r>
               <w:t>收费情况统计</w:t>
             </w:r>
@@ -12463,6 +16999,23 @@
             <w:vAlign w:val="top"/>
           </w:tcPr>
           <w:p>
+            <w:pPr>
+              <w:keepNext w:val="0"/>
+              <w:keepLines w:val="0"/>
+              <w:pageBreakBefore w:val="0"/>
+              <w:widowControl w:val="0"/>
+              <w:kinsoku/>
+              <w:wordWrap/>
+              <w:overflowPunct/>
+              <w:topLinePunct w:val="0"/>
+              <w:autoSpaceDE/>
+              <w:autoSpaceDN/>
+              <w:bidi w:val="0"/>
+              <w:adjustRightInd/>
+              <w:snapToGrid/>
+              <w:ind w:firstLine="0" w:firstLineChars="0"/>
+              <w:textAlignment w:val="auto"/>
+            </w:pPr>
             <w:r>
               <w:t>用例简述</w:t>
             </w:r>
@@ -12488,6 +17041,23 @@
             <w:vAlign w:val="top"/>
           </w:tcPr>
           <w:p>
+            <w:pPr>
+              <w:keepNext w:val="0"/>
+              <w:keepLines w:val="0"/>
+              <w:pageBreakBefore w:val="0"/>
+              <w:widowControl w:val="0"/>
+              <w:kinsoku/>
+              <w:wordWrap/>
+              <w:overflowPunct/>
+              <w:topLinePunct w:val="0"/>
+              <w:autoSpaceDE/>
+              <w:autoSpaceDN/>
+              <w:bidi w:val="0"/>
+              <w:adjustRightInd/>
+              <w:snapToGrid/>
+              <w:ind w:firstLine="0" w:firstLineChars="0"/>
+              <w:textAlignment w:val="auto"/>
+            </w:pPr>
             <w:r>
               <w:t>统计各收费项目的收缴情况、逾期情况及缴费率，以图表形式直观展示。</w:t>
             </w:r>
@@ -12526,6 +17096,23 @@
             <w:vAlign w:val="top"/>
           </w:tcPr>
           <w:p>
+            <w:pPr>
+              <w:keepNext w:val="0"/>
+              <w:keepLines w:val="0"/>
+              <w:pageBreakBefore w:val="0"/>
+              <w:widowControl w:val="0"/>
+              <w:kinsoku/>
+              <w:wordWrap/>
+              <w:overflowPunct/>
+              <w:topLinePunct w:val="0"/>
+              <w:autoSpaceDE/>
+              <w:autoSpaceDN/>
+              <w:bidi w:val="0"/>
+              <w:adjustRightInd/>
+              <w:snapToGrid/>
+              <w:ind w:firstLine="0" w:firstLineChars="0"/>
+              <w:textAlignment w:val="auto"/>
+            </w:pPr>
             <w:r>
               <w:t>参与者</w:t>
             </w:r>
@@ -12551,6 +17138,23 @@
             <w:vAlign w:val="top"/>
           </w:tcPr>
           <w:p>
+            <w:pPr>
+              <w:keepNext w:val="0"/>
+              <w:keepLines w:val="0"/>
+              <w:pageBreakBefore w:val="0"/>
+              <w:widowControl w:val="0"/>
+              <w:kinsoku/>
+              <w:wordWrap/>
+              <w:overflowPunct/>
+              <w:topLinePunct w:val="0"/>
+              <w:autoSpaceDE/>
+              <w:autoSpaceDN/>
+              <w:bidi w:val="0"/>
+              <w:adjustRightInd/>
+              <w:snapToGrid/>
+              <w:ind w:firstLine="0" w:firstLineChars="0"/>
+              <w:textAlignment w:val="auto"/>
+            </w:pPr>
             <w:r>
               <w:t>宿舍管理员</w:t>
             </w:r>
@@ -12589,6 +17193,23 @@
             <w:vAlign w:val="top"/>
           </w:tcPr>
           <w:p>
+            <w:pPr>
+              <w:keepNext w:val="0"/>
+              <w:keepLines w:val="0"/>
+              <w:pageBreakBefore w:val="0"/>
+              <w:widowControl w:val="0"/>
+              <w:kinsoku/>
+              <w:wordWrap/>
+              <w:overflowPunct/>
+              <w:topLinePunct w:val="0"/>
+              <w:autoSpaceDE/>
+              <w:autoSpaceDN/>
+              <w:bidi w:val="0"/>
+              <w:adjustRightInd/>
+              <w:snapToGrid/>
+              <w:ind w:firstLine="0" w:firstLineChars="0"/>
+              <w:textAlignment w:val="auto"/>
+            </w:pPr>
             <w:r>
               <w:t>前置条件</w:t>
             </w:r>
@@ -12614,6 +17235,23 @@
             <w:vAlign w:val="top"/>
           </w:tcPr>
           <w:p>
+            <w:pPr>
+              <w:keepNext w:val="0"/>
+              <w:keepLines w:val="0"/>
+              <w:pageBreakBefore w:val="0"/>
+              <w:widowControl w:val="0"/>
+              <w:kinsoku/>
+              <w:wordWrap/>
+              <w:overflowPunct/>
+              <w:topLinePunct w:val="0"/>
+              <w:autoSpaceDE/>
+              <w:autoSpaceDN/>
+              <w:bidi w:val="0"/>
+              <w:adjustRightInd/>
+              <w:snapToGrid/>
+              <w:ind w:firstLine="0" w:firstLineChars="0"/>
+              <w:textAlignment w:val="auto"/>
+            </w:pPr>
             <w:r>
               <w:t>管理员已登录，系统中已有收费数据。</w:t>
             </w:r>
@@ -12652,6 +17290,23 @@
             <w:vAlign w:val="top"/>
           </w:tcPr>
           <w:p>
+            <w:pPr>
+              <w:keepNext w:val="0"/>
+              <w:keepLines w:val="0"/>
+              <w:pageBreakBefore w:val="0"/>
+              <w:widowControl w:val="0"/>
+              <w:kinsoku/>
+              <w:wordWrap/>
+              <w:overflowPunct/>
+              <w:topLinePunct w:val="0"/>
+              <w:autoSpaceDE/>
+              <w:autoSpaceDN/>
+              <w:bidi w:val="0"/>
+              <w:adjustRightInd/>
+              <w:snapToGrid/>
+              <w:ind w:firstLine="0" w:firstLineChars="0"/>
+              <w:textAlignment w:val="auto"/>
+            </w:pPr>
             <w:r>
               <w:t>触发条件</w:t>
             </w:r>
@@ -12677,6 +17332,23 @@
             <w:vAlign w:val="top"/>
           </w:tcPr>
           <w:p>
+            <w:pPr>
+              <w:keepNext w:val="0"/>
+              <w:keepLines w:val="0"/>
+              <w:pageBreakBefore w:val="0"/>
+              <w:widowControl w:val="0"/>
+              <w:kinsoku/>
+              <w:wordWrap/>
+              <w:overflowPunct/>
+              <w:topLinePunct w:val="0"/>
+              <w:autoSpaceDE/>
+              <w:autoSpaceDN/>
+              <w:bidi w:val="0"/>
+              <w:adjustRightInd/>
+              <w:snapToGrid/>
+              <w:ind w:firstLine="0" w:firstLineChars="0"/>
+              <w:textAlignment w:val="auto"/>
+            </w:pPr>
             <w:r>
               <w:t>管理员选择"收费情况统计"。</w:t>
             </w:r>
@@ -12715,6 +17387,23 @@
             <w:vAlign w:val="top"/>
           </w:tcPr>
           <w:p>
+            <w:pPr>
+              <w:keepNext w:val="0"/>
+              <w:keepLines w:val="0"/>
+              <w:pageBreakBefore w:val="0"/>
+              <w:widowControl w:val="0"/>
+              <w:kinsoku/>
+              <w:wordWrap/>
+              <w:overflowPunct/>
+              <w:topLinePunct w:val="0"/>
+              <w:autoSpaceDE/>
+              <w:autoSpaceDN/>
+              <w:bidi w:val="0"/>
+              <w:adjustRightInd/>
+              <w:snapToGrid/>
+              <w:ind w:firstLine="0" w:firstLineChars="0"/>
+              <w:textAlignment w:val="auto"/>
+            </w:pPr>
             <w:r>
               <w:t>后置条件</w:t>
             </w:r>
@@ -12740,6 +17429,23 @@
             <w:vAlign w:val="top"/>
           </w:tcPr>
           <w:p>
+            <w:pPr>
+              <w:keepNext w:val="0"/>
+              <w:keepLines w:val="0"/>
+              <w:pageBreakBefore w:val="0"/>
+              <w:widowControl w:val="0"/>
+              <w:kinsoku/>
+              <w:wordWrap/>
+              <w:overflowPunct/>
+              <w:topLinePunct w:val="0"/>
+              <w:autoSpaceDE/>
+              <w:autoSpaceDN/>
+              <w:bidi w:val="0"/>
+              <w:adjustRightInd/>
+              <w:snapToGrid/>
+              <w:ind w:firstLine="0" w:firstLineChars="0"/>
+              <w:textAlignment w:val="auto"/>
+            </w:pPr>
             <w:r>
               <w:t>系统展示统计结果图表和数据表格。</w:t>
             </w:r>
@@ -12778,6 +17484,23 @@
             <w:vAlign w:val="top"/>
           </w:tcPr>
           <w:p>
+            <w:pPr>
+              <w:keepNext w:val="0"/>
+              <w:keepLines w:val="0"/>
+              <w:pageBreakBefore w:val="0"/>
+              <w:widowControl w:val="0"/>
+              <w:kinsoku/>
+              <w:wordWrap/>
+              <w:overflowPunct/>
+              <w:topLinePunct w:val="0"/>
+              <w:autoSpaceDE/>
+              <w:autoSpaceDN/>
+              <w:bidi w:val="0"/>
+              <w:adjustRightInd/>
+              <w:snapToGrid/>
+              <w:ind w:firstLine="0" w:firstLineChars="0"/>
+              <w:textAlignment w:val="auto"/>
+            </w:pPr>
             <w:r>
               <w:t>正常流程</w:t>
             </w:r>
@@ -12803,6 +17526,23 @@
             <w:vAlign w:val="top"/>
           </w:tcPr>
           <w:p>
+            <w:pPr>
+              <w:keepNext w:val="0"/>
+              <w:keepLines w:val="0"/>
+              <w:pageBreakBefore w:val="0"/>
+              <w:widowControl w:val="0"/>
+              <w:kinsoku/>
+              <w:wordWrap/>
+              <w:overflowPunct/>
+              <w:topLinePunct w:val="0"/>
+              <w:autoSpaceDE/>
+              <w:autoSpaceDN/>
+              <w:bidi w:val="0"/>
+              <w:adjustRightInd/>
+              <w:snapToGrid/>
+              <w:ind w:firstLine="0" w:firstLineChars="0"/>
+              <w:textAlignment w:val="auto"/>
+            </w:pPr>
             <w:r>
               <w:t>1. 管理员进入统计页面，选择"收费情况统计"。</w:t>
             </w:r>
@@ -12810,7 +17550,7 @@
               <w:br w:type="textWrapping"/>
             </w:r>
             <w:r>
-              <w:t>2. 系统显示统计条件（统计周期、收费项目、宿舍楼栋等）。</w:t>
+              <w:t>2. 系统显示统计条件。</w:t>
             </w:r>
             <w:r>
               <w:br w:type="textWrapping"/>
@@ -12828,7 +17568,7 @@
               <w:br w:type="textWrapping"/>
             </w:r>
             <w:r>
-              <w:t>5. 系统以图表形式展示统计结果（饼图/柱状图/数据表格），用例结束。</w:t>
+              <w:t>5. 系统以图表形式展示统计结果，用例结束。</w:t>
             </w:r>
           </w:p>
         </w:tc>
@@ -12865,6 +17605,23 @@
             <w:vAlign w:val="top"/>
           </w:tcPr>
           <w:p>
+            <w:pPr>
+              <w:keepNext w:val="0"/>
+              <w:keepLines w:val="0"/>
+              <w:pageBreakBefore w:val="0"/>
+              <w:widowControl w:val="0"/>
+              <w:kinsoku/>
+              <w:wordWrap/>
+              <w:overflowPunct/>
+              <w:topLinePunct w:val="0"/>
+              <w:autoSpaceDE/>
+              <w:autoSpaceDN/>
+              <w:bidi w:val="0"/>
+              <w:adjustRightInd/>
+              <w:snapToGrid/>
+              <w:ind w:firstLine="0" w:firstLineChars="0"/>
+              <w:textAlignment w:val="auto"/>
+            </w:pPr>
             <w:r>
               <w:t>扩展流程</w:t>
             </w:r>
@@ -12890,6 +17647,23 @@
             <w:vAlign w:val="top"/>
           </w:tcPr>
           <w:p>
+            <w:pPr>
+              <w:keepNext w:val="0"/>
+              <w:keepLines w:val="0"/>
+              <w:pageBreakBefore w:val="0"/>
+              <w:widowControl w:val="0"/>
+              <w:kinsoku/>
+              <w:wordWrap/>
+              <w:overflowPunct/>
+              <w:topLinePunct w:val="0"/>
+              <w:autoSpaceDE/>
+              <w:autoSpaceDN/>
+              <w:bidi w:val="0"/>
+              <w:adjustRightInd/>
+              <w:snapToGrid/>
+              <w:ind w:firstLine="0" w:firstLineChars="0"/>
+              <w:textAlignment w:val="auto"/>
+            </w:pPr>
             <w:r>
               <w:t>3a. 不选择条件，系统按默认当前学期全部项目统计。</w:t>
             </w:r>
@@ -12940,6 +17714,23 @@
             <w:vAlign w:val="top"/>
           </w:tcPr>
           <w:p>
+            <w:pPr>
+              <w:keepNext w:val="0"/>
+              <w:keepLines w:val="0"/>
+              <w:pageBreakBefore w:val="0"/>
+              <w:widowControl w:val="0"/>
+              <w:kinsoku/>
+              <w:wordWrap/>
+              <w:overflowPunct/>
+              <w:topLinePunct w:val="0"/>
+              <w:autoSpaceDE/>
+              <w:autoSpaceDN/>
+              <w:bidi w:val="0"/>
+              <w:adjustRightInd/>
+              <w:snapToGrid/>
+              <w:ind w:firstLine="0" w:firstLineChars="0"/>
+              <w:textAlignment w:val="auto"/>
+            </w:pPr>
             <w:r>
               <w:t>特殊需求</w:t>
             </w:r>
@@ -12965,6 +17756,23 @@
             <w:vAlign w:val="top"/>
           </w:tcPr>
           <w:p>
+            <w:pPr>
+              <w:keepNext w:val="0"/>
+              <w:keepLines w:val="0"/>
+              <w:pageBreakBefore w:val="0"/>
+              <w:widowControl w:val="0"/>
+              <w:kinsoku/>
+              <w:wordWrap/>
+              <w:overflowPunct/>
+              <w:topLinePunct w:val="0"/>
+              <w:autoSpaceDE/>
+              <w:autoSpaceDN/>
+              <w:bidi w:val="0"/>
+              <w:adjustRightInd/>
+              <w:snapToGrid/>
+              <w:ind w:firstLine="0" w:firstLineChars="0"/>
+              <w:textAlignment w:val="auto"/>
+            </w:pPr>
             <w:r>
               <w:t>1. 缴费率=已缴金额/应收金额×100%。</w:t>
             </w:r>
@@ -13015,6 +17823,23 @@
             <w:vAlign w:val="top"/>
           </w:tcPr>
           <w:p>
+            <w:pPr>
+              <w:keepNext w:val="0"/>
+              <w:keepLines w:val="0"/>
+              <w:pageBreakBefore w:val="0"/>
+              <w:widowControl w:val="0"/>
+              <w:kinsoku/>
+              <w:wordWrap/>
+              <w:overflowPunct/>
+              <w:topLinePunct w:val="0"/>
+              <w:autoSpaceDE/>
+              <w:autoSpaceDN/>
+              <w:bidi w:val="0"/>
+              <w:adjustRightInd/>
+              <w:snapToGrid/>
+              <w:ind w:firstLine="0" w:firstLineChars="0"/>
+              <w:textAlignment w:val="auto"/>
+            </w:pPr>
             <w:r>
               <w:t>编写人</w:t>
             </w:r>
@@ -13040,6 +17865,23 @@
             <w:vAlign w:val="top"/>
           </w:tcPr>
           <w:p>
+            <w:pPr>
+              <w:keepNext w:val="0"/>
+              <w:keepLines w:val="0"/>
+              <w:pageBreakBefore w:val="0"/>
+              <w:widowControl w:val="0"/>
+              <w:kinsoku/>
+              <w:wordWrap/>
+              <w:overflowPunct/>
+              <w:topLinePunct w:val="0"/>
+              <w:autoSpaceDE/>
+              <w:autoSpaceDN/>
+              <w:bidi w:val="0"/>
+              <w:adjustRightInd/>
+              <w:snapToGrid/>
+              <w:ind w:firstLine="0" w:firstLineChars="0"/>
+              <w:textAlignment w:val="auto"/>
+            </w:pPr>
             <w:r>
               <w:t>马新皓</w:t>
             </w:r>
@@ -13117,7 +17959,22 @@
           </w:tcPr>
           <w:p>
             <w:pPr>
+              <w:keepNext w:val="0"/>
+              <w:keepLines w:val="0"/>
+              <w:pageBreakBefore w:val="0"/>
+              <w:widowControl w:val="0"/>
+              <w:kinsoku/>
+              <w:wordWrap/>
+              <w:overflowPunct/>
+              <w:topLinePunct w:val="0"/>
+              <w:autoSpaceDE/>
+              <w:autoSpaceDN/>
+              <w:bidi w:val="0"/>
+              <w:adjustRightInd/>
+              <w:snapToGrid/>
+              <w:ind w:firstLine="0" w:firstLineChars="0"/>
               <w:jc w:val="center"/>
+              <w:textAlignment w:val="auto"/>
               <w:rPr>
                 <w:rFonts w:ascii="Times New Roman" w:hAnsi="Times New Roman"/>
                 <w:caps w:val="0"/>
@@ -13155,7 +18012,22 @@
           </w:tcPr>
           <w:p>
             <w:pPr>
+              <w:keepNext w:val="0"/>
+              <w:keepLines w:val="0"/>
+              <w:pageBreakBefore w:val="0"/>
+              <w:widowControl w:val="0"/>
+              <w:kinsoku/>
+              <w:wordWrap/>
+              <w:overflowPunct/>
+              <w:topLinePunct w:val="0"/>
+              <w:autoSpaceDE/>
+              <w:autoSpaceDN/>
+              <w:bidi w:val="0"/>
+              <w:adjustRightInd/>
+              <w:snapToGrid/>
+              <w:ind w:firstLine="0" w:firstLineChars="0"/>
               <w:jc w:val="center"/>
+              <w:textAlignment w:val="auto"/>
               <w:rPr>
                 <w:rFonts w:ascii="Times New Roman" w:hAnsi="Times New Roman"/>
                 <w:caps w:val="0"/>
@@ -13205,6 +18077,23 @@
             <w:vAlign w:val="top"/>
           </w:tcPr>
           <w:p>
+            <w:pPr>
+              <w:keepNext w:val="0"/>
+              <w:keepLines w:val="0"/>
+              <w:pageBreakBefore w:val="0"/>
+              <w:widowControl w:val="0"/>
+              <w:kinsoku/>
+              <w:wordWrap/>
+              <w:overflowPunct/>
+              <w:topLinePunct w:val="0"/>
+              <w:autoSpaceDE/>
+              <w:autoSpaceDN/>
+              <w:bidi w:val="0"/>
+              <w:adjustRightInd/>
+              <w:snapToGrid/>
+              <w:ind w:firstLine="0" w:firstLineChars="0"/>
+              <w:textAlignment w:val="auto"/>
+            </w:pPr>
             <w:r>
               <w:t>用例编号</w:t>
             </w:r>
@@ -13230,6 +18119,23 @@
             <w:vAlign w:val="top"/>
           </w:tcPr>
           <w:p>
+            <w:pPr>
+              <w:keepNext w:val="0"/>
+              <w:keepLines w:val="0"/>
+              <w:pageBreakBefore w:val="0"/>
+              <w:widowControl w:val="0"/>
+              <w:kinsoku/>
+              <w:wordWrap/>
+              <w:overflowPunct/>
+              <w:topLinePunct w:val="0"/>
+              <w:autoSpaceDE/>
+              <w:autoSpaceDN/>
+              <w:bidi w:val="0"/>
+              <w:adjustRightInd/>
+              <w:snapToGrid/>
+              <w:ind w:firstLine="0" w:firstLineChars="0"/>
+              <w:textAlignment w:val="auto"/>
+            </w:pPr>
             <w:r>
               <w:t>UC21</w:t>
             </w:r>
@@ -13268,6 +18174,23 @@
             <w:vAlign w:val="top"/>
           </w:tcPr>
           <w:p>
+            <w:pPr>
+              <w:keepNext w:val="0"/>
+              <w:keepLines w:val="0"/>
+              <w:pageBreakBefore w:val="0"/>
+              <w:widowControl w:val="0"/>
+              <w:kinsoku/>
+              <w:wordWrap/>
+              <w:overflowPunct/>
+              <w:topLinePunct w:val="0"/>
+              <w:autoSpaceDE/>
+              <w:autoSpaceDN/>
+              <w:bidi w:val="0"/>
+              <w:adjustRightInd/>
+              <w:snapToGrid/>
+              <w:ind w:firstLine="0" w:firstLineChars="0"/>
+              <w:textAlignment w:val="auto"/>
+            </w:pPr>
             <w:r>
               <w:t>用例名称</w:t>
             </w:r>
@@ -13293,6 +18216,23 @@
             <w:vAlign w:val="top"/>
           </w:tcPr>
           <w:p>
+            <w:pPr>
+              <w:keepNext w:val="0"/>
+              <w:keepLines w:val="0"/>
+              <w:pageBreakBefore w:val="0"/>
+              <w:widowControl w:val="0"/>
+              <w:kinsoku/>
+              <w:wordWrap/>
+              <w:overflowPunct/>
+              <w:topLinePunct w:val="0"/>
+              <w:autoSpaceDE/>
+              <w:autoSpaceDN/>
+              <w:bidi w:val="0"/>
+              <w:adjustRightInd/>
+              <w:snapToGrid/>
+              <w:ind w:firstLine="0" w:firstLineChars="0"/>
+              <w:textAlignment w:val="auto"/>
+            </w:pPr>
             <w:r>
               <w:t>逾期账单提醒</w:t>
             </w:r>
@@ -13331,6 +18271,23 @@
             <w:vAlign w:val="top"/>
           </w:tcPr>
           <w:p>
+            <w:pPr>
+              <w:keepNext w:val="0"/>
+              <w:keepLines w:val="0"/>
+              <w:pageBreakBefore w:val="0"/>
+              <w:widowControl w:val="0"/>
+              <w:kinsoku/>
+              <w:wordWrap/>
+              <w:overflowPunct/>
+              <w:topLinePunct w:val="0"/>
+              <w:autoSpaceDE/>
+              <w:autoSpaceDN/>
+              <w:bidi w:val="0"/>
+              <w:adjustRightInd/>
+              <w:snapToGrid/>
+              <w:ind w:firstLine="0" w:firstLineChars="0"/>
+              <w:textAlignment w:val="auto"/>
+            </w:pPr>
             <w:r>
               <w:t>用例简述</w:t>
             </w:r>
@@ -13356,6 +18313,23 @@
             <w:vAlign w:val="top"/>
           </w:tcPr>
           <w:p>
+            <w:pPr>
+              <w:keepNext w:val="0"/>
+              <w:keepLines w:val="0"/>
+              <w:pageBreakBefore w:val="0"/>
+              <w:widowControl w:val="0"/>
+              <w:kinsoku/>
+              <w:wordWrap/>
+              <w:overflowPunct/>
+              <w:topLinePunct w:val="0"/>
+              <w:autoSpaceDE/>
+              <w:autoSpaceDN/>
+              <w:bidi w:val="0"/>
+              <w:adjustRightInd/>
+              <w:snapToGrid/>
+              <w:ind w:firstLine="0" w:firstLineChars="0"/>
+              <w:textAlignment w:val="auto"/>
+            </w:pPr>
             <w:r>
               <w:t>系统自动标记逾期账单，生成提醒列表，通过短信或邮件通知学生及时缴费。</w:t>
             </w:r>
@@ -13394,6 +18368,23 @@
             <w:vAlign w:val="top"/>
           </w:tcPr>
           <w:p>
+            <w:pPr>
+              <w:keepNext w:val="0"/>
+              <w:keepLines w:val="0"/>
+              <w:pageBreakBefore w:val="0"/>
+              <w:widowControl w:val="0"/>
+              <w:kinsoku/>
+              <w:wordWrap/>
+              <w:overflowPunct/>
+              <w:topLinePunct w:val="0"/>
+              <w:autoSpaceDE/>
+              <w:autoSpaceDN/>
+              <w:bidi w:val="0"/>
+              <w:adjustRightInd/>
+              <w:snapToGrid/>
+              <w:ind w:firstLine="0" w:firstLineChars="0"/>
+              <w:textAlignment w:val="auto"/>
+            </w:pPr>
             <w:r>
               <w:t>参与者</w:t>
             </w:r>
@@ -13419,6 +18410,23 @@
             <w:vAlign w:val="top"/>
           </w:tcPr>
           <w:p>
+            <w:pPr>
+              <w:keepNext w:val="0"/>
+              <w:keepLines w:val="0"/>
+              <w:pageBreakBefore w:val="0"/>
+              <w:widowControl w:val="0"/>
+              <w:kinsoku/>
+              <w:wordWrap/>
+              <w:overflowPunct/>
+              <w:topLinePunct w:val="0"/>
+              <w:autoSpaceDE/>
+              <w:autoSpaceDN/>
+              <w:bidi w:val="0"/>
+              <w:adjustRightInd/>
+              <w:snapToGrid/>
+              <w:ind w:firstLine="0" w:firstLineChars="0"/>
+              <w:textAlignment w:val="auto"/>
+            </w:pPr>
             <w:r>
               <w:t>宿舍管理员、时间（系统定时触发）</w:t>
             </w:r>
@@ -13457,6 +18465,23 @@
             <w:vAlign w:val="top"/>
           </w:tcPr>
           <w:p>
+            <w:pPr>
+              <w:keepNext w:val="0"/>
+              <w:keepLines w:val="0"/>
+              <w:pageBreakBefore w:val="0"/>
+              <w:widowControl w:val="0"/>
+              <w:kinsoku/>
+              <w:wordWrap/>
+              <w:overflowPunct/>
+              <w:topLinePunct w:val="0"/>
+              <w:autoSpaceDE/>
+              <w:autoSpaceDN/>
+              <w:bidi w:val="0"/>
+              <w:adjustRightInd/>
+              <w:snapToGrid/>
+              <w:ind w:firstLine="0" w:firstLineChars="0"/>
+              <w:textAlignment w:val="auto"/>
+            </w:pPr>
             <w:r>
               <w:t>前置条件</w:t>
             </w:r>
@@ -13482,6 +18507,23 @@
             <w:vAlign w:val="top"/>
           </w:tcPr>
           <w:p>
+            <w:pPr>
+              <w:keepNext w:val="0"/>
+              <w:keepLines w:val="0"/>
+              <w:pageBreakBefore w:val="0"/>
+              <w:widowControl w:val="0"/>
+              <w:kinsoku/>
+              <w:wordWrap/>
+              <w:overflowPunct/>
+              <w:topLinePunct w:val="0"/>
+              <w:autoSpaceDE/>
+              <w:autoSpaceDN/>
+              <w:bidi w:val="0"/>
+              <w:adjustRightInd/>
+              <w:snapToGrid/>
+              <w:ind w:firstLine="0" w:firstLineChars="0"/>
+              <w:textAlignment w:val="auto"/>
+            </w:pPr>
             <w:r>
               <w:t>系统定时任务已配置；存在超过截止日期未缴的账单。</w:t>
             </w:r>
@@ -13520,6 +18562,23 @@
             <w:vAlign w:val="top"/>
           </w:tcPr>
           <w:p>
+            <w:pPr>
+              <w:keepNext w:val="0"/>
+              <w:keepLines w:val="0"/>
+              <w:pageBreakBefore w:val="0"/>
+              <w:widowControl w:val="0"/>
+              <w:kinsoku/>
+              <w:wordWrap/>
+              <w:overflowPunct/>
+              <w:topLinePunct w:val="0"/>
+              <w:autoSpaceDE/>
+              <w:autoSpaceDN/>
+              <w:bidi w:val="0"/>
+              <w:adjustRightInd/>
+              <w:snapToGrid/>
+              <w:ind w:firstLine="0" w:firstLineChars="0"/>
+              <w:textAlignment w:val="auto"/>
+            </w:pPr>
             <w:r>
               <w:t>触发条件</w:t>
             </w:r>
@@ -13545,6 +18604,23 @@
             <w:vAlign w:val="top"/>
           </w:tcPr>
           <w:p>
+            <w:pPr>
+              <w:keepNext w:val="0"/>
+              <w:keepLines w:val="0"/>
+              <w:pageBreakBefore w:val="0"/>
+              <w:widowControl w:val="0"/>
+              <w:kinsoku/>
+              <w:wordWrap/>
+              <w:overflowPunct/>
+              <w:topLinePunct w:val="0"/>
+              <w:autoSpaceDE/>
+              <w:autoSpaceDN/>
+              <w:bidi w:val="0"/>
+              <w:adjustRightInd/>
+              <w:snapToGrid/>
+              <w:ind w:firstLine="0" w:firstLineChars="0"/>
+              <w:textAlignment w:val="auto"/>
+            </w:pPr>
             <w:r>
               <w:t>系统每日定时扫描（如每天8:00），或管理员手动触发。</w:t>
             </w:r>
@@ -13583,6 +18659,23 @@
             <w:vAlign w:val="top"/>
           </w:tcPr>
           <w:p>
+            <w:pPr>
+              <w:keepNext w:val="0"/>
+              <w:keepLines w:val="0"/>
+              <w:pageBreakBefore w:val="0"/>
+              <w:widowControl w:val="0"/>
+              <w:kinsoku/>
+              <w:wordWrap/>
+              <w:overflowPunct/>
+              <w:topLinePunct w:val="0"/>
+              <w:autoSpaceDE/>
+              <w:autoSpaceDN/>
+              <w:bidi w:val="0"/>
+              <w:adjustRightInd/>
+              <w:snapToGrid/>
+              <w:ind w:firstLine="0" w:firstLineChars="0"/>
+              <w:textAlignment w:val="auto"/>
+            </w:pPr>
             <w:r>
               <w:t>后置条件</w:t>
             </w:r>
@@ -13608,6 +18701,23 @@
             <w:vAlign w:val="top"/>
           </w:tcPr>
           <w:p>
+            <w:pPr>
+              <w:keepNext w:val="0"/>
+              <w:keepLines w:val="0"/>
+              <w:pageBreakBefore w:val="0"/>
+              <w:widowControl w:val="0"/>
+              <w:kinsoku/>
+              <w:wordWrap/>
+              <w:overflowPunct/>
+              <w:topLinePunct w:val="0"/>
+              <w:autoSpaceDE/>
+              <w:autoSpaceDN/>
+              <w:bidi w:val="0"/>
+              <w:adjustRightInd/>
+              <w:snapToGrid/>
+              <w:ind w:firstLine="0" w:firstLineChars="0"/>
+              <w:textAlignment w:val="auto"/>
+            </w:pPr>
             <w:r>
               <w:t>逾期账单被标记，生成提醒列表，发送通知。</w:t>
             </w:r>
@@ -13646,6 +18756,23 @@
             <w:vAlign w:val="top"/>
           </w:tcPr>
           <w:p>
+            <w:pPr>
+              <w:keepNext w:val="0"/>
+              <w:keepLines w:val="0"/>
+              <w:pageBreakBefore w:val="0"/>
+              <w:widowControl w:val="0"/>
+              <w:kinsoku/>
+              <w:wordWrap/>
+              <w:overflowPunct/>
+              <w:topLinePunct w:val="0"/>
+              <w:autoSpaceDE/>
+              <w:autoSpaceDN/>
+              <w:bidi w:val="0"/>
+              <w:adjustRightInd/>
+              <w:snapToGrid/>
+              <w:ind w:firstLine="0" w:firstLineChars="0"/>
+              <w:textAlignment w:val="auto"/>
+            </w:pPr>
             <w:r>
               <w:t>正常流程</w:t>
             </w:r>
@@ -13671,6 +18798,23 @@
             <w:vAlign w:val="top"/>
           </w:tcPr>
           <w:p>
+            <w:pPr>
+              <w:keepNext w:val="0"/>
+              <w:keepLines w:val="0"/>
+              <w:pageBreakBefore w:val="0"/>
+              <w:widowControl w:val="0"/>
+              <w:kinsoku/>
+              <w:wordWrap/>
+              <w:overflowPunct/>
+              <w:topLinePunct w:val="0"/>
+              <w:autoSpaceDE/>
+              <w:autoSpaceDN/>
+              <w:bidi w:val="0"/>
+              <w:adjustRightInd/>
+              <w:snapToGrid/>
+              <w:ind w:firstLine="0" w:firstLineChars="0"/>
+              <w:textAlignment w:val="auto"/>
+            </w:pPr>
             <w:r>
               <w:t>1. 系统定时任务触发，扫描账单表。</w:t>
             </w:r>
@@ -13684,7 +18828,7 @@
               <w:br w:type="textWrapping"/>
             </w:r>
             <w:r>
-              <w:t>3. 系统生成逾期提醒列表（学号、姓名、宿舍号、逾期项目、逾期金额、逾期天数）。</w:t>
+              <w:t>3. 系统生成逾期提醒列表。</w:t>
             </w:r>
             <w:r>
               <w:br w:type="textWrapping"/>
@@ -13733,6 +18877,23 @@
             <w:vAlign w:val="top"/>
           </w:tcPr>
           <w:p>
+            <w:pPr>
+              <w:keepNext w:val="0"/>
+              <w:keepLines w:val="0"/>
+              <w:pageBreakBefore w:val="0"/>
+              <w:widowControl w:val="0"/>
+              <w:kinsoku/>
+              <w:wordWrap/>
+              <w:overflowPunct/>
+              <w:topLinePunct w:val="0"/>
+              <w:autoSpaceDE/>
+              <w:autoSpaceDN/>
+              <w:bidi w:val="0"/>
+              <w:adjustRightInd/>
+              <w:snapToGrid/>
+              <w:ind w:firstLine="0" w:firstLineChars="0"/>
+              <w:textAlignment w:val="auto"/>
+            </w:pPr>
             <w:r>
               <w:t>扩展流程</w:t>
             </w:r>
@@ -13758,6 +18919,23 @@
             <w:vAlign w:val="top"/>
           </w:tcPr>
           <w:p>
+            <w:pPr>
+              <w:keepNext w:val="0"/>
+              <w:keepLines w:val="0"/>
+              <w:pageBreakBefore w:val="0"/>
+              <w:widowControl w:val="0"/>
+              <w:kinsoku/>
+              <w:wordWrap/>
+              <w:overflowPunct/>
+              <w:topLinePunct w:val="0"/>
+              <w:autoSpaceDE/>
+              <w:autoSpaceDN/>
+              <w:bidi w:val="0"/>
+              <w:adjustRightInd/>
+              <w:snapToGrid/>
+              <w:ind w:firstLine="0" w:firstLineChars="0"/>
+              <w:textAlignment w:val="auto"/>
+            </w:pPr>
             <w:r>
               <w:t>1a. 管理员手动触发"生成逾期提醒"，系统立即执行扫描。</w:t>
             </w:r>
@@ -13814,6 +18992,23 @@
             <w:vAlign w:val="top"/>
           </w:tcPr>
           <w:p>
+            <w:pPr>
+              <w:keepNext w:val="0"/>
+              <w:keepLines w:val="0"/>
+              <w:pageBreakBefore w:val="0"/>
+              <w:widowControl w:val="0"/>
+              <w:kinsoku/>
+              <w:wordWrap/>
+              <w:overflowPunct/>
+              <w:topLinePunct w:val="0"/>
+              <w:autoSpaceDE/>
+              <w:autoSpaceDN/>
+              <w:bidi w:val="0"/>
+              <w:adjustRightInd/>
+              <w:snapToGrid/>
+              <w:ind w:firstLine="0" w:firstLineChars="0"/>
+              <w:textAlignment w:val="auto"/>
+            </w:pPr>
             <w:r>
               <w:t>特殊需求</w:t>
             </w:r>
@@ -13839,6 +19034,23 @@
             <w:vAlign w:val="top"/>
           </w:tcPr>
           <w:p>
+            <w:pPr>
+              <w:keepNext w:val="0"/>
+              <w:keepLines w:val="0"/>
+              <w:pageBreakBefore w:val="0"/>
+              <w:widowControl w:val="0"/>
+              <w:kinsoku/>
+              <w:wordWrap/>
+              <w:overflowPunct/>
+              <w:topLinePunct w:val="0"/>
+              <w:autoSpaceDE/>
+              <w:autoSpaceDN/>
+              <w:bidi w:val="0"/>
+              <w:adjustRightInd/>
+              <w:snapToGrid/>
+              <w:ind w:firstLine="0" w:firstLineChars="0"/>
+              <w:textAlignment w:val="auto"/>
+            </w:pPr>
             <w:r>
               <w:t>1. 逾期天数=当前日期-截止日期。</w:t>
             </w:r>
@@ -13889,6 +19101,23 @@
             <w:vAlign w:val="top"/>
           </w:tcPr>
           <w:p>
+            <w:pPr>
+              <w:keepNext w:val="0"/>
+              <w:keepLines w:val="0"/>
+              <w:pageBreakBefore w:val="0"/>
+              <w:widowControl w:val="0"/>
+              <w:kinsoku/>
+              <w:wordWrap/>
+              <w:overflowPunct/>
+              <w:topLinePunct w:val="0"/>
+              <w:autoSpaceDE/>
+              <w:autoSpaceDN/>
+              <w:bidi w:val="0"/>
+              <w:adjustRightInd/>
+              <w:snapToGrid/>
+              <w:ind w:firstLine="0" w:firstLineChars="0"/>
+              <w:textAlignment w:val="auto"/>
+            </w:pPr>
             <w:r>
               <w:t>编写人</w:t>
             </w:r>
@@ -13914,6 +19143,23 @@
             <w:vAlign w:val="top"/>
           </w:tcPr>
           <w:p>
+            <w:pPr>
+              <w:keepNext w:val="0"/>
+              <w:keepLines w:val="0"/>
+              <w:pageBreakBefore w:val="0"/>
+              <w:widowControl w:val="0"/>
+              <w:kinsoku/>
+              <w:wordWrap/>
+              <w:overflowPunct/>
+              <w:topLinePunct w:val="0"/>
+              <w:autoSpaceDE/>
+              <w:autoSpaceDN/>
+              <w:bidi w:val="0"/>
+              <w:adjustRightInd/>
+              <w:snapToGrid/>
+              <w:ind w:firstLine="0" w:firstLineChars="0"/>
+              <w:textAlignment w:val="auto"/>
+            </w:pPr>
             <w:r>
               <w:t>刘超</w:t>
             </w:r>
@@ -13923,7 +19169,7 @@
     </w:tbl>
     <w:p/>
     <w:sectPr>
-      <w:footerReference r:id="rId7" w:type="default"/>
+      <w:footerReference r:id="rId9" w:type="default"/>
       <w:pgSz w:w="11906" w:h="16838"/>
       <w:pgMar w:top="1440" w:right="1800" w:bottom="1440" w:left="1800" w:header="851" w:footer="992" w:gutter="0"/>
       <w:pgBorders>
@@ -13938,6 +19184,33 @@
     </w:sectPr>
   </w:body>
 </w:document>
+</file>
+
+<file path=word/endnotes.xml><?xml version="1.0" encoding="utf-8"?>
+<w:endnotes xmlns:wpc="http://schemas.microsoft.com/office/word/2010/wordprocessingCanvas" xmlns:mc="http://schemas.openxmlformats.org/markup-compatibility/2006" xmlns:o="urn:schemas-microsoft-com:office:office" xmlns:r="http://schemas.openxmlformats.org/officeDocument/2006/relationships" xmlns:m="http://schemas.openxmlformats.org/officeDocument/2006/math" xmlns:v="urn:schemas-microsoft-com:vml" xmlns:wp14="http://schemas.microsoft.com/office/word/2010/wordprocessingDrawing" xmlns:wp="http://schemas.openxmlformats.org/drawingml/2006/wordprocessingDrawing" xmlns:w="http://schemas.openxmlformats.org/wordprocessingml/2006/main" xmlns:w14="http://schemas.microsoft.com/office/word/2010/wordml" xmlns:w15="http://schemas.microsoft.com/office/word/2012/wordml" xmlns:w10="urn:schemas-microsoft-com:office:word" xmlns:wpg="http://schemas.microsoft.com/office/word/2010/wordprocessingGroup" xmlns:wpi="http://schemas.microsoft.com/office/word/2010/wordprocessingInk" xmlns:wne="http://schemas.microsoft.com/office/word/2006/wordml" xmlns:wps="http://schemas.microsoft.com/office/word/2010/wordprocessingShape" xmlns:wpsCustomData="http://www.wps.cn/officeDocument/2013/wpsCustomData" mc:Ignorable="w14 w15 wp14">
+  <w:endnote w:type="separator" w:id="0">
+    <w:p>
+      <w:pPr>
+        <w:spacing w:line="240" w:lineRule="auto"/>
+        <w:ind w:firstLine="420"/>
+      </w:pPr>
+      <w:r>
+        <w:separator/>
+      </w:r>
+    </w:p>
+  </w:endnote>
+  <w:endnote w:type="continuationSeparator" w:id="1">
+    <w:p>
+      <w:pPr>
+        <w:spacing w:line="240" w:lineRule="auto"/>
+        <w:ind w:firstLine="420"/>
+      </w:pPr>
+      <w:r>
+        <w:continuationSeparator/>
+      </w:r>
+    </w:p>
+  </w:endnote>
+</w:endnotes>
 </file>
 
 <file path=word/footer1.xml><?xml version="1.0" encoding="utf-8"?>
@@ -14316,6 +19589,33 @@
 </w:ftr>
 </file>
 
+<file path=word/footnotes.xml><?xml version="1.0" encoding="utf-8"?>
+<w:footnotes xmlns:wpc="http://schemas.microsoft.com/office/word/2010/wordprocessingCanvas" xmlns:mc="http://schemas.openxmlformats.org/markup-compatibility/2006" xmlns:o="urn:schemas-microsoft-com:office:office" xmlns:r="http://schemas.openxmlformats.org/officeDocument/2006/relationships" xmlns:m="http://schemas.openxmlformats.org/officeDocument/2006/math" xmlns:v="urn:schemas-microsoft-com:vml" xmlns:wp14="http://schemas.microsoft.com/office/word/2010/wordprocessingDrawing" xmlns:wp="http://schemas.openxmlformats.org/drawingml/2006/wordprocessingDrawing" xmlns:w="http://schemas.openxmlformats.org/wordprocessingml/2006/main" xmlns:w14="http://schemas.microsoft.com/office/word/2010/wordml" xmlns:w15="http://schemas.microsoft.com/office/word/2012/wordml" xmlns:w10="urn:schemas-microsoft-com:office:word" xmlns:wpg="http://schemas.microsoft.com/office/word/2010/wordprocessingGroup" xmlns:wpi="http://schemas.microsoft.com/office/word/2010/wordprocessingInk" xmlns:wne="http://schemas.microsoft.com/office/word/2006/wordml" xmlns:wps="http://schemas.microsoft.com/office/word/2010/wordprocessingShape" xmlns:wpsCustomData="http://www.wps.cn/officeDocument/2013/wpsCustomData" mc:Ignorable="w14 w15 wp14">
+  <w:footnote w:type="separator" w:id="0">
+    <w:p>
+      <w:pPr>
+        <w:spacing w:before="0" w:after="0" w:line="240" w:lineRule="auto"/>
+        <w:ind w:firstLine="420"/>
+      </w:pPr>
+      <w:r>
+        <w:separator/>
+      </w:r>
+    </w:p>
+  </w:footnote>
+  <w:footnote w:type="continuationSeparator" w:id="1">
+    <w:p>
+      <w:pPr>
+        <w:spacing w:before="0" w:after="0" w:line="240" w:lineRule="auto"/>
+        <w:ind w:firstLine="420"/>
+      </w:pPr>
+      <w:r>
+        <w:continuationSeparator/>
+      </w:r>
+    </w:p>
+  </w:footnote>
+</w:footnotes>
+</file>
+
 <file path=word/header1.xml><?xml version="1.0" encoding="utf-8"?>
 <w:hdr xmlns:wpc="http://schemas.microsoft.com/office/word/2010/wordprocessingCanvas" xmlns:mc="http://schemas.openxmlformats.org/markup-compatibility/2006" xmlns:o="urn:schemas-microsoft-com:office:office" xmlns:r="http://schemas.openxmlformats.org/officeDocument/2006/relationships" xmlns:m="http://schemas.openxmlformats.org/officeDocument/2006/math" xmlns:v="urn:schemas-microsoft-com:vml" xmlns:wp14="http://schemas.microsoft.com/office/word/2010/wordprocessingDrawing" xmlns:wp="http://schemas.openxmlformats.org/drawingml/2006/wordprocessingDrawing" xmlns:w10="urn:schemas-microsoft-com:office:word" xmlns:w="http://schemas.openxmlformats.org/wordprocessingml/2006/main" xmlns:w14="http://schemas.microsoft.com/office/word/2010/wordml" xmlns:w15="http://schemas.microsoft.com/office/word/2012/wordml" xmlns:wpg="http://schemas.microsoft.com/office/word/2010/wordprocessingGroup" xmlns:wpi="http://schemas.microsoft.com/office/word/2010/wordprocessingInk" xmlns:wne="http://schemas.microsoft.com/office/word/2006/wordml" xmlns:wps="http://schemas.microsoft.com/office/word/2010/wordprocessingShape" xmlns:wpsCustomData="http://www.wps.cn/officeDocument/2013/wpsCustomData" mc:Ignorable="w14 w15 wp14">
   <w:p>
@@ -14609,13 +19909,16 @@
     <w:uiPriority w:val="0"/>
     <w:pPr>
       <w:widowControl w:val="0"/>
-      <w:jc w:val="both"/>
+      <w:spacing w:before="40" w:after="80" w:line="320" w:lineRule="exact"/>
+      <w:ind w:firstLine="420" w:firstLineChars="200"/>
+      <w:jc w:val="left"/>
     </w:pPr>
     <w:rPr>
-      <w:rFonts w:ascii="Times New Roman" w:hAnsi="Times New Roman" w:eastAsia="宋体" w:cs="Times New Roman"/>
-      <w:kern w:val="2"/>
+      <w:rFonts w:ascii="Times New Roman" w:hAnsi="Times New Roman" w:eastAsia="宋体" w:cs="宋体"/>
+      <w:color w:val="auto"/>
+      <w:kern w:val="0"/>
       <w:sz w:val="21"/>
-      <w:szCs w:val="24"/>
+      <w:szCs w:val="20"/>
       <w:lang w:val="en-US" w:eastAsia="zh-CN" w:bidi="ar-SA"/>
     </w:rPr>
   </w:style>
@@ -14628,7 +19931,8 @@
     <w:pPr>
       <w:keepNext/>
       <w:keepLines/>
-      <w:spacing w:before="340" w:after="330" w:line="578" w:lineRule="auto"/>
+      <w:spacing w:before="340" w:after="330" w:line="579" w:lineRule="auto"/>
+      <w:ind w:firstLine="0" w:firstLineChars="0"/>
       <w:outlineLvl w:val="0"/>
     </w:pPr>
     <w:rPr>
@@ -14649,6 +19953,7 @@
       <w:keepNext/>
       <w:keepLines/>
       <w:spacing w:before="260" w:after="260" w:line="416" w:lineRule="auto"/>
+      <w:ind w:firstLine="0" w:firstLineChars="0"/>
       <w:outlineLvl w:val="1"/>
     </w:pPr>
     <w:rPr>
@@ -14669,9 +19974,11 @@
       <w:keepNext/>
       <w:keepLines/>
       <w:spacing w:before="260" w:after="260" w:line="416" w:lineRule="auto"/>
+      <w:ind w:firstLine="0" w:firstLineChars="0"/>
       <w:outlineLvl w:val="2"/>
     </w:pPr>
     <w:rPr>
+      <w:rFonts w:eastAsia="黑体"/>
       <w:b/>
       <w:bCs/>
       <w:sz w:val="32"/>
@@ -14927,16 +20234,9 @@
     <w:link w:val="23"/>
     <w:qFormat/>
     <w:uiPriority w:val="0"/>
-    <w:pPr>
-      <w:spacing w:before="40" w:after="80" w:line="320" w:lineRule="exact"/>
-      <w:ind w:firstLine="420"/>
-      <w:jc w:val="left"/>
-    </w:pPr>
     <w:rPr>
-      <w:rFonts w:ascii="宋体" w:hAnsi="宋体" w:cs="宋体"/>
+      <w:rFonts w:ascii="宋体" w:hAnsi="宋体"/>
       <w:color w:val="000000"/>
-      <w:kern w:val="0"/>
-      <w:szCs w:val="20"/>
     </w:rPr>
   </w:style>
   <w:style w:type="paragraph" w:customStyle="1" w:styleId="25">

--- a/docs/2. 需求分析规格说明书-11组.docx
+++ b/docs/2. 需求分析规格说明书-11组.docx
@@ -45,8 +45,6 @@
                 <w:caps w:val="0"/>
               </w:rPr>
             </w:pPr>
-            <w:bookmarkStart w:id="45" w:name="_GoBack"/>
-            <w:bookmarkEnd w:id="45"/>
             <w:r>
               <w:rPr>
                 <w:rFonts w:hint="eastAsia" w:ascii="Times New Roman" w:hAnsi="Times New Roman" w:eastAsia="华文隶书" w:cs="Times New Roman"/>
@@ -962,9 +960,9 @@
           <w:sz w:val="32"/>
         </w:rPr>
       </w:pPr>
-      <w:bookmarkStart w:id="0" w:name="_Toc31636"/>
-      <w:bookmarkStart w:id="1" w:name="_Toc6045"/>
-      <w:bookmarkStart w:id="2" w:name="_Toc19551"/>
+      <w:bookmarkStart w:id="0" w:name="_Toc19551"/>
+      <w:bookmarkStart w:id="1" w:name="_Toc31636"/>
+      <w:bookmarkStart w:id="2" w:name="_Toc6045"/>
       <w:r>
         <w:rPr>
           <w:rFonts w:hint="eastAsia" w:ascii="Times New Roman" w:hAnsi="Times New Roman"/>
@@ -2854,9 +2852,9 @@
           <w:sz w:val="24"/>
         </w:rPr>
       </w:pPr>
-      <w:bookmarkStart w:id="3" w:name="_Toc254"/>
-      <w:bookmarkStart w:id="4" w:name="_Toc19544"/>
-      <w:bookmarkStart w:id="5" w:name="_Toc17106"/>
+      <w:bookmarkStart w:id="3" w:name="_Toc17106"/>
+      <w:bookmarkStart w:id="4" w:name="_Toc254"/>
+      <w:bookmarkStart w:id="5" w:name="_Toc19544"/>
       <w:r>
         <w:rPr>
           <w:rFonts w:hint="eastAsia" w:ascii="Times New Roman" w:hAnsi="Times New Roman"/>
@@ -5433,11 +5431,11 @@
           <w:szCs w:val="28"/>
         </w:rPr>
       </w:pPr>
-      <w:bookmarkStart w:id="10" w:name="_Toc526864910"/>
-      <w:bookmarkStart w:id="11" w:name="_Toc135921885"/>
-      <w:bookmarkStart w:id="12" w:name="_Toc14100"/>
+      <w:bookmarkStart w:id="10" w:name="_Toc521667307"/>
+      <w:bookmarkStart w:id="11" w:name="_Toc526864910"/>
+      <w:bookmarkStart w:id="12" w:name="_Toc135921885"/>
       <w:bookmarkStart w:id="13" w:name="_Toc29151"/>
-      <w:bookmarkStart w:id="14" w:name="_Toc521667307"/>
+      <w:bookmarkStart w:id="14" w:name="_Toc14100"/>
       <w:r>
         <w:rPr>
           <w:rFonts w:hint="eastAsia" w:ascii="Times New Roman" w:hAnsi="Times New Roman"/>
@@ -5474,9 +5472,9 @@
           <w:szCs w:val="28"/>
         </w:rPr>
       </w:pPr>
-      <w:bookmarkStart w:id="15" w:name="_Toc135921887"/>
-      <w:bookmarkStart w:id="16" w:name="_Toc27476"/>
-      <w:bookmarkStart w:id="17" w:name="_Toc526864911"/>
+      <w:bookmarkStart w:id="15" w:name="_Toc526864911"/>
+      <w:bookmarkStart w:id="16" w:name="_Toc135921887"/>
+      <w:bookmarkStart w:id="17" w:name="_Toc27476"/>
       <w:bookmarkStart w:id="18" w:name="_Toc22927"/>
       <w:r>
         <w:rPr>
@@ -5511,8 +5509,8 @@
           <w:rFonts w:hint="eastAsia"/>
         </w:rPr>
       </w:pPr>
-      <w:bookmarkStart w:id="19" w:name="_Toc135921888"/>
-      <w:bookmarkStart w:id="20" w:name="_Toc521667309"/>
+      <w:bookmarkStart w:id="19" w:name="_Toc521667309"/>
+      <w:bookmarkStart w:id="20" w:name="_Toc135921888"/>
       <w:r>
         <w:rPr>
           <w:rFonts w:hint="eastAsia"/>
@@ -5577,8 +5575,8 @@
         </w:rPr>
       </w:pPr>
       <w:bookmarkStart w:id="21" w:name="_Toc4637"/>
-      <w:bookmarkStart w:id="22" w:name="_Toc526864912"/>
-      <w:bookmarkStart w:id="23" w:name="_Toc4714"/>
+      <w:bookmarkStart w:id="22" w:name="_Toc4714"/>
+      <w:bookmarkStart w:id="23" w:name="_Toc526864912"/>
       <w:r>
         <w:rPr>
           <w:rFonts w:hint="eastAsia" w:ascii="Times New Roman" w:hAnsi="Times New Roman"/>
@@ -5628,7 +5626,19 @@
         <w:br w:type="textWrapping"/>
       </w:r>
       <w:r>
-        <w:t>[5] 支付宝开放平台沙箱环境开发文档，https://opendocs.alipay.com。</w:t>
+        <w:t xml:space="preserve">[5] </w:t>
+      </w:r>
+      <w:r>
+        <w:rPr>
+          <w:rFonts w:hint="eastAsia"/>
+          <w:lang w:val="en-US" w:eastAsia="zh-CN"/>
+        </w:rPr>
+        <w:t xml:space="preserve"> </w:t>
+      </w:r>
+      <w:bookmarkStart w:id="45" w:name="_GoBack"/>
+      <w:bookmarkEnd w:id="45"/>
+      <w:r>
+        <w:t>支付宝开放平台沙箱环境开发文档，https://opendocs.alipay.com。</w:t>
       </w:r>
     </w:p>
     <w:p>
@@ -5816,8 +5826,8 @@
           <w:szCs w:val="28"/>
         </w:rPr>
       </w:pPr>
-      <w:bookmarkStart w:id="26" w:name="_Toc5864"/>
-      <w:bookmarkStart w:id="27" w:name="_Toc13929"/>
+      <w:bookmarkStart w:id="26" w:name="_Toc13929"/>
+      <w:bookmarkStart w:id="27" w:name="_Toc5864"/>
       <w:r>
         <w:rPr>
           <w:rFonts w:ascii="Times New Roman" w:hAnsi="Times New Roman"/>
@@ -5902,9 +5912,9 @@
           <w:sz w:val="32"/>
         </w:rPr>
       </w:pPr>
-      <w:bookmarkStart w:id="28" w:name="_Toc29867"/>
-      <w:bookmarkStart w:id="29" w:name="_Toc8863"/>
-      <w:bookmarkStart w:id="30" w:name="_Toc3002"/>
+      <w:bookmarkStart w:id="28" w:name="_Toc3002"/>
+      <w:bookmarkStart w:id="29" w:name="_Toc29867"/>
+      <w:bookmarkStart w:id="30" w:name="_Toc8863"/>
       <w:r>
         <w:rPr>
           <w:rFonts w:hint="eastAsia" w:ascii="Times New Roman" w:hAnsi="Times New Roman"/>

--- a/docs/2. 需求分析规格说明书-11组.docx
+++ b/docs/2. 需求分析规格说明书-11组.docx
@@ -19,14 +19,6 @@
         <w:gridCol w:w="8522"/>
       </w:tblGrid>
       <w:tr>
-        <w:tblPrEx>
-          <w:tblCellMar>
-            <w:top w:w="0" w:type="dxa"/>
-            <w:left w:w="108" w:type="dxa"/>
-            <w:bottom w:w="0" w:type="dxa"/>
-            <w:right w:w="108" w:type="dxa"/>
-          </w:tblCellMar>
-        </w:tblPrEx>
         <w:trPr>
           <w:trHeight w:val="2880" w:hRule="atLeast"/>
           <w:jc w:val="center"/>
@@ -5431,11 +5423,11 @@
           <w:szCs w:val="28"/>
         </w:rPr>
       </w:pPr>
-      <w:bookmarkStart w:id="10" w:name="_Toc521667307"/>
+      <w:bookmarkStart w:id="10" w:name="_Toc135921885"/>
       <w:bookmarkStart w:id="11" w:name="_Toc526864910"/>
-      <w:bookmarkStart w:id="12" w:name="_Toc135921885"/>
-      <w:bookmarkStart w:id="13" w:name="_Toc29151"/>
-      <w:bookmarkStart w:id="14" w:name="_Toc14100"/>
+      <w:bookmarkStart w:id="12" w:name="_Toc14100"/>
+      <w:bookmarkStart w:id="13" w:name="_Toc521667307"/>
+      <w:bookmarkStart w:id="14" w:name="_Toc29151"/>
       <w:r>
         <w:rPr>
           <w:rFonts w:hint="eastAsia" w:ascii="Times New Roman" w:hAnsi="Times New Roman"/>
@@ -5472,10 +5464,10 @@
           <w:szCs w:val="28"/>
         </w:rPr>
       </w:pPr>
-      <w:bookmarkStart w:id="15" w:name="_Toc526864911"/>
-      <w:bookmarkStart w:id="16" w:name="_Toc135921887"/>
-      <w:bookmarkStart w:id="17" w:name="_Toc27476"/>
-      <w:bookmarkStart w:id="18" w:name="_Toc22927"/>
+      <w:bookmarkStart w:id="15" w:name="_Toc135921887"/>
+      <w:bookmarkStart w:id="16" w:name="_Toc27476"/>
+      <w:bookmarkStart w:id="17" w:name="_Toc22927"/>
+      <w:bookmarkStart w:id="18" w:name="_Toc526864911"/>
       <w:r>
         <w:rPr>
           <w:rFonts w:hint="eastAsia" w:ascii="Times New Roman" w:hAnsi="Times New Roman"/>
@@ -5574,9 +5566,9 @@
           <w:szCs w:val="28"/>
         </w:rPr>
       </w:pPr>
-      <w:bookmarkStart w:id="21" w:name="_Toc4637"/>
-      <w:bookmarkStart w:id="22" w:name="_Toc4714"/>
-      <w:bookmarkStart w:id="23" w:name="_Toc526864912"/>
+      <w:bookmarkStart w:id="21" w:name="_Toc526864912"/>
+      <w:bookmarkStart w:id="22" w:name="_Toc4637"/>
+      <w:bookmarkStart w:id="23" w:name="_Toc4714"/>
       <w:r>
         <w:rPr>
           <w:rFonts w:hint="eastAsia" w:ascii="Times New Roman" w:hAnsi="Times New Roman"/>
@@ -5635,8 +5627,6 @@
         </w:rPr>
         <w:t xml:space="preserve"> </w:t>
       </w:r>
-      <w:bookmarkStart w:id="45" w:name="_GoBack"/>
-      <w:bookmarkEnd w:id="45"/>
       <w:r>
         <w:t>支付宝开放平台沙箱环境开发文档，https://opendocs.alipay.com。</w:t>
       </w:r>
@@ -5685,27 +5675,70 @@
         <w:br w:type="textWrapping"/>
       </w:r>
       <w:r>
-        <w:t xml:space="preserve">   学生信息录入：录入姓名、学号、宿舍号、联系方式、入住时间、缴费状态等。</w:t>
+        <w:t xml:space="preserve">  </w:t>
       </w:r>
       <w:r>
+        <w:rPr>
+          <w:rFonts w:hint="eastAsia" w:ascii="宋体" w:hAnsi="宋体" w:eastAsia="宋体" w:cs="宋体"/>
+          <w:sz w:val="21"/>
+          <w:szCs w:val="21"/>
+        </w:rPr>
+        <w:t xml:space="preserve"> 学生信息录入：录入姓名、学号、宿舍号、联系方式、入住时间、缴费状态等。</w:t>
+      </w:r>
+      <w:r>
+        <w:rPr>
+          <w:rFonts w:hint="eastAsia" w:ascii="宋体" w:hAnsi="宋体" w:eastAsia="宋体" w:cs="宋体"/>
+          <w:sz w:val="21"/>
+          <w:szCs w:val="21"/>
+        </w:rPr>
         <w:br w:type="textWrapping"/>
       </w:r>
       <w:r>
+        <w:rPr>
+          <w:rFonts w:hint="eastAsia" w:ascii="宋体" w:hAnsi="宋体" w:eastAsia="宋体" w:cs="宋体"/>
+          <w:sz w:val="21"/>
+          <w:szCs w:val="21"/>
+        </w:rPr>
         <w:t xml:space="preserve">   学生信息查询：支持按姓名、学号、宿舍号、缴费状态筛选查询。</w:t>
       </w:r>
       <w:r>
+        <w:rPr>
+          <w:rFonts w:hint="eastAsia" w:ascii="宋体" w:hAnsi="宋体" w:eastAsia="宋体" w:cs="宋体"/>
+          <w:sz w:val="21"/>
+          <w:szCs w:val="21"/>
+        </w:rPr>
         <w:br w:type="textWrapping"/>
       </w:r>
       <w:r>
+        <w:rPr>
+          <w:rFonts w:hint="eastAsia" w:ascii="宋体" w:hAnsi="宋体" w:eastAsia="宋体" w:cs="宋体"/>
+          <w:sz w:val="21"/>
+          <w:szCs w:val="21"/>
+        </w:rPr>
         <w:t xml:space="preserve">   学生信息更新：支持修改联系方式、宿舍信息及缴费状态。</w:t>
       </w:r>
       <w:r>
+        <w:rPr>
+          <w:rFonts w:hint="eastAsia" w:ascii="宋体" w:hAnsi="宋体" w:eastAsia="宋体" w:cs="宋体"/>
+          <w:sz w:val="21"/>
+          <w:szCs w:val="21"/>
+        </w:rPr>
         <w:br w:type="textWrapping"/>
       </w:r>
       <w:r>
+        <w:rPr>
+          <w:rFonts w:hint="eastAsia" w:ascii="宋体" w:hAnsi="宋体" w:eastAsia="宋体" w:cs="宋体"/>
+          <w:sz w:val="21"/>
+          <w:szCs w:val="21"/>
+        </w:rPr>
         <w:t xml:space="preserve">   学生信息删除：删除已退宿或毕业学生的记录。</w:t>
       </w:r>
       <w:r>
+        <w:rPr>
+          <w:rFonts w:hint="eastAsia" w:ascii="宋体" w:hAnsi="宋体" w:eastAsia="宋体" w:cs="宋体"/>
+          <w:sz w:val="21"/>
+          <w:szCs w:val="21"/>
+        </w:rPr>
         <w:br w:type="textWrapping"/>
       </w:r>
       <w:r>
@@ -5826,8 +5859,8 @@
           <w:szCs w:val="28"/>
         </w:rPr>
       </w:pPr>
-      <w:bookmarkStart w:id="26" w:name="_Toc13929"/>
-      <w:bookmarkStart w:id="27" w:name="_Toc5864"/>
+      <w:bookmarkStart w:id="26" w:name="_Toc5864"/>
+      <w:bookmarkStart w:id="27" w:name="_Toc13929"/>
       <w:r>
         <w:rPr>
           <w:rFonts w:ascii="Times New Roman" w:hAnsi="Times New Roman"/>
@@ -5913,8 +5946,8 @@
         </w:rPr>
       </w:pPr>
       <w:bookmarkStart w:id="28" w:name="_Toc3002"/>
-      <w:bookmarkStart w:id="29" w:name="_Toc29867"/>
-      <w:bookmarkStart w:id="30" w:name="_Toc8863"/>
+      <w:bookmarkStart w:id="29" w:name="_Toc8863"/>
+      <w:bookmarkStart w:id="30" w:name="_Toc29867"/>
       <w:r>
         <w:rPr>
           <w:rFonts w:hint="eastAsia" w:ascii="Times New Roman" w:hAnsi="Times New Roman"/>
@@ -8427,8 +8460,8 @@
           <w:szCs w:val="28"/>
         </w:rPr>
       </w:pPr>
-      <w:bookmarkStart w:id="33" w:name="_Toc5475"/>
-      <w:bookmarkStart w:id="34" w:name="_Toc10308"/>
+      <w:bookmarkStart w:id="33" w:name="_Toc10308"/>
+      <w:bookmarkStart w:id="34" w:name="_Toc5475"/>
       <w:r>
         <w:rPr>
           <w:rFonts w:hint="eastAsia" w:ascii="Times New Roman" w:hAnsi="Times New Roman"/>
@@ -8466,6 +8499,17 @@
           <w:lang w:eastAsia="zh-CN"/>
         </w:rPr>
       </w:pPr>
+    </w:p>
+    <w:p>
+      <w:pPr>
+        <w:spacing w:line="240" w:lineRule="auto"/>
+        <w:jc w:val="both"/>
+        <w:rPr>
+          <w:rFonts w:hint="eastAsia" w:ascii="Times New Roman" w:hAnsi="Times New Roman" w:eastAsia="宋体"/>
+          <w:caps w:val="0"/>
+          <w:lang w:eastAsia="zh-CN"/>
+        </w:rPr>
+      </w:pPr>
       <w:r>
         <w:rPr>
           <w:rFonts w:hint="eastAsia" w:ascii="Times New Roman" w:hAnsi="Times New Roman" w:eastAsia="宋体"/>
@@ -8474,9 +8518,9 @@
         </w:rPr>
         <w:drawing>
           <wp:inline distT="0" distB="0" distL="114300" distR="114300">
-            <wp:extent cx="1406525" cy="8221980"/>
-            <wp:effectExtent l="0" t="0" r="3175" b="7620"/>
-            <wp:docPr id="5" name="图片 5" descr="usecase_diagram"/>
+            <wp:extent cx="4905375" cy="5524500"/>
+            <wp:effectExtent l="0" t="0" r="9525" b="0"/>
+            <wp:docPr id="9" name="图片 9" descr="用例图1.drawio"/>
             <wp:cNvGraphicFramePr>
               <a:graphicFrameLocks xmlns:a="http://schemas.openxmlformats.org/drawingml/2006/main" noChangeAspect="1"/>
             </wp:cNvGraphicFramePr>
@@ -8484,7 +8528,7 @@
               <a:graphicData uri="http://schemas.openxmlformats.org/drawingml/2006/picture">
                 <pic:pic xmlns:pic="http://schemas.openxmlformats.org/drawingml/2006/picture">
                   <pic:nvPicPr>
-                    <pic:cNvPr id="5" name="图片 5" descr="usecase_diagram"/>
+                    <pic:cNvPr id="9" name="图片 9" descr="用例图1.drawio"/>
                     <pic:cNvPicPr>
                       <a:picLocks noChangeAspect="1"/>
                     </pic:cNvPicPr>
@@ -8498,7 +8542,7 @@
                   <pic:spPr>
                     <a:xfrm>
                       <a:off x="0" y="0"/>
-                      <a:ext cx="1406525" cy="8221980"/>
+                      <a:ext cx="4905375" cy="5524500"/>
                     </a:xfrm>
                     <a:prstGeom prst="rect">
                       <a:avLst/>
@@ -8515,8 +8559,9 @@
       <w:pPr>
         <w:jc w:val="center"/>
         <w:rPr>
-          <w:rFonts w:hint="eastAsia" w:ascii="Times New Roman" w:hAnsi="Times New Roman"/>
+          <w:rFonts w:hint="eastAsia" w:ascii="Times New Roman" w:hAnsi="Times New Roman" w:eastAsia="宋体"/>
           <w:caps w:val="0"/>
+          <w:lang w:val="en-US" w:eastAsia="zh-CN"/>
         </w:rPr>
       </w:pPr>
       <w:r>
@@ -8525,6 +8570,451 @@
           <w:caps w:val="0"/>
         </w:rPr>
         <w:t>图2-1 系统用例图</w:t>
+      </w:r>
+      <w:r>
+        <w:rPr>
+          <w:rFonts w:hint="eastAsia"/>
+          <w:caps w:val="0"/>
+          <w:lang w:val="en-US" w:eastAsia="zh-CN"/>
+        </w:rPr>
+        <w:t>一</w:t>
+      </w:r>
+    </w:p>
+    <w:p>
+      <w:pPr>
+        <w:spacing w:line="240" w:lineRule="auto"/>
+        <w:jc w:val="center"/>
+        <w:rPr>
+          <w:rFonts w:hint="eastAsia" w:ascii="Times New Roman" w:hAnsi="Times New Roman" w:eastAsia="宋体"/>
+          <w:caps w:val="0"/>
+          <w:lang w:eastAsia="zh-CN"/>
+        </w:rPr>
+      </w:pPr>
+      <w:r>
+        <w:rPr>
+          <w:rFonts w:hint="eastAsia" w:ascii="Times New Roman" w:hAnsi="Times New Roman" w:eastAsia="宋体"/>
+          <w:caps w:val="0"/>
+          <w:lang w:eastAsia="zh-CN"/>
+        </w:rPr>
+        <w:drawing>
+          <wp:inline distT="0" distB="0" distL="114300" distR="114300">
+            <wp:extent cx="4225925" cy="4759325"/>
+            <wp:effectExtent l="0" t="0" r="3175" b="3175"/>
+            <wp:docPr id="10" name="图片 10" descr="用例图2.drawio"/>
+            <wp:cNvGraphicFramePr>
+              <a:graphicFrameLocks xmlns:a="http://schemas.openxmlformats.org/drawingml/2006/main" noChangeAspect="1"/>
+            </wp:cNvGraphicFramePr>
+            <a:graphic xmlns:a="http://schemas.openxmlformats.org/drawingml/2006/main">
+              <a:graphicData uri="http://schemas.openxmlformats.org/drawingml/2006/picture">
+                <pic:pic xmlns:pic="http://schemas.openxmlformats.org/drawingml/2006/picture">
+                  <pic:nvPicPr>
+                    <pic:cNvPr id="10" name="图片 10" descr="用例图2.drawio"/>
+                    <pic:cNvPicPr>
+                      <a:picLocks noChangeAspect="1"/>
+                    </pic:cNvPicPr>
+                  </pic:nvPicPr>
+                  <pic:blipFill>
+                    <a:blip r:embed="rId12"/>
+                    <a:stretch>
+                      <a:fillRect/>
+                    </a:stretch>
+                  </pic:blipFill>
+                  <pic:spPr>
+                    <a:xfrm>
+                      <a:off x="0" y="0"/>
+                      <a:ext cx="4225925" cy="4759325"/>
+                    </a:xfrm>
+                    <a:prstGeom prst="rect">
+                      <a:avLst/>
+                    </a:prstGeom>
+                  </pic:spPr>
+                </pic:pic>
+              </a:graphicData>
+            </a:graphic>
+          </wp:inline>
+        </w:drawing>
+      </w:r>
+    </w:p>
+    <w:p>
+      <w:pPr>
+        <w:spacing w:line="240" w:lineRule="auto"/>
+        <w:jc w:val="center"/>
+        <w:rPr>
+          <w:rFonts w:hint="eastAsia" w:ascii="Times New Roman" w:hAnsi="Times New Roman" w:eastAsia="宋体"/>
+          <w:caps w:val="0"/>
+          <w:lang w:eastAsia="zh-CN"/>
+        </w:rPr>
+      </w:pPr>
+    </w:p>
+    <w:p>
+      <w:pPr>
+        <w:jc w:val="center"/>
+        <w:rPr>
+          <w:rFonts w:hint="eastAsia" w:ascii="Times New Roman" w:hAnsi="Times New Roman" w:eastAsia="宋体"/>
+          <w:caps w:val="0"/>
+          <w:lang w:val="en-US" w:eastAsia="zh-CN"/>
+        </w:rPr>
+      </w:pPr>
+      <w:r>
+        <w:rPr>
+          <w:rFonts w:hint="eastAsia" w:ascii="Times New Roman" w:hAnsi="Times New Roman"/>
+          <w:caps w:val="0"/>
+        </w:rPr>
+        <w:t>图2-</w:t>
+      </w:r>
+      <w:r>
+        <w:rPr>
+          <w:rFonts w:hint="eastAsia"/>
+          <w:caps w:val="0"/>
+          <w:lang w:val="en-US" w:eastAsia="zh-CN"/>
+        </w:rPr>
+        <w:t>2</w:t>
+      </w:r>
+      <w:r>
+        <w:rPr>
+          <w:rFonts w:hint="eastAsia" w:ascii="Times New Roman" w:hAnsi="Times New Roman"/>
+          <w:caps w:val="0"/>
+        </w:rPr>
+        <w:t xml:space="preserve"> 系统用例图</w:t>
+      </w:r>
+      <w:r>
+        <w:rPr>
+          <w:rFonts w:hint="eastAsia"/>
+          <w:caps w:val="0"/>
+          <w:lang w:val="en-US" w:eastAsia="zh-CN"/>
+        </w:rPr>
+        <w:t>二</w:t>
+      </w:r>
+    </w:p>
+    <w:p>
+      <w:pPr>
+        <w:spacing w:line="240" w:lineRule="auto"/>
+        <w:jc w:val="center"/>
+        <w:rPr>
+          <w:rFonts w:hint="eastAsia" w:ascii="Times New Roman" w:hAnsi="Times New Roman" w:eastAsia="宋体"/>
+          <w:caps w:val="0"/>
+          <w:lang w:eastAsia="zh-CN"/>
+        </w:rPr>
+      </w:pPr>
+      <w:r>
+        <w:rPr>
+          <w:rFonts w:hint="eastAsia" w:ascii="Times New Roman" w:hAnsi="Times New Roman" w:eastAsia="宋体"/>
+          <w:caps w:val="0"/>
+          <w:lang w:eastAsia="zh-CN"/>
+        </w:rPr>
+        <w:drawing>
+          <wp:inline distT="0" distB="0" distL="114300" distR="114300">
+            <wp:extent cx="4951095" cy="2633345"/>
+            <wp:effectExtent l="0" t="0" r="1905" b="8255"/>
+            <wp:docPr id="11" name="图片 11" descr="用例图3.drawio"/>
+            <wp:cNvGraphicFramePr>
+              <a:graphicFrameLocks xmlns:a="http://schemas.openxmlformats.org/drawingml/2006/main" noChangeAspect="1"/>
+            </wp:cNvGraphicFramePr>
+            <a:graphic xmlns:a="http://schemas.openxmlformats.org/drawingml/2006/main">
+              <a:graphicData uri="http://schemas.openxmlformats.org/drawingml/2006/picture">
+                <pic:pic xmlns:pic="http://schemas.openxmlformats.org/drawingml/2006/picture">
+                  <pic:nvPicPr>
+                    <pic:cNvPr id="11" name="图片 11" descr="用例图3.drawio"/>
+                    <pic:cNvPicPr>
+                      <a:picLocks noChangeAspect="1"/>
+                    </pic:cNvPicPr>
+                  </pic:nvPicPr>
+                  <pic:blipFill>
+                    <a:blip r:embed="rId13"/>
+                    <a:stretch>
+                      <a:fillRect/>
+                    </a:stretch>
+                  </pic:blipFill>
+                  <pic:spPr>
+                    <a:xfrm>
+                      <a:off x="0" y="0"/>
+                      <a:ext cx="4951095" cy="2633345"/>
+                    </a:xfrm>
+                    <a:prstGeom prst="rect">
+                      <a:avLst/>
+                    </a:prstGeom>
+                  </pic:spPr>
+                </pic:pic>
+              </a:graphicData>
+            </a:graphic>
+          </wp:inline>
+        </w:drawing>
+      </w:r>
+    </w:p>
+    <w:p>
+      <w:pPr>
+        <w:spacing w:line="240" w:lineRule="auto"/>
+        <w:jc w:val="center"/>
+        <w:rPr>
+          <w:rFonts w:hint="eastAsia" w:ascii="Times New Roman" w:hAnsi="Times New Roman" w:eastAsia="宋体"/>
+          <w:caps w:val="0"/>
+          <w:lang w:eastAsia="zh-CN"/>
+        </w:rPr>
+      </w:pPr>
+    </w:p>
+    <w:p>
+      <w:pPr>
+        <w:jc w:val="center"/>
+        <w:rPr>
+          <w:rFonts w:hint="eastAsia" w:ascii="Times New Roman" w:hAnsi="Times New Roman" w:eastAsia="宋体"/>
+          <w:caps w:val="0"/>
+          <w:lang w:val="en-US" w:eastAsia="zh-CN"/>
+        </w:rPr>
+      </w:pPr>
+      <w:r>
+        <w:rPr>
+          <w:rFonts w:hint="eastAsia" w:ascii="Times New Roman" w:hAnsi="Times New Roman"/>
+          <w:caps w:val="0"/>
+        </w:rPr>
+        <w:t>图2-</w:t>
+      </w:r>
+      <w:r>
+        <w:rPr>
+          <w:rFonts w:hint="eastAsia"/>
+          <w:caps w:val="0"/>
+          <w:lang w:val="en-US" w:eastAsia="zh-CN"/>
+        </w:rPr>
+        <w:t>3</w:t>
+      </w:r>
+      <w:r>
+        <w:rPr>
+          <w:rFonts w:hint="eastAsia" w:ascii="Times New Roman" w:hAnsi="Times New Roman"/>
+          <w:caps w:val="0"/>
+        </w:rPr>
+        <w:t xml:space="preserve"> 系统用例图</w:t>
+      </w:r>
+      <w:r>
+        <w:rPr>
+          <w:rFonts w:hint="eastAsia"/>
+          <w:caps w:val="0"/>
+          <w:lang w:val="en-US" w:eastAsia="zh-CN"/>
+        </w:rPr>
+        <w:t>三</w:t>
+      </w:r>
+    </w:p>
+    <w:p>
+      <w:pPr>
+        <w:spacing w:line="240" w:lineRule="auto"/>
+        <w:jc w:val="center"/>
+        <w:rPr>
+          <w:rFonts w:hint="eastAsia" w:ascii="Times New Roman" w:hAnsi="Times New Roman" w:eastAsia="宋体"/>
+          <w:caps w:val="0"/>
+          <w:lang w:eastAsia="zh-CN"/>
+        </w:rPr>
+      </w:pPr>
+    </w:p>
+    <w:p>
+      <w:pPr>
+        <w:spacing w:line="240" w:lineRule="auto"/>
+        <w:jc w:val="center"/>
+        <w:rPr>
+          <w:rFonts w:hint="eastAsia" w:ascii="Times New Roman" w:hAnsi="Times New Roman" w:eastAsia="宋体"/>
+          <w:caps w:val="0"/>
+          <w:lang w:eastAsia="zh-CN"/>
+        </w:rPr>
+      </w:pPr>
+      <w:bookmarkStart w:id="45" w:name="_GoBack"/>
+      <w:r>
+        <w:rPr>
+          <w:rFonts w:hint="eastAsia" w:ascii="Times New Roman" w:hAnsi="Times New Roman" w:eastAsia="宋体"/>
+          <w:caps w:val="0"/>
+          <w:lang w:eastAsia="zh-CN"/>
+        </w:rPr>
+        <w:drawing>
+          <wp:inline distT="0" distB="0" distL="114300" distR="114300">
+            <wp:extent cx="5268595" cy="2026285"/>
+            <wp:effectExtent l="0" t="0" r="1905" b="5715"/>
+            <wp:docPr id="12" name="图片 12" descr="用例图4.drawio"/>
+            <wp:cNvGraphicFramePr>
+              <a:graphicFrameLocks xmlns:a="http://schemas.openxmlformats.org/drawingml/2006/main" noChangeAspect="1"/>
+            </wp:cNvGraphicFramePr>
+            <a:graphic xmlns:a="http://schemas.openxmlformats.org/drawingml/2006/main">
+              <a:graphicData uri="http://schemas.openxmlformats.org/drawingml/2006/picture">
+                <pic:pic xmlns:pic="http://schemas.openxmlformats.org/drawingml/2006/picture">
+                  <pic:nvPicPr>
+                    <pic:cNvPr id="12" name="图片 12" descr="用例图4.drawio"/>
+                    <pic:cNvPicPr>
+                      <a:picLocks noChangeAspect="1"/>
+                    </pic:cNvPicPr>
+                  </pic:nvPicPr>
+                  <pic:blipFill>
+                    <a:blip r:embed="rId14"/>
+                    <a:stretch>
+                      <a:fillRect/>
+                    </a:stretch>
+                  </pic:blipFill>
+                  <pic:spPr>
+                    <a:xfrm>
+                      <a:off x="0" y="0"/>
+                      <a:ext cx="5268595" cy="2026285"/>
+                    </a:xfrm>
+                    <a:prstGeom prst="rect">
+                      <a:avLst/>
+                    </a:prstGeom>
+                  </pic:spPr>
+                </pic:pic>
+              </a:graphicData>
+            </a:graphic>
+          </wp:inline>
+        </w:drawing>
+      </w:r>
+      <w:bookmarkEnd w:id="45"/>
+    </w:p>
+    <w:p>
+      <w:pPr>
+        <w:spacing w:line="240" w:lineRule="auto"/>
+        <w:jc w:val="center"/>
+        <w:rPr>
+          <w:rFonts w:hint="eastAsia" w:ascii="Times New Roman" w:hAnsi="Times New Roman" w:eastAsia="宋体"/>
+          <w:caps w:val="0"/>
+          <w:lang w:eastAsia="zh-CN"/>
+        </w:rPr>
+      </w:pPr>
+    </w:p>
+    <w:p>
+      <w:pPr>
+        <w:jc w:val="center"/>
+        <w:rPr>
+          <w:rFonts w:hint="eastAsia" w:ascii="Times New Roman" w:hAnsi="Times New Roman" w:eastAsia="宋体"/>
+          <w:caps w:val="0"/>
+          <w:lang w:val="en-US" w:eastAsia="zh-CN"/>
+        </w:rPr>
+      </w:pPr>
+      <w:r>
+        <w:rPr>
+          <w:rFonts w:hint="eastAsia" w:ascii="Times New Roman" w:hAnsi="Times New Roman"/>
+          <w:caps w:val="0"/>
+        </w:rPr>
+        <w:t>图2-</w:t>
+      </w:r>
+      <w:r>
+        <w:rPr>
+          <w:rFonts w:hint="eastAsia"/>
+          <w:caps w:val="0"/>
+          <w:lang w:val="en-US" w:eastAsia="zh-CN"/>
+        </w:rPr>
+        <w:t>4</w:t>
+      </w:r>
+      <w:r>
+        <w:rPr>
+          <w:rFonts w:hint="eastAsia" w:ascii="Times New Roman" w:hAnsi="Times New Roman"/>
+          <w:caps w:val="0"/>
+        </w:rPr>
+        <w:t xml:space="preserve"> 系统用例图</w:t>
+      </w:r>
+      <w:r>
+        <w:rPr>
+          <w:rFonts w:hint="eastAsia"/>
+          <w:caps w:val="0"/>
+          <w:lang w:val="en-US" w:eastAsia="zh-CN"/>
+        </w:rPr>
+        <w:t>四</w:t>
+      </w:r>
+    </w:p>
+    <w:p>
+      <w:pPr>
+        <w:spacing w:line="240" w:lineRule="auto"/>
+        <w:jc w:val="center"/>
+        <w:rPr>
+          <w:rFonts w:hint="eastAsia" w:ascii="Times New Roman" w:hAnsi="Times New Roman" w:eastAsia="宋体"/>
+          <w:caps w:val="0"/>
+          <w:lang w:eastAsia="zh-CN"/>
+        </w:rPr>
+      </w:pPr>
+      <w:r>
+        <w:rPr>
+          <w:rFonts w:hint="eastAsia" w:ascii="Times New Roman" w:hAnsi="Times New Roman" w:eastAsia="宋体"/>
+          <w:caps w:val="0"/>
+          <w:lang w:eastAsia="zh-CN"/>
+        </w:rPr>
+        <w:drawing>
+          <wp:inline distT="0" distB="0" distL="114300" distR="114300">
+            <wp:extent cx="5268595" cy="2307590"/>
+            <wp:effectExtent l="0" t="0" r="1905" b="3810"/>
+            <wp:docPr id="13" name="图片 13" descr="用例图5.drawio"/>
+            <wp:cNvGraphicFramePr>
+              <a:graphicFrameLocks xmlns:a="http://schemas.openxmlformats.org/drawingml/2006/main" noChangeAspect="1"/>
+            </wp:cNvGraphicFramePr>
+            <a:graphic xmlns:a="http://schemas.openxmlformats.org/drawingml/2006/main">
+              <a:graphicData uri="http://schemas.openxmlformats.org/drawingml/2006/picture">
+                <pic:pic xmlns:pic="http://schemas.openxmlformats.org/drawingml/2006/picture">
+                  <pic:nvPicPr>
+                    <pic:cNvPr id="13" name="图片 13" descr="用例图5.drawio"/>
+                    <pic:cNvPicPr>
+                      <a:picLocks noChangeAspect="1"/>
+                    </pic:cNvPicPr>
+                  </pic:nvPicPr>
+                  <pic:blipFill>
+                    <a:blip r:embed="rId15"/>
+                    <a:stretch>
+                      <a:fillRect/>
+                    </a:stretch>
+                  </pic:blipFill>
+                  <pic:spPr>
+                    <a:xfrm>
+                      <a:off x="0" y="0"/>
+                      <a:ext cx="5268595" cy="2307590"/>
+                    </a:xfrm>
+                    <a:prstGeom prst="rect">
+                      <a:avLst/>
+                    </a:prstGeom>
+                  </pic:spPr>
+                </pic:pic>
+              </a:graphicData>
+            </a:graphic>
+          </wp:inline>
+        </w:drawing>
+      </w:r>
+    </w:p>
+    <w:p>
+      <w:pPr>
+        <w:spacing w:line="240" w:lineRule="auto"/>
+        <w:jc w:val="center"/>
+        <w:rPr>
+          <w:rFonts w:hint="eastAsia" w:ascii="Times New Roman" w:hAnsi="Times New Roman" w:eastAsia="宋体"/>
+          <w:caps w:val="0"/>
+          <w:lang w:eastAsia="zh-CN"/>
+        </w:rPr>
+      </w:pPr>
+    </w:p>
+    <w:p>
+      <w:pPr>
+        <w:jc w:val="center"/>
+        <w:rPr>
+          <w:rFonts w:hint="eastAsia" w:ascii="Times New Roman" w:hAnsi="Times New Roman" w:eastAsia="宋体"/>
+          <w:caps w:val="0"/>
+          <w:lang w:val="en-US" w:eastAsia="zh-CN"/>
+        </w:rPr>
+      </w:pPr>
+      <w:r>
+        <w:rPr>
+          <w:rFonts w:hint="eastAsia" w:ascii="Times New Roman" w:hAnsi="Times New Roman"/>
+          <w:caps w:val="0"/>
+        </w:rPr>
+        <w:t>图2-</w:t>
+      </w:r>
+      <w:r>
+        <w:rPr>
+          <w:rFonts w:hint="eastAsia"/>
+          <w:caps w:val="0"/>
+          <w:lang w:val="en-US" w:eastAsia="zh-CN"/>
+        </w:rPr>
+        <w:t>5</w:t>
+      </w:r>
+      <w:r>
+        <w:rPr>
+          <w:rFonts w:hint="eastAsia" w:ascii="Times New Roman" w:hAnsi="Times New Roman"/>
+          <w:caps w:val="0"/>
+        </w:rPr>
+        <w:t xml:space="preserve"> 系统用例图</w:t>
+      </w:r>
+      <w:r>
+        <w:rPr>
+          <w:rFonts w:hint="eastAsia"/>
+          <w:caps w:val="0"/>
+          <w:lang w:val="en-US" w:eastAsia="zh-CN"/>
+        </w:rPr>
+        <w:t>五</w:t>
       </w:r>
     </w:p>
     <w:p>
@@ -8550,8 +9040,8 @@
           <w:szCs w:val="28"/>
         </w:rPr>
       </w:pPr>
-      <w:bookmarkStart w:id="35" w:name="_Toc26151"/>
-      <w:bookmarkStart w:id="36" w:name="_Toc21803"/>
+      <w:bookmarkStart w:id="35" w:name="_Toc21803"/>
+      <w:bookmarkStart w:id="36" w:name="_Toc26151"/>
       <w:r>
         <w:rPr>
           <w:rFonts w:hint="eastAsia" w:ascii="Times New Roman" w:hAnsi="Times New Roman"/>
@@ -11482,22 +11972,9 @@
     </w:tbl>
     <w:p>
       <w:pPr>
-        <w:rPr>
-          <w:rFonts w:hint="eastAsia" w:ascii="Times New Roman" w:hAnsi="Times New Roman"/>
-          <w:caps w:val="0"/>
-        </w:rPr>
-      </w:pPr>
-    </w:p>
-    <w:p>
-      <w:pPr>
         <w:pStyle w:val="4"/>
       </w:pPr>
       <w:bookmarkStart w:id="39" w:name="_Toc32600"/>
-    </w:p>
-    <w:p>
-      <w:pPr>
-        <w:pStyle w:val="4"/>
-      </w:pPr>
       <w:r>
         <w:t>2.3.3 UC03更新学生信息用例</w:t>
       </w:r>
